--- a/Roguelike-engine-whith-mod-compability.docx
+++ b/Roguelike-engine-whith-mod-compability.docx
@@ -45,7 +45,6 @@
           <w:szCs w:val="40"/>
         </w:rPr>
       </w:pPr>
-      <w:proofErr w:type="spellStart"/>
       <w:r>
         <w:rPr>
           <w:rFonts w:ascii="Times New Roman" w:hAnsi="Times New Roman" w:cs="Times New Roman"/>
@@ -53,29 +52,8 @@
           <w:sz w:val="40"/>
           <w:szCs w:val="40"/>
         </w:rPr>
-        <w:t>Roguelike</w:t>
+        <w:t>Roguelike-движок с поддержкой модов</w:t>
       </w:r>
-      <w:proofErr w:type="spellEnd"/>
-      <w:r>
-        <w:rPr>
-          <w:rFonts w:ascii="Times New Roman" w:hAnsi="Times New Roman" w:cs="Times New Roman"/>
-          <w:b/>
-          <w:sz w:val="40"/>
-          <w:szCs w:val="40"/>
-        </w:rPr>
-        <w:t xml:space="preserve">-движок с поддержкой </w:t>
-      </w:r>
-      <w:proofErr w:type="spellStart"/>
-      <w:r>
-        <w:rPr>
-          <w:rFonts w:ascii="Times New Roman" w:hAnsi="Times New Roman" w:cs="Times New Roman"/>
-          <w:b/>
-          <w:sz w:val="40"/>
-          <w:szCs w:val="40"/>
-        </w:rPr>
-        <w:t>модов</w:t>
-      </w:r>
-      <w:proofErr w:type="spellEnd"/>
     </w:p>
     <w:p>
       <w:pPr>
@@ -299,7 +277,6 @@
           <w:szCs w:val="28"/>
         </w:rPr>
       </w:pPr>
-      <w:proofErr w:type="spellStart"/>
       <w:r>
         <w:rPr>
           <w:rFonts w:ascii="Times New Roman" w:hAnsi="Times New Roman" w:cs="Times New Roman"/>
@@ -307,37 +284,7 @@
           <w:sz w:val="28"/>
           <w:szCs w:val="28"/>
         </w:rPr>
-        <w:t>Беюсов</w:t>
-      </w:r>
-      <w:proofErr w:type="spellEnd"/>
-      <w:r>
-        <w:rPr>
-          <w:rFonts w:ascii="Times New Roman" w:hAnsi="Times New Roman" w:cs="Times New Roman"/>
-          <w:spacing w:val="-11"/>
-          <w:sz w:val="28"/>
-          <w:szCs w:val="28"/>
-        </w:rPr>
-        <w:t xml:space="preserve"> </w:t>
-      </w:r>
-      <w:proofErr w:type="spellStart"/>
-      <w:r>
-        <w:rPr>
-          <w:rFonts w:ascii="Times New Roman" w:hAnsi="Times New Roman" w:cs="Times New Roman"/>
-          <w:spacing w:val="-11"/>
-          <w:sz w:val="28"/>
-          <w:szCs w:val="28"/>
-        </w:rPr>
-        <w:t>Арслан</w:t>
-      </w:r>
-      <w:proofErr w:type="spellEnd"/>
-      <w:r>
-        <w:rPr>
-          <w:rFonts w:ascii="Times New Roman" w:hAnsi="Times New Roman" w:cs="Times New Roman"/>
-          <w:spacing w:val="-11"/>
-          <w:sz w:val="28"/>
-          <w:szCs w:val="28"/>
-        </w:rPr>
-        <w:t xml:space="preserve"> Тимурович</w:t>
+        <w:t>Беюсов Арслан Тимурович</w:t>
       </w:r>
     </w:p>
     <w:p>
@@ -389,7 +336,6 @@
         </w:rPr>
         <w:t xml:space="preserve"> </w:t>
       </w:r>
-      <w:proofErr w:type="spellStart"/>
       <w:r>
         <w:rPr>
           <w:rFonts w:ascii="Times New Roman" w:hAnsi="Times New Roman" w:cs="Times New Roman"/>
@@ -397,21 +343,18 @@
           <w:sz w:val="28"/>
           <w:szCs w:val="28"/>
         </w:rPr>
-        <w:t>Афонин</w:t>
-      </w:r>
-      <w:proofErr w:type="spellEnd"/>
-      <w:r>
-        <w:rPr>
-          <w:rFonts w:ascii="Times New Roman" w:hAnsi="Times New Roman" w:cs="Times New Roman"/>
-          <w:spacing w:val="-11"/>
-          <w:sz w:val="28"/>
-          <w:szCs w:val="28"/>
-        </w:rPr>
-        <w:t xml:space="preserve"> Сергей Александрович</w:t>
+        <w:t>Афонин Сергей Александрович</w:t>
       </w:r>
     </w:p>
     <w:sdt>
       <w:sdtPr>
+        <w:rPr>
+          <w:rFonts w:asciiTheme="minorHAnsi" w:eastAsiaTheme="minorHAnsi" w:hAnsiTheme="minorHAnsi" w:cstheme="minorBidi"/>
+          <w:color w:val="auto"/>
+          <w:sz w:val="22"/>
+          <w:szCs w:val="22"/>
+          <w:lang w:eastAsia="en-US"/>
+        </w:rPr>
         <w:id w:val="-2044742260"/>
         <w:docPartObj>
           <w:docPartGallery w:val="Table of Contents"/>
@@ -420,13 +363,8 @@
       </w:sdtPr>
       <w:sdtEndPr>
         <w:rPr>
-          <w:rFonts w:asciiTheme="minorHAnsi" w:eastAsiaTheme="minorHAnsi" w:hAnsiTheme="minorHAnsi" w:cstheme="minorBidi"/>
           <w:b/>
           <w:bCs/>
-          <w:color w:val="auto"/>
-          <w:sz w:val="22"/>
-          <w:szCs w:val="22"/>
-          <w:lang w:eastAsia="en-US"/>
         </w:rPr>
       </w:sdtEndPr>
       <w:sdtContent>
@@ -470,7 +408,7 @@
           <w:r>
             <w:fldChar w:fldCharType="separate"/>
           </w:r>
-          <w:hyperlink w:anchor="_Toc243839740" w:history="1">
+          <w:hyperlink w:anchor="_Toc243842760" w:history="1">
             <w:r>
               <w:rPr>
                 <w:rStyle w:val="ab"/>
@@ -516,7 +454,7 @@
                 <w:noProof/>
                 <w:webHidden/>
               </w:rPr>
-              <w:instrText xml:space="preserve"> PAGEREF _Toc243839740 \h </w:instrText>
+              <w:instrText xml:space="preserve"> PAGEREF _Toc243842760 \h </w:instrText>
             </w:r>
             <w:r>
               <w:rPr>
@@ -560,7 +498,7 @@
               <w:lang w:eastAsia="ru-RU"/>
             </w:rPr>
           </w:pPr>
-          <w:hyperlink w:anchor="_Toc243839741" w:history="1">
+          <w:hyperlink w:anchor="_Toc243842761" w:history="1">
             <w:r>
               <w:rPr>
                 <w:rStyle w:val="ab"/>
@@ -606,7 +544,7 @@
                 <w:noProof/>
                 <w:webHidden/>
               </w:rPr>
-              <w:instrText xml:space="preserve"> PAGEREF _Toc243839741 \h </w:instrText>
+              <w:instrText xml:space="preserve"> PAGEREF _Toc243842761 \h </w:instrText>
             </w:r>
             <w:r>
               <w:rPr>
@@ -650,7 +588,7 @@
               <w:lang w:eastAsia="ru-RU"/>
             </w:rPr>
           </w:pPr>
-          <w:hyperlink w:anchor="_Toc243839742" w:history="1">
+          <w:hyperlink w:anchor="_Toc243842762" w:history="1">
             <w:r>
               <w:rPr>
                 <w:rStyle w:val="ab"/>
@@ -696,7 +634,7 @@
                 <w:noProof/>
                 <w:webHidden/>
               </w:rPr>
-              <w:instrText xml:space="preserve"> PAGEREF _Toc243839742 \h </w:instrText>
+              <w:instrText xml:space="preserve"> PAGEREF _Toc243842762 \h </w:instrText>
             </w:r>
             <w:r>
               <w:rPr>
@@ -740,7 +678,7 @@
               <w:lang w:eastAsia="ru-RU"/>
             </w:rPr>
           </w:pPr>
-          <w:hyperlink w:anchor="_Toc243839743" w:history="1">
+          <w:hyperlink w:anchor="_Toc243842763" w:history="1">
             <w:r>
               <w:rPr>
                 <w:rStyle w:val="ab"/>
@@ -786,7 +724,7 @@
                 <w:noProof/>
                 <w:webHidden/>
               </w:rPr>
-              <w:instrText xml:space="preserve"> PAGEREF _Toc243839743 \h </w:instrText>
+              <w:instrText xml:space="preserve"> PAGEREF _Toc243842763 \h </w:instrText>
             </w:r>
             <w:r>
               <w:rPr>
@@ -830,7 +768,7 @@
               <w:lang w:eastAsia="ru-RU"/>
             </w:rPr>
           </w:pPr>
-          <w:hyperlink w:anchor="_Toc243839744" w:history="1">
+          <w:hyperlink w:anchor="_Toc243842764" w:history="1">
             <w:r>
               <w:rPr>
                 <w:rStyle w:val="ab"/>
@@ -876,7 +814,7 @@
                 <w:noProof/>
                 <w:webHidden/>
               </w:rPr>
-              <w:instrText xml:space="preserve"> PAGEREF _Toc243839744 \h </w:instrText>
+              <w:instrText xml:space="preserve"> PAGEREF _Toc243842764 \h </w:instrText>
             </w:r>
             <w:r>
               <w:rPr>
@@ -896,7 +834,7 @@
                 <w:noProof/>
                 <w:webHidden/>
               </w:rPr>
-              <w:t>4</w:t>
+              <w:t>5</w:t>
             </w:r>
             <w:r>
               <w:rPr>
@@ -920,7 +858,7 @@
               <w:lang w:eastAsia="ru-RU"/>
             </w:rPr>
           </w:pPr>
-          <w:hyperlink w:anchor="_Toc243839745" w:history="1">
+          <w:hyperlink w:anchor="_Toc243842765" w:history="1">
             <w:r>
               <w:rPr>
                 <w:rStyle w:val="ab"/>
@@ -966,7 +904,7 @@
                 <w:noProof/>
                 <w:webHidden/>
               </w:rPr>
-              <w:instrText xml:space="preserve"> PAGEREF _Toc243839745 \h </w:instrText>
+              <w:instrText xml:space="preserve"> PAGEREF _Toc243842765 \h </w:instrText>
             </w:r>
             <w:r>
               <w:rPr>
@@ -986,7 +924,7 @@
                 <w:noProof/>
                 <w:webHidden/>
               </w:rPr>
-              <w:t>4</w:t>
+              <w:t>5</w:t>
             </w:r>
             <w:r>
               <w:rPr>
@@ -1010,7 +948,7 @@
               <w:lang w:eastAsia="ru-RU"/>
             </w:rPr>
           </w:pPr>
-          <w:hyperlink w:anchor="_Toc243839746" w:history="1">
+          <w:hyperlink w:anchor="_Toc243842766" w:history="1">
             <w:r>
               <w:rPr>
                 <w:rStyle w:val="ab"/>
@@ -1056,7 +994,7 @@
                 <w:noProof/>
                 <w:webHidden/>
               </w:rPr>
-              <w:instrText xml:space="preserve"> PAGEREF _Toc243839746 \h </w:instrText>
+              <w:instrText xml:space="preserve"> PAGEREF _Toc243842766 \h </w:instrText>
             </w:r>
             <w:r>
               <w:rPr>
@@ -1100,7 +1038,7 @@
               <w:lang w:eastAsia="ru-RU"/>
             </w:rPr>
           </w:pPr>
-          <w:hyperlink w:anchor="_Toc243839747" w:history="1">
+          <w:hyperlink w:anchor="_Toc243842767" w:history="1">
             <w:r>
               <w:rPr>
                 <w:rStyle w:val="ab"/>
@@ -1146,7 +1084,7 @@
                 <w:noProof/>
                 <w:webHidden/>
               </w:rPr>
-              <w:instrText xml:space="preserve"> PAGEREF _Toc243839747 \h </w:instrText>
+              <w:instrText xml:space="preserve"> PAGEREF _Toc243842767 \h </w:instrText>
             </w:r>
             <w:r>
               <w:rPr>
@@ -1190,7 +1128,7 @@
               <w:lang w:eastAsia="ru-RU"/>
             </w:rPr>
           </w:pPr>
-          <w:hyperlink w:anchor="_Toc243839748" w:history="1">
+          <w:hyperlink w:anchor="_Toc243842768" w:history="1">
             <w:r>
               <w:rPr>
                 <w:rStyle w:val="ab"/>
@@ -1236,7 +1174,7 @@
                 <w:noProof/>
                 <w:webHidden/>
               </w:rPr>
-              <w:instrText xml:space="preserve"> PAGEREF _Toc243839748 \h </w:instrText>
+              <w:instrText xml:space="preserve"> PAGEREF _Toc243842768 \h </w:instrText>
             </w:r>
             <w:r>
               <w:rPr>
@@ -1256,7 +1194,7 @@
                 <w:noProof/>
                 <w:webHidden/>
               </w:rPr>
-              <w:t>6</w:t>
+              <w:t>7</w:t>
             </w:r>
             <w:r>
               <w:rPr>
@@ -1280,7 +1218,7 @@
               <w:lang w:eastAsia="ru-RU"/>
             </w:rPr>
           </w:pPr>
-          <w:hyperlink w:anchor="_Toc243839749" w:history="1">
+          <w:hyperlink w:anchor="_Toc243842769" w:history="1">
             <w:r>
               <w:rPr>
                 <w:rStyle w:val="ab"/>
@@ -1326,7 +1264,7 @@
                 <w:noProof/>
                 <w:webHidden/>
               </w:rPr>
-              <w:instrText xml:space="preserve"> PAGEREF _Toc243839749 \h </w:instrText>
+              <w:instrText xml:space="preserve"> PAGEREF _Toc243842769 \h </w:instrText>
             </w:r>
             <w:r>
               <w:rPr>
@@ -1346,7 +1284,7 @@
                 <w:noProof/>
                 <w:webHidden/>
               </w:rPr>
-              <w:t>6</w:t>
+              <w:t>7</w:t>
             </w:r>
             <w:r>
               <w:rPr>
@@ -1370,7 +1308,7 @@
               <w:lang w:eastAsia="ru-RU"/>
             </w:rPr>
           </w:pPr>
-          <w:hyperlink w:anchor="_Toc243839750" w:history="1">
+          <w:hyperlink w:anchor="_Toc243842770" w:history="1">
             <w:r>
               <w:rPr>
                 <w:rStyle w:val="ab"/>
@@ -1416,7 +1354,7 @@
                 <w:noProof/>
                 <w:webHidden/>
               </w:rPr>
-              <w:instrText xml:space="preserve"> PAGEREF _Toc243839750 \h </w:instrText>
+              <w:instrText xml:space="preserve"> PAGEREF _Toc243842770 \h </w:instrText>
             </w:r>
             <w:r>
               <w:rPr>
@@ -1436,7 +1374,7 @@
                 <w:noProof/>
                 <w:webHidden/>
               </w:rPr>
-              <w:t>6</w:t>
+              <w:t>7</w:t>
             </w:r>
             <w:r>
               <w:rPr>
@@ -1460,7 +1398,7 @@
               <w:lang w:eastAsia="ru-RU"/>
             </w:rPr>
           </w:pPr>
-          <w:hyperlink w:anchor="_Toc243839751" w:history="1">
+          <w:hyperlink w:anchor="_Toc243842771" w:history="1">
             <w:r>
               <w:rPr>
                 <w:rStyle w:val="ab"/>
@@ -1506,7 +1444,7 @@
                 <w:noProof/>
                 <w:webHidden/>
               </w:rPr>
-              <w:instrText xml:space="preserve"> PAGEREF _Toc243839751 \h </w:instrText>
+              <w:instrText xml:space="preserve"> PAGEREF _Toc243842771 \h </w:instrText>
             </w:r>
             <w:r>
               <w:rPr>
@@ -1526,7 +1464,7 @@
                 <w:noProof/>
                 <w:webHidden/>
               </w:rPr>
-              <w:t>7</w:t>
+              <w:t>8</w:t>
             </w:r>
             <w:r>
               <w:rPr>
@@ -1550,7 +1488,7 @@
               <w:lang w:eastAsia="ru-RU"/>
             </w:rPr>
           </w:pPr>
-          <w:hyperlink w:anchor="_Toc243839752" w:history="1">
+          <w:hyperlink w:anchor="_Toc243842772" w:history="1">
             <w:r>
               <w:rPr>
                 <w:rStyle w:val="ab"/>
@@ -1596,7 +1534,7 @@
                 <w:noProof/>
                 <w:webHidden/>
               </w:rPr>
-              <w:instrText xml:space="preserve"> PAGEREF _Toc243839752 \h </w:instrText>
+              <w:instrText xml:space="preserve"> PAGEREF _Toc243842772 \h </w:instrText>
             </w:r>
             <w:r>
               <w:rPr>
@@ -1616,7 +1554,7 @@
                 <w:noProof/>
                 <w:webHidden/>
               </w:rPr>
-              <w:t>9</w:t>
+              <w:t>10</w:t>
             </w:r>
             <w:r>
               <w:rPr>
@@ -1640,7 +1578,7 @@
               <w:lang w:eastAsia="ru-RU"/>
             </w:rPr>
           </w:pPr>
-          <w:hyperlink w:anchor="_Toc243839753" w:history="1">
+          <w:hyperlink w:anchor="_Toc243842773" w:history="1">
             <w:r>
               <w:rPr>
                 <w:rStyle w:val="ab"/>
@@ -1686,7 +1624,7 @@
                 <w:noProof/>
                 <w:webHidden/>
               </w:rPr>
-              <w:instrText xml:space="preserve"> PAGEREF _Toc243839753 \h </w:instrText>
+              <w:instrText xml:space="preserve"> PAGEREF _Toc243842773 \h </w:instrText>
             </w:r>
             <w:r>
               <w:rPr>
@@ -1706,7 +1644,7 @@
                 <w:noProof/>
                 <w:webHidden/>
               </w:rPr>
-              <w:t>10</w:t>
+              <w:t>11</w:t>
             </w:r>
             <w:r>
               <w:rPr>
@@ -1730,7 +1668,7 @@
               <w:lang w:eastAsia="ru-RU"/>
             </w:rPr>
           </w:pPr>
-          <w:hyperlink w:anchor="_Toc243839754" w:history="1">
+          <w:hyperlink w:anchor="_Toc243842774" w:history="1">
             <w:r>
               <w:rPr>
                 <w:rStyle w:val="ab"/>
@@ -1776,7 +1714,7 @@
                 <w:noProof/>
                 <w:webHidden/>
               </w:rPr>
-              <w:instrText xml:space="preserve"> PAGEREF _Toc243839754 \h </w:instrText>
+              <w:instrText xml:space="preserve"> PAGEREF _Toc243842774 \h </w:instrText>
             </w:r>
             <w:r>
               <w:rPr>
@@ -1820,7 +1758,7 @@
               <w:lang w:eastAsia="ru-RU"/>
             </w:rPr>
           </w:pPr>
-          <w:hyperlink w:anchor="_Toc243839755" w:history="1">
+          <w:hyperlink w:anchor="_Toc243842775" w:history="1">
             <w:r>
               <w:rPr>
                 <w:rStyle w:val="ab"/>
@@ -1866,7 +1804,7 @@
                 <w:noProof/>
                 <w:webHidden/>
               </w:rPr>
-              <w:instrText xml:space="preserve"> PAGEREF _Toc243839755 \h </w:instrText>
+              <w:instrText xml:space="preserve"> PAGEREF _Toc243842775 \h </w:instrText>
             </w:r>
             <w:r>
               <w:rPr>
@@ -1886,7 +1824,7 @@
                 <w:noProof/>
                 <w:webHidden/>
               </w:rPr>
-              <w:t>13</w:t>
+              <w:t>14</w:t>
             </w:r>
             <w:r>
               <w:rPr>
@@ -1910,7 +1848,7 @@
               <w:lang w:eastAsia="ru-RU"/>
             </w:rPr>
           </w:pPr>
-          <w:hyperlink w:anchor="_Toc243839756" w:history="1">
+          <w:hyperlink w:anchor="_Toc243842776" w:history="1">
             <w:r>
               <w:rPr>
                 <w:rStyle w:val="ab"/>
@@ -1956,7 +1894,7 @@
                 <w:noProof/>
                 <w:webHidden/>
               </w:rPr>
-              <w:instrText xml:space="preserve"> PAGEREF _Toc243839756 \h </w:instrText>
+              <w:instrText xml:space="preserve"> PAGEREF _Toc243842776 \h </w:instrText>
             </w:r>
             <w:r>
               <w:rPr>
@@ -1976,7 +1914,7 @@
                 <w:noProof/>
                 <w:webHidden/>
               </w:rPr>
-              <w:t>13</w:t>
+              <w:t>14</w:t>
             </w:r>
             <w:r>
               <w:rPr>
@@ -2000,7 +1938,7 @@
               <w:lang w:eastAsia="ru-RU"/>
             </w:rPr>
           </w:pPr>
-          <w:hyperlink w:anchor="_Toc243839757" w:history="1">
+          <w:hyperlink w:anchor="_Toc243842777" w:history="1">
             <w:r>
               <w:rPr>
                 <w:rStyle w:val="ab"/>
@@ -2046,7 +1984,7 @@
                 <w:noProof/>
                 <w:webHidden/>
               </w:rPr>
-              <w:instrText xml:space="preserve"> PAGEREF _Toc243839757 \h </w:instrText>
+              <w:instrText xml:space="preserve"> PAGEREF _Toc243842777 \h </w:instrText>
             </w:r>
             <w:r>
               <w:rPr>
@@ -2090,7 +2028,7 @@
               <w:lang w:eastAsia="ru-RU"/>
             </w:rPr>
           </w:pPr>
-          <w:hyperlink w:anchor="_Toc243839758" w:history="1">
+          <w:hyperlink w:anchor="_Toc243842778" w:history="1">
             <w:r>
               <w:rPr>
                 <w:rStyle w:val="ab"/>
@@ -2136,7 +2074,7 @@
                 <w:noProof/>
                 <w:webHidden/>
               </w:rPr>
-              <w:instrText xml:space="preserve"> PAGEREF _Toc243839758 \h </w:instrText>
+              <w:instrText xml:space="preserve"> PAGEREF _Toc243842778 \h </w:instrText>
             </w:r>
             <w:r>
               <w:rPr>
@@ -2199,6 +2137,8 @@
         </w:rPr>
         <w:br w:type="page"/>
       </w:r>
+      <w:bookmarkStart w:id="0" w:name="_GoBack"/>
+      <w:bookmarkEnd w:id="0"/>
     </w:p>
     <w:p>
       <w:pPr>
@@ -2212,7 +2152,7 @@
           <w:szCs w:val="36"/>
         </w:rPr>
       </w:pPr>
-      <w:bookmarkStart w:id="0" w:name="_Toc243839740"/>
+      <w:bookmarkStart w:id="1" w:name="_Toc243842760"/>
       <w:r>
         <w:rPr>
           <w:rFonts w:ascii="Times New Roman" w:hAnsi="Times New Roman" w:cs="Times New Roman"/>
@@ -2235,7 +2175,7 @@
         <w:tab/>
         <w:t>Введение</w:t>
       </w:r>
-      <w:bookmarkEnd w:id="0"/>
+      <w:bookmarkEnd w:id="1"/>
     </w:p>
     <w:p>
       <w:pPr>
@@ -2249,7 +2189,7 @@
           <w:szCs w:val="28"/>
         </w:rPr>
       </w:pPr>
-      <w:bookmarkStart w:id="1" w:name="_Toc243839741"/>
+      <w:bookmarkStart w:id="2" w:name="_Toc243842761"/>
       <w:r>
         <w:rPr>
           <w:rFonts w:ascii="Times New Roman" w:hAnsi="Times New Roman" w:cs="Times New Roman"/>
@@ -2271,7 +2211,7 @@
         <w:tab/>
         <w:t>Цель</w:t>
       </w:r>
-      <w:bookmarkEnd w:id="1"/>
+      <w:bookmarkEnd w:id="2"/>
     </w:p>
     <w:p>
       <w:pPr>
@@ -2290,7 +2230,7 @@
           <w:sz w:val="28"/>
           <w:szCs w:val="28"/>
         </w:rPr>
-        <w:t>Настоящий документ -</w:t>
+        <w:t xml:space="preserve">Данный докумет – спецификация </w:t>
       </w:r>
       <w:r>
         <w:rPr>
@@ -2299,29 +2239,28 @@
           <w:sz w:val="28"/>
           <w:szCs w:val="28"/>
         </w:rPr>
-        <w:t xml:space="preserve"> спецификация требований к программному обеспечению (SRS) проекта «</w:t>
+        <w:t xml:space="preserve">требований к программному обеспечению </w:t>
       </w:r>
-      <w:proofErr w:type="spellStart"/>
       <w:r>
         <w:rPr>
           <w:rFonts w:ascii="Times New Roman" w:hAnsi="Times New Roman" w:cs="Times New Roman"/>
           <w:spacing w:val="-11"/>
           <w:sz w:val="28"/>
           <w:szCs w:val="28"/>
-        </w:rPr>
-        <w:t>Roguelike</w:t>
+          <w:lang w:val="en-US"/>
+        </w:rPr>
+        <w:t>(SRS</w:t>
       </w:r>
-      <w:proofErr w:type="spellEnd"/>
       <w:r>
         <w:rPr>
           <w:rFonts w:ascii="Times New Roman" w:hAnsi="Times New Roman" w:cs="Times New Roman"/>
           <w:spacing w:val="-11"/>
           <w:sz w:val="28"/>
           <w:szCs w:val="28"/>
-        </w:rPr>
-        <w:t xml:space="preserve">-движок с поддержкой </w:t>
+          <w:lang w:val="en-US"/>
+        </w:rPr>
+        <w:t xml:space="preserve">) </w:t>
       </w:r>
-      <w:proofErr w:type="spellStart"/>
       <w:r>
         <w:rPr>
           <w:rFonts w:ascii="Times New Roman" w:hAnsi="Times New Roman" w:cs="Times New Roman"/>
@@ -2329,19 +2268,18 @@
           <w:sz w:val="28"/>
           <w:szCs w:val="28"/>
         </w:rPr>
-        <w:t>модов</w:t>
+        <w:t>проекта</w:t>
       </w:r>
-      <w:proofErr w:type="spellEnd"/>
       <w:r>
         <w:rPr>
           <w:rFonts w:ascii="Times New Roman" w:hAnsi="Times New Roman" w:cs="Times New Roman"/>
           <w:spacing w:val="-11"/>
           <w:sz w:val="28"/>
           <w:szCs w:val="28"/>
-        </w:rPr>
-        <w:t xml:space="preserve">». Документ формализует результаты сбора требований, описывает назначение, границы и поведение системы и служит основой для проектирования, реализации и приёмки продукта. Документ предназначен для разработчиков, преподавателя (заказчика проекта) и авторов </w:t>
+          <w:lang w:val="en-US"/>
+        </w:rPr>
+        <w:t xml:space="preserve"> «Roguelike-</w:t>
       </w:r>
-      <w:proofErr w:type="spellStart"/>
       <w:r>
         <w:rPr>
           <w:rFonts w:ascii="Times New Roman" w:hAnsi="Times New Roman" w:cs="Times New Roman"/>
@@ -2349,17 +2287,137 @@
           <w:sz w:val="28"/>
           <w:szCs w:val="28"/>
         </w:rPr>
-        <w:t>модов</w:t>
+        <w:t>движок</w:t>
       </w:r>
-      <w:proofErr w:type="spellEnd"/>
       <w:r>
         <w:rPr>
           <w:rFonts w:ascii="Times New Roman" w:hAnsi="Times New Roman" w:cs="Times New Roman"/>
           <w:spacing w:val="-11"/>
           <w:sz w:val="28"/>
           <w:szCs w:val="28"/>
-        </w:rPr>
-        <w:t>.</w:t>
+          <w:lang w:val="en-US"/>
+        </w:rPr>
+        <w:t xml:space="preserve"> </w:t>
+      </w:r>
+      <w:r>
+        <w:rPr>
+          <w:rFonts w:ascii="Times New Roman" w:hAnsi="Times New Roman" w:cs="Times New Roman"/>
+          <w:spacing w:val="-11"/>
+          <w:sz w:val="28"/>
+          <w:szCs w:val="28"/>
+        </w:rPr>
+        <w:t>с</w:t>
+      </w:r>
+      <w:r>
+        <w:rPr>
+          <w:rFonts w:ascii="Times New Roman" w:hAnsi="Times New Roman" w:cs="Times New Roman"/>
+          <w:spacing w:val="-11"/>
+          <w:sz w:val="28"/>
+          <w:szCs w:val="28"/>
+          <w:lang w:val="en-US"/>
+        </w:rPr>
+        <w:t xml:space="preserve"> </w:t>
+      </w:r>
+      <w:r>
+        <w:rPr>
+          <w:rFonts w:ascii="Times New Roman" w:hAnsi="Times New Roman" w:cs="Times New Roman"/>
+          <w:spacing w:val="-11"/>
+          <w:sz w:val="28"/>
+          <w:szCs w:val="28"/>
+        </w:rPr>
+        <w:t>поддержкой</w:t>
+      </w:r>
+      <w:r>
+        <w:rPr>
+          <w:rFonts w:ascii="Times New Roman" w:hAnsi="Times New Roman" w:cs="Times New Roman"/>
+          <w:spacing w:val="-11"/>
+          <w:sz w:val="28"/>
+          <w:szCs w:val="28"/>
+          <w:lang w:val="en-US"/>
+        </w:rPr>
+        <w:t xml:space="preserve"> </w:t>
+      </w:r>
+      <w:r>
+        <w:rPr>
+          <w:rFonts w:ascii="Times New Roman" w:hAnsi="Times New Roman" w:cs="Times New Roman"/>
+          <w:spacing w:val="-11"/>
+          <w:sz w:val="28"/>
+          <w:szCs w:val="28"/>
+        </w:rPr>
+        <w:t>модов</w:t>
+      </w:r>
+      <w:r>
+        <w:rPr>
+          <w:rFonts w:ascii="Times New Roman" w:hAnsi="Times New Roman" w:cs="Times New Roman"/>
+          <w:spacing w:val="-11"/>
+          <w:sz w:val="28"/>
+          <w:szCs w:val="28"/>
+          <w:lang w:val="en-US"/>
+        </w:rPr>
+        <w:t xml:space="preserve">». </w:t>
+      </w:r>
+      <w:r>
+        <w:rPr>
+          <w:rFonts w:ascii="Times New Roman" w:hAnsi="Times New Roman" w:cs="Times New Roman"/>
+          <w:spacing w:val="-11"/>
+          <w:sz w:val="28"/>
+          <w:szCs w:val="28"/>
+        </w:rPr>
+        <w:t xml:space="preserve">Документ </w:t>
+      </w:r>
+      <w:r>
+        <w:rPr>
+          <w:rFonts w:ascii="Times New Roman" w:hAnsi="Times New Roman" w:cs="Times New Roman"/>
+          <w:spacing w:val="-11"/>
+          <w:sz w:val="28"/>
+          <w:szCs w:val="28"/>
+        </w:rPr>
+        <w:t>фиксирует</w:t>
+      </w:r>
+      <w:r>
+        <w:rPr>
+          <w:rFonts w:ascii="Times New Roman" w:hAnsi="Times New Roman" w:cs="Times New Roman"/>
+          <w:spacing w:val="-11"/>
+          <w:sz w:val="28"/>
+          <w:szCs w:val="28"/>
+        </w:rPr>
+        <w:t xml:space="preserve"> результаты сбора требований, описывает назначение, границы и поведение системы и служит основой для проектирования, реализации и при</w:t>
+      </w:r>
+      <w:r>
+        <w:rPr>
+          <w:rFonts w:ascii="Times New Roman" w:hAnsi="Times New Roman" w:cs="Times New Roman"/>
+          <w:spacing w:val="-11"/>
+          <w:sz w:val="28"/>
+          <w:szCs w:val="28"/>
+        </w:rPr>
+        <w:t>е</w:t>
+      </w:r>
+      <w:r>
+        <w:rPr>
+          <w:rFonts w:ascii="Times New Roman" w:hAnsi="Times New Roman" w:cs="Times New Roman"/>
+          <w:spacing w:val="-11"/>
+          <w:sz w:val="28"/>
+          <w:szCs w:val="28"/>
+        </w:rPr>
+        <w:t xml:space="preserve">мки продукта. Документ </w:t>
+      </w:r>
+      <w:r>
+        <w:rPr>
+          <w:rFonts w:ascii="Times New Roman" w:hAnsi="Times New Roman" w:cs="Times New Roman"/>
+          <w:spacing w:val="-11"/>
+          <w:sz w:val="28"/>
+          <w:szCs w:val="28"/>
+        </w:rPr>
+        <w:t xml:space="preserve">предназначен для разработчиков, </w:t>
+      </w:r>
+      <w:r>
+        <w:rPr>
+          <w:rFonts w:ascii="Times New Roman" w:hAnsi="Times New Roman" w:cs="Times New Roman"/>
+          <w:spacing w:val="-11"/>
+          <w:sz w:val="28"/>
+          <w:szCs w:val="28"/>
+        </w:rPr>
+        <w:t>заказчика проекта и авторов модов.</w:t>
       </w:r>
     </w:p>
     <w:p>
@@ -2374,7 +2432,7 @@
           <w:szCs w:val="32"/>
         </w:rPr>
       </w:pPr>
-      <w:bookmarkStart w:id="2" w:name="_Toc243839742"/>
+      <w:bookmarkStart w:id="3" w:name="_Toc243842762"/>
       <w:r>
         <w:rPr>
           <w:rFonts w:ascii="Times New Roman" w:hAnsi="Times New Roman" w:cs="Times New Roman"/>
@@ -2394,31 +2452,9 @@
           <w:szCs w:val="32"/>
         </w:rPr>
         <w:tab/>
-        <w:t>Область действия (</w:t>
+        <w:t>Область действия (Scope)</w:t>
       </w:r>
-      <w:proofErr w:type="spellStart"/>
-      <w:r>
-        <w:rPr>
-          <w:rFonts w:ascii="Times New Roman" w:hAnsi="Times New Roman" w:cs="Times New Roman"/>
-          <w:b/>
-          <w:color w:val="000000" w:themeColor="text1"/>
-          <w:sz w:val="32"/>
-          <w:szCs w:val="32"/>
-        </w:rPr>
-        <w:t>Scope</w:t>
-      </w:r>
-      <w:proofErr w:type="spellEnd"/>
-      <w:r>
-        <w:rPr>
-          <w:rFonts w:ascii="Times New Roman" w:hAnsi="Times New Roman" w:cs="Times New Roman"/>
-          <w:b/>
-          <w:color w:val="000000" w:themeColor="text1"/>
-          <w:sz w:val="32"/>
-          <w:szCs w:val="32"/>
-        </w:rPr>
-        <w:t>)</w:t>
-      </w:r>
-      <w:bookmarkEnd w:id="2"/>
+      <w:bookmarkEnd w:id="3"/>
     </w:p>
     <w:p>
       <w:pPr>
@@ -2437,9 +2473,8 @@
           <w:sz w:val="28"/>
           <w:szCs w:val="28"/>
         </w:rPr>
-        <w:t xml:space="preserve">Разрабатываемый продукт — ядро (движок) пошаговой </w:t>
+        <w:t xml:space="preserve">Разрабатываемый продукт – ядро </w:t>
       </w:r>
-      <w:proofErr w:type="spellStart"/>
       <w:r>
         <w:rPr>
           <w:rFonts w:ascii="Times New Roman" w:hAnsi="Times New Roman" w:cs="Times New Roman"/>
@@ -2447,77 +2482,7 @@
           <w:sz w:val="28"/>
           <w:szCs w:val="28"/>
         </w:rPr>
-        <w:t>roguelike</w:t>
-      </w:r>
-      <w:proofErr w:type="spellEnd"/>
-      <w:r>
-        <w:rPr>
-          <w:rFonts w:ascii="Times New Roman" w:hAnsi="Times New Roman" w:cs="Times New Roman"/>
-          <w:spacing w:val="-11"/>
-          <w:sz w:val="28"/>
-          <w:szCs w:val="28"/>
-        </w:rPr>
-        <w:t>-игры на языке C++, которое не содержит жёстко зашитого игрового контента: монстры, предметы, типы клеток, уровни и правила их появления загружаются из внешних текстовых файлов формата CSV и JSON (</w:t>
-      </w:r>
-      <w:proofErr w:type="spellStart"/>
-      <w:r>
-        <w:rPr>
-          <w:rFonts w:ascii="Times New Roman" w:hAnsi="Times New Roman" w:cs="Times New Roman"/>
-          <w:spacing w:val="-11"/>
-          <w:sz w:val="28"/>
-          <w:szCs w:val="28"/>
-        </w:rPr>
-        <w:t>модов</w:t>
-      </w:r>
-      <w:proofErr w:type="spellEnd"/>
-      <w:r>
-        <w:rPr>
-          <w:rFonts w:ascii="Times New Roman" w:hAnsi="Times New Roman" w:cs="Times New Roman"/>
-          <w:spacing w:val="-11"/>
-          <w:sz w:val="28"/>
-          <w:szCs w:val="28"/>
-        </w:rPr>
-        <w:t xml:space="preserve">). Движок обеспечивает загрузку и проверку </w:t>
-      </w:r>
-      <w:proofErr w:type="spellStart"/>
-      <w:r>
-        <w:rPr>
-          <w:rFonts w:ascii="Times New Roman" w:hAnsi="Times New Roman" w:cs="Times New Roman"/>
-          <w:spacing w:val="-11"/>
-          <w:sz w:val="28"/>
-          <w:szCs w:val="28"/>
-        </w:rPr>
-        <w:t>модов</w:t>
-      </w:r>
-      <w:proofErr w:type="spellEnd"/>
-      <w:r>
-        <w:rPr>
-          <w:rFonts w:ascii="Times New Roman" w:hAnsi="Times New Roman" w:cs="Times New Roman"/>
-          <w:spacing w:val="-11"/>
-          <w:sz w:val="28"/>
-          <w:szCs w:val="28"/>
-        </w:rPr>
-        <w:t xml:space="preserve">, игровой цикл, бой, инвентарь, </w:t>
-      </w:r>
-      <w:proofErr w:type="spellStart"/>
-      <w:r>
-        <w:rPr>
-          <w:rFonts w:ascii="Times New Roman" w:hAnsi="Times New Roman" w:cs="Times New Roman"/>
-          <w:spacing w:val="-11"/>
-          <w:sz w:val="28"/>
-          <w:szCs w:val="28"/>
-        </w:rPr>
-        <w:t>отрисовку</w:t>
-      </w:r>
-      <w:proofErr w:type="spellEnd"/>
-      <w:r>
-        <w:rPr>
-          <w:rFonts w:ascii="Times New Roman" w:hAnsi="Times New Roman" w:cs="Times New Roman"/>
-          <w:spacing w:val="-11"/>
-          <w:sz w:val="28"/>
-          <w:szCs w:val="28"/>
-        </w:rPr>
-        <w:t xml:space="preserve"> в консоли и сохранение игры.</w:t>
+        <w:t>roguelike-игры на языке C++, которое не содержит жёстко зашитого игрового контента: монстры, предметы, типы клеток, уровни и правила их появления загружаются из внешних текстовых файлов формата CSV и JSON (модов). Движок обеспечивает загрузку и проверку модов, игровой цикл, бой, инвентарь, отрисовку в консоли и сохранение игры.</w:t>
       </w:r>
     </w:p>
     <w:p>
@@ -2543,7 +2508,11 @@
     </w:p>
     <w:p>
       <w:pPr>
-        <w:ind w:left="284"/>
+        <w:pStyle w:val="a3"/>
+        <w:numPr>
+          <w:ilvl w:val="0"/>
+          <w:numId w:val="1"/>
+        </w:numPr>
         <w:jc w:val="both"/>
         <w:rPr>
           <w:rFonts w:ascii="Times New Roman" w:hAnsi="Times New Roman" w:cs="Times New Roman"/>
@@ -2552,24 +2521,6 @@
           <w:szCs w:val="28"/>
         </w:rPr>
       </w:pPr>
-      <w:r>
-        <w:rPr>
-          <w:rFonts w:ascii="Times New Roman" w:hAnsi="Times New Roman" w:cs="Times New Roman"/>
-          <w:spacing w:val="-11"/>
-          <w:sz w:val="28"/>
-          <w:szCs w:val="28"/>
-        </w:rPr>
-        <w:t>•</w:t>
-      </w:r>
-      <w:r>
-        <w:rPr>
-          <w:rFonts w:ascii="Times New Roman" w:hAnsi="Times New Roman" w:cs="Times New Roman"/>
-          <w:spacing w:val="-11"/>
-          <w:sz w:val="28"/>
-          <w:szCs w:val="28"/>
-        </w:rPr>
-        <w:tab/>
-      </w:r>
       <w:r>
         <w:rPr>
           <w:rFonts w:ascii="Times New Roman" w:hAnsi="Times New Roman" w:cs="Times New Roman"/>
@@ -2582,7 +2533,11 @@
     </w:p>
     <w:p>
       <w:pPr>
-        <w:ind w:left="284"/>
+        <w:pStyle w:val="a3"/>
+        <w:numPr>
+          <w:ilvl w:val="0"/>
+          <w:numId w:val="1"/>
+        </w:numPr>
         <w:jc w:val="both"/>
         <w:rPr>
           <w:rFonts w:ascii="Times New Roman" w:hAnsi="Times New Roman" w:cs="Times New Roman"/>
@@ -2598,42 +2553,16 @@
           <w:sz w:val="28"/>
           <w:szCs w:val="28"/>
         </w:rPr>
-        <w:t>•</w:t>
-      </w:r>
-      <w:r>
-        <w:rPr>
-          <w:rFonts w:ascii="Times New Roman" w:hAnsi="Times New Roman" w:cs="Times New Roman"/>
-          <w:spacing w:val="-11"/>
-          <w:sz w:val="28"/>
-          <w:szCs w:val="28"/>
-        </w:rPr>
-        <w:tab/>
-        <w:t xml:space="preserve">подсистема загрузки, проверки и подключения </w:t>
-      </w:r>
-      <w:proofErr w:type="spellStart"/>
-      <w:r>
-        <w:rPr>
-          <w:rFonts w:ascii="Times New Roman" w:hAnsi="Times New Roman" w:cs="Times New Roman"/>
-          <w:spacing w:val="-11"/>
-          <w:sz w:val="28"/>
-          <w:szCs w:val="28"/>
-        </w:rPr>
-        <w:t>модов</w:t>
-      </w:r>
-      <w:proofErr w:type="spellEnd"/>
-      <w:r>
-        <w:rPr>
-          <w:rFonts w:ascii="Times New Roman" w:hAnsi="Times New Roman" w:cs="Times New Roman"/>
-          <w:spacing w:val="-11"/>
-          <w:sz w:val="28"/>
-          <w:szCs w:val="28"/>
-        </w:rPr>
-        <w:t xml:space="preserve"> (CSV/JSON);</w:t>
+        <w:t>подсистема загрузки, проверки и подключения модов (CSV/JSON);</w:t>
       </w:r>
     </w:p>
     <w:p>
       <w:pPr>
-        <w:ind w:left="284"/>
+        <w:pStyle w:val="a3"/>
+        <w:numPr>
+          <w:ilvl w:val="0"/>
+          <w:numId w:val="1"/>
+        </w:numPr>
         <w:jc w:val="both"/>
         <w:rPr>
           <w:rFonts w:ascii="Times New Roman" w:hAnsi="Times New Roman" w:cs="Times New Roman"/>
@@ -2649,22 +2578,16 @@
           <w:sz w:val="28"/>
           <w:szCs w:val="28"/>
         </w:rPr>
-        <w:t>•</w:t>
-      </w:r>
-      <w:r>
-        <w:rPr>
-          <w:rFonts w:ascii="Times New Roman" w:hAnsi="Times New Roman" w:cs="Times New Roman"/>
-          <w:spacing w:val="-11"/>
-          <w:sz w:val="28"/>
-          <w:szCs w:val="28"/>
-        </w:rPr>
-        <w:tab/>
         <w:t>консольный пользовательский интерфейс;</w:t>
       </w:r>
     </w:p>
     <w:p>
       <w:pPr>
-        <w:ind w:left="284"/>
+        <w:pStyle w:val="a3"/>
+        <w:numPr>
+          <w:ilvl w:val="0"/>
+          <w:numId w:val="1"/>
+        </w:numPr>
         <w:jc w:val="both"/>
         <w:rPr>
           <w:rFonts w:ascii="Times New Roman" w:hAnsi="Times New Roman" w:cs="Times New Roman"/>
@@ -2680,22 +2603,16 @@
           <w:sz w:val="28"/>
           <w:szCs w:val="28"/>
         </w:rPr>
-        <w:t>•</w:t>
-      </w:r>
-      <w:r>
-        <w:rPr>
-          <w:rFonts w:ascii="Times New Roman" w:hAnsi="Times New Roman" w:cs="Times New Roman"/>
-          <w:spacing w:val="-11"/>
-          <w:sz w:val="28"/>
-          <w:szCs w:val="28"/>
-        </w:rPr>
-        <w:tab/>
         <w:t>сохранение и загрузка партии;</w:t>
       </w:r>
     </w:p>
     <w:p>
       <w:pPr>
-        <w:ind w:left="284"/>
+        <w:pStyle w:val="a3"/>
+        <w:numPr>
+          <w:ilvl w:val="0"/>
+          <w:numId w:val="1"/>
+        </w:numPr>
         <w:jc w:val="both"/>
         <w:rPr>
           <w:rFonts w:ascii="Times New Roman" w:hAnsi="Times New Roman" w:cs="Times New Roman"/>
@@ -2711,7 +2628,7 @@
           <w:sz w:val="28"/>
           <w:szCs w:val="28"/>
         </w:rPr>
-        <w:t>•</w:t>
+        <w:t>базовый набор контента д</w:t>
       </w:r>
       <w:r>
         <w:rPr>
@@ -2720,10 +2637,8 @@
           <w:sz w:val="28"/>
           <w:szCs w:val="28"/>
         </w:rPr>
-        <w:tab/>
-        <w:t>базовый набор контента для демонстрации и тестирования (мод «</w:t>
+        <w:t>ля демонстрации и тестирования</w:t>
       </w:r>
-      <w:proofErr w:type="spellStart"/>
       <w:r>
         <w:rPr>
           <w:rFonts w:ascii="Times New Roman" w:hAnsi="Times New Roman" w:cs="Times New Roman"/>
@@ -2731,22 +2646,16 @@
           <w:sz w:val="28"/>
           <w:szCs w:val="28"/>
         </w:rPr>
-        <w:t>core</w:t>
-      </w:r>
-      <w:proofErr w:type="spellEnd"/>
-      <w:r>
-        <w:rPr>
-          <w:rFonts w:ascii="Times New Roman" w:hAnsi="Times New Roman" w:cs="Times New Roman"/>
-          <w:spacing w:val="-11"/>
-          <w:sz w:val="28"/>
-          <w:szCs w:val="28"/>
-        </w:rPr>
-        <w:t>»);</w:t>
+        <w:t>;</w:t>
       </w:r>
     </w:p>
     <w:p>
       <w:pPr>
-        <w:ind w:left="284"/>
+        <w:pStyle w:val="a3"/>
+        <w:numPr>
+          <w:ilvl w:val="0"/>
+          <w:numId w:val="1"/>
+        </w:numPr>
         <w:jc w:val="both"/>
         <w:rPr>
           <w:rFonts w:ascii="Times New Roman" w:hAnsi="Times New Roman" w:cs="Times New Roman"/>
@@ -2762,37 +2671,7 @@
           <w:sz w:val="28"/>
           <w:szCs w:val="28"/>
         </w:rPr>
-        <w:t>•</w:t>
-      </w:r>
-      <w:r>
-        <w:rPr>
-          <w:rFonts w:ascii="Times New Roman" w:hAnsi="Times New Roman" w:cs="Times New Roman"/>
-          <w:spacing w:val="-11"/>
-          <w:sz w:val="28"/>
-          <w:szCs w:val="28"/>
-        </w:rPr>
-        <w:tab/>
-        <w:t xml:space="preserve">утилита проверки </w:t>
-      </w:r>
-      <w:proofErr w:type="spellStart"/>
-      <w:r>
-        <w:rPr>
-          <w:rFonts w:ascii="Times New Roman" w:hAnsi="Times New Roman" w:cs="Times New Roman"/>
-          <w:spacing w:val="-11"/>
-          <w:sz w:val="28"/>
-          <w:szCs w:val="28"/>
-        </w:rPr>
-        <w:t>модов</w:t>
-      </w:r>
-      <w:proofErr w:type="spellEnd"/>
-      <w:r>
-        <w:rPr>
-          <w:rFonts w:ascii="Times New Roman" w:hAnsi="Times New Roman" w:cs="Times New Roman"/>
-          <w:spacing w:val="-11"/>
-          <w:sz w:val="28"/>
-          <w:szCs w:val="28"/>
-        </w:rPr>
-        <w:t xml:space="preserve"> из командной строки.</w:t>
+        <w:t>утилита проверки модов из командной строки.</w:t>
       </w:r>
     </w:p>
     <w:p>
@@ -2812,9 +2691,8 @@
           <w:sz w:val="28"/>
           <w:szCs w:val="28"/>
         </w:rPr>
-        <w:t xml:space="preserve">За рамками проекта: сетевая игра, графический (2D/3D) интерфейс, исполнение пользовательских скриптов в модах (моды содержат только данные), встроенный </w:t>
+        <w:t>За рамками проекта: се</w:t>
       </w:r>
-      <w:bookmarkStart w:id="3" w:name="_GoBack"/>
       <w:r>
         <w:rPr>
           <w:rFonts w:ascii="Times New Roman" w:hAnsi="Times New Roman" w:cs="Times New Roman"/>
@@ -2822,9 +2700,8 @@
           <w:sz w:val="28"/>
           <w:szCs w:val="28"/>
         </w:rPr>
-        <w:t xml:space="preserve">редактор </w:t>
+        <w:t xml:space="preserve">тевая игра, графический </w:t>
       </w:r>
-      <w:proofErr w:type="spellStart"/>
       <w:r>
         <w:rPr>
           <w:rFonts w:ascii="Times New Roman" w:hAnsi="Times New Roman" w:cs="Times New Roman"/>
@@ -2832,17 +2709,7 @@
           <w:sz w:val="28"/>
           <w:szCs w:val="28"/>
         </w:rPr>
-        <w:t>модов</w:t>
-      </w:r>
-      <w:proofErr w:type="spellEnd"/>
-      <w:r>
-        <w:rPr>
-          <w:rFonts w:ascii="Times New Roman" w:hAnsi="Times New Roman" w:cs="Times New Roman"/>
-          <w:spacing w:val="-11"/>
-          <w:sz w:val="28"/>
-          <w:szCs w:val="28"/>
-        </w:rPr>
-        <w:t>, звук.</w:t>
+        <w:t>интерфейс, исполнение пользовательских скриптов в модах (моды содержат только данные), встроенный редактор модов, звук.</w:t>
       </w:r>
     </w:p>
     <w:p>
@@ -2856,8 +2723,7 @@
           <w:szCs w:val="32"/>
         </w:rPr>
       </w:pPr>
-      <w:bookmarkStart w:id="4" w:name="_Toc243839743"/>
-      <w:bookmarkEnd w:id="3"/>
+      <w:bookmarkStart w:id="4" w:name="_Toc243842763"/>
       <w:r>
         <w:rPr>
           <w:rFonts w:ascii="Times New Roman" w:hAnsi="Times New Roman" w:cs="Times New Roman"/>
@@ -2954,7 +2820,6 @@
                 <w:szCs w:val="28"/>
               </w:rPr>
             </w:pPr>
-            <w:proofErr w:type="spellStart"/>
             <w:r>
               <w:rPr>
                 <w:spacing w:val="-2"/>
@@ -2963,7 +2828,6 @@
               </w:rPr>
               <w:t>Roguelike</w:t>
             </w:r>
-            <w:proofErr w:type="spellEnd"/>
           </w:p>
         </w:tc>
         <w:tc>
@@ -3074,23 +2938,7 @@
                 <w:sz w:val="28"/>
                 <w:szCs w:val="28"/>
               </w:rPr>
-              <w:t>генерацией подземелий и необратимой смертью персонажа (</w:t>
-            </w:r>
-            <w:proofErr w:type="spellStart"/>
-            <w:r>
-              <w:rPr>
-                <w:sz w:val="28"/>
-                <w:szCs w:val="28"/>
-              </w:rPr>
-              <w:t>permadeath</w:t>
-            </w:r>
-            <w:proofErr w:type="spellEnd"/>
-            <w:r>
-              <w:rPr>
-                <w:sz w:val="28"/>
-                <w:szCs w:val="28"/>
-              </w:rPr>
-              <w:t>).</w:t>
+              <w:t>генерацией подземелий и необратимой смертью персонажа.</w:t>
             </w:r>
           </w:p>
         </w:tc>
@@ -3274,23 +3122,13 @@
               </w:rPr>
               <w:t xml:space="preserve">Каталог с манифестом </w:t>
             </w:r>
-            <w:proofErr w:type="spellStart"/>
             <w:r>
               <w:rPr>
                 <w:i/>
                 <w:sz w:val="28"/>
                 <w:szCs w:val="28"/>
               </w:rPr>
-              <w:t>mod.json</w:t>
-            </w:r>
-            <w:proofErr w:type="spellEnd"/>
-            <w:r>
-              <w:rPr>
-                <w:i/>
-                <w:sz w:val="28"/>
-                <w:szCs w:val="28"/>
-              </w:rPr>
-              <w:t xml:space="preserve"> </w:t>
+              <w:t xml:space="preserve">mod.json </w:t>
             </w:r>
             <w:r>
               <w:rPr>
@@ -3426,25 +3264,7 @@
                 <w:sz w:val="28"/>
                 <w:szCs w:val="28"/>
               </w:rPr>
-              <w:t>(</w:t>
-            </w:r>
-            <w:proofErr w:type="spellStart"/>
-            <w:r>
-              <w:rPr>
-                <w:spacing w:val="-2"/>
-                <w:sz w:val="28"/>
-                <w:szCs w:val="28"/>
-              </w:rPr>
-              <w:t>Entity</w:t>
-            </w:r>
-            <w:proofErr w:type="spellEnd"/>
-            <w:r>
-              <w:rPr>
-                <w:spacing w:val="-2"/>
-                <w:sz w:val="28"/>
-                <w:szCs w:val="28"/>
-              </w:rPr>
-              <w:t>)</w:t>
+              <w:t>(Entity)</w:t>
             </w:r>
           </w:p>
         </w:tc>
@@ -3595,7 +3415,6 @@
                 <w:sz w:val="28"/>
                 <w:szCs w:val="28"/>
               </w:rPr>
-              <w:lastRenderedPageBreak/>
               <w:t xml:space="preserve">Шаблон </w:t>
             </w:r>
             <w:r>
@@ -3765,21 +3584,13 @@
                 <w:szCs w:val="28"/>
               </w:rPr>
             </w:pPr>
-            <w:proofErr w:type="spellStart"/>
-            <w:r>
-              <w:rPr>
-                <w:sz w:val="28"/>
-                <w:szCs w:val="28"/>
-              </w:rPr>
-              <w:t>Тайл</w:t>
-            </w:r>
-            <w:proofErr w:type="spellEnd"/>
-            <w:r>
-              <w:rPr>
-                <w:sz w:val="28"/>
-                <w:szCs w:val="28"/>
-              </w:rPr>
-              <w:t xml:space="preserve"> </w:t>
+            <w:r>
+              <w:rPr>
+                <w:sz w:val="28"/>
+                <w:szCs w:val="28"/>
+              </w:rPr>
+              <w:lastRenderedPageBreak/>
+              <w:t xml:space="preserve">Тайл </w:t>
             </w:r>
             <w:r>
               <w:rPr>
@@ -3787,25 +3598,7 @@
                 <w:sz w:val="28"/>
                 <w:szCs w:val="28"/>
               </w:rPr>
-              <w:t>(</w:t>
-            </w:r>
-            <w:proofErr w:type="spellStart"/>
-            <w:r>
-              <w:rPr>
-                <w:spacing w:val="-2"/>
-                <w:sz w:val="28"/>
-                <w:szCs w:val="28"/>
-              </w:rPr>
-              <w:t>Tile</w:t>
-            </w:r>
-            <w:proofErr w:type="spellEnd"/>
-            <w:r>
-              <w:rPr>
-                <w:spacing w:val="-2"/>
-                <w:sz w:val="28"/>
-                <w:szCs w:val="28"/>
-              </w:rPr>
-              <w:t>)</w:t>
+              <w:t>(Tile)</w:t>
             </w:r>
           </w:p>
         </w:tc>
@@ -3874,37 +3667,12 @@
                 <w:szCs w:val="28"/>
               </w:rPr>
             </w:pPr>
-            <w:proofErr w:type="spellStart"/>
-            <w:r>
-              <w:rPr>
-                <w:sz w:val="28"/>
-                <w:szCs w:val="28"/>
-              </w:rPr>
-              <w:t>Hit</w:t>
-            </w:r>
-            <w:proofErr w:type="spellEnd"/>
-            <w:r>
-              <w:rPr>
-                <w:sz w:val="28"/>
-                <w:szCs w:val="28"/>
-              </w:rPr>
-              <w:t xml:space="preserve"> </w:t>
-            </w:r>
-            <w:proofErr w:type="spellStart"/>
-            <w:r>
-              <w:rPr>
-                <w:sz w:val="28"/>
-                <w:szCs w:val="28"/>
-              </w:rPr>
-              <w:t>Points</w:t>
-            </w:r>
-            <w:proofErr w:type="spellEnd"/>
-            <w:r>
-              <w:rPr>
-                <w:sz w:val="28"/>
-                <w:szCs w:val="28"/>
-              </w:rPr>
-              <w:t xml:space="preserve"> — очки </w:t>
+            <w:r>
+              <w:rPr>
+                <w:sz w:val="28"/>
+                <w:szCs w:val="28"/>
+              </w:rPr>
+              <w:t xml:space="preserve">Hit Points – очки </w:t>
             </w:r>
             <w:r>
               <w:rPr>
@@ -4072,53 +3840,12 @@
                 <w:szCs w:val="28"/>
               </w:rPr>
             </w:pPr>
-            <w:proofErr w:type="spellStart"/>
-            <w:r>
-              <w:rPr>
-                <w:sz w:val="28"/>
-                <w:szCs w:val="28"/>
-              </w:rPr>
-              <w:t>Software</w:t>
-            </w:r>
-            <w:proofErr w:type="spellEnd"/>
-            <w:r>
-              <w:rPr>
-                <w:sz w:val="28"/>
-                <w:szCs w:val="28"/>
-              </w:rPr>
-              <w:t xml:space="preserve"> </w:t>
-            </w:r>
-            <w:proofErr w:type="spellStart"/>
-            <w:r>
-              <w:rPr>
-                <w:sz w:val="28"/>
-                <w:szCs w:val="28"/>
-              </w:rPr>
-              <w:t>Requirements</w:t>
-            </w:r>
-            <w:proofErr w:type="spellEnd"/>
-            <w:r>
-              <w:rPr>
-                <w:sz w:val="28"/>
-                <w:szCs w:val="28"/>
-              </w:rPr>
-              <w:t xml:space="preserve"> </w:t>
-            </w:r>
-            <w:proofErr w:type="spellStart"/>
-            <w:r>
-              <w:rPr>
-                <w:sz w:val="28"/>
-                <w:szCs w:val="28"/>
-              </w:rPr>
-              <w:t>Specification</w:t>
-            </w:r>
-            <w:proofErr w:type="spellEnd"/>
-            <w:r>
-              <w:rPr>
-                <w:sz w:val="28"/>
-                <w:szCs w:val="28"/>
-              </w:rPr>
-              <w:t xml:space="preserve"> — спецификация требований к </w:t>
+            <w:r>
+              <w:rPr>
+                <w:sz w:val="28"/>
+                <w:szCs w:val="28"/>
+              </w:rPr>
+              <w:t xml:space="preserve">Software Requirements Specification — спецификация требований к </w:t>
             </w:r>
             <w:r>
               <w:rPr>
@@ -4166,53 +3893,12 @@
                 <w:szCs w:val="28"/>
               </w:rPr>
             </w:pPr>
-            <w:proofErr w:type="spellStart"/>
-            <w:r>
-              <w:rPr>
-                <w:sz w:val="28"/>
-                <w:szCs w:val="28"/>
-              </w:rPr>
-              <w:t>Unified</w:t>
-            </w:r>
-            <w:proofErr w:type="spellEnd"/>
-            <w:r>
-              <w:rPr>
-                <w:sz w:val="28"/>
-                <w:szCs w:val="28"/>
-              </w:rPr>
-              <w:t xml:space="preserve"> </w:t>
-            </w:r>
-            <w:proofErr w:type="spellStart"/>
-            <w:r>
-              <w:rPr>
-                <w:sz w:val="28"/>
-                <w:szCs w:val="28"/>
-              </w:rPr>
-              <w:t>Modeling</w:t>
-            </w:r>
-            <w:proofErr w:type="spellEnd"/>
-            <w:r>
-              <w:rPr>
-                <w:sz w:val="28"/>
-                <w:szCs w:val="28"/>
-              </w:rPr>
-              <w:t xml:space="preserve"> </w:t>
-            </w:r>
-            <w:proofErr w:type="spellStart"/>
-            <w:r>
-              <w:rPr>
-                <w:sz w:val="28"/>
-                <w:szCs w:val="28"/>
-              </w:rPr>
-              <w:t>Language</w:t>
-            </w:r>
-            <w:proofErr w:type="spellEnd"/>
-            <w:r>
-              <w:rPr>
-                <w:sz w:val="28"/>
-                <w:szCs w:val="28"/>
-              </w:rPr>
-              <w:t xml:space="preserve"> — унифицированный язык </w:t>
+            <w:r>
+              <w:rPr>
+                <w:sz w:val="28"/>
+                <w:szCs w:val="28"/>
+              </w:rPr>
+              <w:t xml:space="preserve">Unified Modeling Language — унифицированный язык </w:t>
             </w:r>
             <w:r>
               <w:rPr>
@@ -4389,7 +4075,6 @@
                 <w:szCs w:val="28"/>
               </w:rPr>
             </w:pPr>
-            <w:proofErr w:type="spellStart"/>
             <w:r>
               <w:rPr>
                 <w:spacing w:val="-4"/>
@@ -4398,7 +4083,6 @@
               </w:rPr>
               <w:t>Seed</w:t>
             </w:r>
-            <w:proofErr w:type="spellEnd"/>
           </w:p>
         </w:tc>
         <w:tc>
@@ -4504,7 +4188,6 @@
               </w:rPr>
               <w:t xml:space="preserve"> </w:t>
             </w:r>
-            <w:proofErr w:type="spellStart"/>
             <w:r>
               <w:rPr>
                 <w:sz w:val="28"/>
@@ -4512,7 +4195,6 @@
               </w:rPr>
               <w:t>seed</w:t>
             </w:r>
-            <w:proofErr w:type="spellEnd"/>
             <w:r>
               <w:rPr>
                 <w:spacing w:val="-6"/>
@@ -4545,17 +4227,14 @@
     </w:p>
     <w:p>
       <w:pPr>
-        <w:pStyle w:val="1"/>
-        <w:ind w:left="426"/>
-        <w:rPr>
-          <w:rFonts w:ascii="Times New Roman" w:hAnsi="Times New Roman" w:cs="Times New Roman"/>
+        <w:rPr>
+          <w:rFonts w:ascii="Times New Roman" w:eastAsiaTheme="majorEastAsia" w:hAnsi="Times New Roman" w:cs="Times New Roman"/>
           <w:b/>
           <w:color w:val="000000" w:themeColor="text1"/>
           <w:sz w:val="36"/>
           <w:szCs w:val="36"/>
         </w:rPr>
       </w:pPr>
-      <w:bookmarkStart w:id="5" w:name="_Toc243839744"/>
       <w:r>
         <w:rPr>
           <w:rFonts w:ascii="Times New Roman" w:hAnsi="Times New Roman" w:cs="Times New Roman"/>
@@ -4564,6 +4243,31 @@
           <w:sz w:val="36"/>
           <w:szCs w:val="36"/>
         </w:rPr>
+        <w:br w:type="page"/>
+      </w:r>
+    </w:p>
+    <w:p>
+      <w:pPr>
+        <w:pStyle w:val="1"/>
+        <w:ind w:left="426"/>
+        <w:rPr>
+          <w:rFonts w:ascii="Times New Roman" w:hAnsi="Times New Roman" w:cs="Times New Roman"/>
+          <w:b/>
+          <w:color w:val="000000" w:themeColor="text1"/>
+          <w:sz w:val="36"/>
+          <w:szCs w:val="36"/>
+        </w:rPr>
+      </w:pPr>
+      <w:bookmarkStart w:id="5" w:name="_Toc243842764"/>
+      <w:r>
+        <w:rPr>
+          <w:rFonts w:ascii="Times New Roman" w:hAnsi="Times New Roman" w:cs="Times New Roman"/>
+          <w:b/>
+          <w:color w:val="000000" w:themeColor="text1"/>
+          <w:sz w:val="36"/>
+          <w:szCs w:val="36"/>
+        </w:rPr>
+        <w:lastRenderedPageBreak/>
         <w:t>2.</w:t>
       </w:r>
       <w:r>
@@ -4591,7 +4295,7 @@
           <w:szCs w:val="32"/>
         </w:rPr>
       </w:pPr>
-      <w:bookmarkStart w:id="6" w:name="_Toc243839745"/>
+      <w:bookmarkStart w:id="6" w:name="_Toc243842765"/>
       <w:r>
         <w:rPr>
           <w:rFonts w:ascii="Times New Roman" w:hAnsi="Times New Roman" w:cs="Times New Roman"/>
@@ -4632,9 +4336,8 @@
           <w:sz w:val="28"/>
           <w:szCs w:val="28"/>
         </w:rPr>
-        <w:t xml:space="preserve">Продукт — автономное консольное приложение, работающее под </w:t>
+        <w:t xml:space="preserve">Продукт – автономное </w:t>
       </w:r>
-      <w:proofErr w:type="spellStart"/>
       <w:r>
         <w:rPr>
           <w:rFonts w:ascii="Times New Roman" w:hAnsi="Times New Roman" w:cs="Times New Roman"/>
@@ -4642,9 +4345,8 @@
           <w:sz w:val="28"/>
           <w:szCs w:val="28"/>
         </w:rPr>
-        <w:t>Windows</w:t>
+        <w:t xml:space="preserve">консольное приложение, работающее под Windows и Linux без подключения к сети. Игрок управляет персонажем в подземелье, отображаемом символами ASCII, исследует уровни, сражается с монстрами, подбирает и использует предметы. Весь контент (кроме минимальных значений по умолчанию) определяется модами. </w:t>
       </w:r>
-      <w:proofErr w:type="spellEnd"/>
       <w:r>
         <w:rPr>
           <w:rFonts w:ascii="Times New Roman" w:hAnsi="Times New Roman" w:cs="Times New Roman"/>
@@ -4652,39 +4354,8 @@
           <w:sz w:val="28"/>
           <w:szCs w:val="28"/>
         </w:rPr>
-        <w:t xml:space="preserve"> и </w:t>
+        <w:t>Автор мода</w:t>
       </w:r>
-      <w:proofErr w:type="spellStart"/>
-      <w:r>
-        <w:rPr>
-          <w:rFonts w:ascii="Times New Roman" w:hAnsi="Times New Roman" w:cs="Times New Roman"/>
-          <w:spacing w:val="-11"/>
-          <w:sz w:val="28"/>
-          <w:szCs w:val="28"/>
-        </w:rPr>
-        <w:t>Linux</w:t>
-      </w:r>
-      <w:proofErr w:type="spellEnd"/>
-      <w:r>
-        <w:rPr>
-          <w:rFonts w:ascii="Times New Roman" w:hAnsi="Times New Roman" w:cs="Times New Roman"/>
-          <w:spacing w:val="-11"/>
-          <w:sz w:val="28"/>
-          <w:szCs w:val="28"/>
-        </w:rPr>
-        <w:t xml:space="preserve"> без подключения к сети. Игрок управляет персонажем в подземелье, отображаемом символами ASCII, исследует уровни, сражается с монстрами, подбирает и использует предметы. Весь контент (кроме минимальных значений по умолчанию) определяется модами. </w:t>
-      </w:r>
-      <w:proofErr w:type="spellStart"/>
-      <w:r>
-        <w:rPr>
-          <w:rFonts w:ascii="Times New Roman" w:hAnsi="Times New Roman" w:cs="Times New Roman"/>
-          <w:spacing w:val="-11"/>
-          <w:sz w:val="28"/>
-          <w:szCs w:val="28"/>
-        </w:rPr>
-        <w:t>Моддер</w:t>
-      </w:r>
-      <w:proofErr w:type="spellEnd"/>
       <w:r>
         <w:rPr>
           <w:rFonts w:ascii="Times New Roman" w:hAnsi="Times New Roman" w:cs="Times New Roman"/>
@@ -4719,7 +4390,11 @@
     </w:p>
     <w:p>
       <w:pPr>
-        <w:ind w:left="284"/>
+        <w:pStyle w:val="a3"/>
+        <w:numPr>
+          <w:ilvl w:val="0"/>
+          <w:numId w:val="2"/>
+        </w:numPr>
         <w:jc w:val="both"/>
         <w:rPr>
           <w:rFonts w:ascii="Times New Roman" w:hAnsi="Times New Roman" w:cs="Times New Roman"/>
@@ -4735,7 +4410,7 @@
           <w:sz w:val="28"/>
           <w:szCs w:val="28"/>
         </w:rPr>
-        <w:t>•</w:t>
+        <w:t xml:space="preserve">язык реализации – </w:t>
       </w:r>
       <w:r>
         <w:rPr>
@@ -4743,11 +4418,10 @@
           <w:spacing w:val="-11"/>
           <w:sz w:val="28"/>
           <w:szCs w:val="28"/>
-        </w:rPr>
-        <w:tab/>
-        <w:t xml:space="preserve">язык реализации — C++17, система сборки — </w:t>
+          <w:lang w:val="en-US"/>
+        </w:rPr>
+        <w:t>C</w:t>
       </w:r>
-      <w:proofErr w:type="spellStart"/>
       <w:r>
         <w:rPr>
           <w:rFonts w:ascii="Times New Roman" w:hAnsi="Times New Roman" w:cs="Times New Roman"/>
@@ -4755,9 +4429,8 @@
           <w:sz w:val="28"/>
           <w:szCs w:val="28"/>
         </w:rPr>
-        <w:t>CMake</w:t>
+        <w:t>++17</w:t>
       </w:r>
-      <w:proofErr w:type="spellEnd"/>
       <w:r>
         <w:rPr>
           <w:rFonts w:ascii="Times New Roman" w:hAnsi="Times New Roman" w:cs="Times New Roman"/>
@@ -4765,19 +4438,18 @@
           <w:sz w:val="28"/>
           <w:szCs w:val="28"/>
         </w:rPr>
-        <w:t xml:space="preserve">; применение сторонних библиотек (например, </w:t>
+        <w:t xml:space="preserve">, система сборки – </w:t>
       </w:r>
-      <w:proofErr w:type="spellStart"/>
       <w:r>
         <w:rPr>
           <w:rFonts w:ascii="Times New Roman" w:hAnsi="Times New Roman" w:cs="Times New Roman"/>
           <w:spacing w:val="-11"/>
           <w:sz w:val="28"/>
           <w:szCs w:val="28"/>
-        </w:rPr>
-        <w:t>парсер</w:t>
+          <w:lang w:val="en-US"/>
+        </w:rPr>
+        <w:t>CMake</w:t>
       </w:r>
-      <w:proofErr w:type="spellEnd"/>
       <w:r>
         <w:rPr>
           <w:rFonts w:ascii="Times New Roman" w:hAnsi="Times New Roman" w:cs="Times New Roman"/>
@@ -4785,9 +4457,8 @@
           <w:sz w:val="28"/>
           <w:szCs w:val="28"/>
         </w:rPr>
-        <w:t xml:space="preserve"> JSON, </w:t>
+        <w:t>;</w:t>
       </w:r>
-      <w:proofErr w:type="spellStart"/>
       <w:r>
         <w:rPr>
           <w:rFonts w:ascii="Times New Roman" w:hAnsi="Times New Roman" w:cs="Times New Roman"/>
@@ -4795,9 +4466,8 @@
           <w:sz w:val="28"/>
           <w:szCs w:val="28"/>
         </w:rPr>
-        <w:t>ncurses</w:t>
+        <w:t xml:space="preserve"> применение сторонних библиотек</w:t>
       </w:r>
-      <w:proofErr w:type="spellEnd"/>
       <w:r>
         <w:rPr>
           <w:rFonts w:ascii="Times New Roman" w:hAnsi="Times New Roman" w:cs="Times New Roman"/>
@@ -4805,72 +4475,16 @@
           <w:sz w:val="28"/>
           <w:szCs w:val="28"/>
         </w:rPr>
-        <w:t>/</w:t>
-      </w:r>
-      <w:proofErr w:type="spellStart"/>
-      <w:r>
-        <w:rPr>
-          <w:rFonts w:ascii="Times New Roman" w:hAnsi="Times New Roman" w:cs="Times New Roman"/>
-          <w:spacing w:val="-11"/>
-          <w:sz w:val="28"/>
-          <w:szCs w:val="28"/>
-        </w:rPr>
-        <w:t>PDCurses</w:t>
-      </w:r>
-      <w:proofErr w:type="spellEnd"/>
-      <w:r>
-        <w:rPr>
-          <w:rFonts w:ascii="Times New Roman" w:hAnsi="Times New Roman" w:cs="Times New Roman"/>
-          <w:spacing w:val="-11"/>
-          <w:sz w:val="28"/>
-          <w:szCs w:val="28"/>
-        </w:rPr>
-        <w:t xml:space="preserve">) допустимо, но не подменяет реализацию ключевых подсистем: игровое ядро, загрузчик и </w:t>
-      </w:r>
-      <w:proofErr w:type="spellStart"/>
-      <w:r>
-        <w:rPr>
-          <w:rFonts w:ascii="Times New Roman" w:hAnsi="Times New Roman" w:cs="Times New Roman"/>
-          <w:spacing w:val="-11"/>
-          <w:sz w:val="28"/>
-          <w:szCs w:val="28"/>
-        </w:rPr>
-        <w:t>валидатор</w:t>
-      </w:r>
-      <w:proofErr w:type="spellEnd"/>
-      <w:r>
-        <w:rPr>
-          <w:rFonts w:ascii="Times New Roman" w:hAnsi="Times New Roman" w:cs="Times New Roman"/>
-          <w:spacing w:val="-11"/>
-          <w:sz w:val="28"/>
-          <w:szCs w:val="28"/>
-        </w:rPr>
-        <w:t xml:space="preserve"> </w:t>
-      </w:r>
-      <w:proofErr w:type="spellStart"/>
-      <w:r>
-        <w:rPr>
-          <w:rFonts w:ascii="Times New Roman" w:hAnsi="Times New Roman" w:cs="Times New Roman"/>
-          <w:spacing w:val="-11"/>
-          <w:sz w:val="28"/>
-          <w:szCs w:val="28"/>
-        </w:rPr>
-        <w:t>модов</w:t>
-      </w:r>
-      <w:proofErr w:type="spellEnd"/>
-      <w:r>
-        <w:rPr>
-          <w:rFonts w:ascii="Times New Roman" w:hAnsi="Times New Roman" w:cs="Times New Roman"/>
-          <w:spacing w:val="-11"/>
-          <w:sz w:val="28"/>
-          <w:szCs w:val="28"/>
-        </w:rPr>
-        <w:t>, реестр сущностей реализуются самостоятельно;</w:t>
+        <w:t xml:space="preserve"> допустимо, но не подменяет реализацию ключевых подсистем: игровое ядро, загрузчик и валидатор модов, реестр сущностей реализуются самостоятельно;</w:t>
       </w:r>
     </w:p>
     <w:p>
       <w:pPr>
-        <w:ind w:left="284"/>
+        <w:pStyle w:val="a3"/>
+        <w:numPr>
+          <w:ilvl w:val="0"/>
+          <w:numId w:val="2"/>
+        </w:numPr>
         <w:jc w:val="both"/>
         <w:rPr>
           <w:rFonts w:ascii="Times New Roman" w:hAnsi="Times New Roman" w:cs="Times New Roman"/>
@@ -4886,7 +4500,7 @@
           <w:sz w:val="28"/>
           <w:szCs w:val="28"/>
         </w:rPr>
-        <w:t>•</w:t>
+        <w:t>интерфейс - консоль</w:t>
       </w:r>
       <w:r>
         <w:rPr>
@@ -4895,13 +4509,16 @@
           <w:sz w:val="28"/>
           <w:szCs w:val="28"/>
         </w:rPr>
-        <w:tab/>
-        <w:t>интерфейс — консоль (TUI), ввод с клавиатуры;</w:t>
+        <w:t>, ввод с клавиатуры;</w:t>
       </w:r>
     </w:p>
     <w:p>
       <w:pPr>
-        <w:ind w:left="284"/>
+        <w:pStyle w:val="a3"/>
+        <w:numPr>
+          <w:ilvl w:val="0"/>
+          <w:numId w:val="2"/>
+        </w:numPr>
         <w:jc w:val="both"/>
         <w:rPr>
           <w:rFonts w:ascii="Times New Roman" w:hAnsi="Times New Roman" w:cs="Times New Roman"/>
@@ -4917,7 +4534,7 @@
           <w:sz w:val="28"/>
           <w:szCs w:val="28"/>
         </w:rPr>
-        <w:t>•</w:t>
+        <w:t xml:space="preserve">моды – только </w:t>
       </w:r>
       <w:r>
         <w:rPr>
@@ -4926,13 +4543,16 @@
           <w:sz w:val="28"/>
           <w:szCs w:val="28"/>
         </w:rPr>
-        <w:tab/>
-        <w:t>моды — только данные (CSV/JSON), исполняемый код в модах не допускается;</w:t>
+        <w:t>данные (CSV/JSON), исполняемый код в модах не допускается;</w:t>
       </w:r>
     </w:p>
     <w:p>
       <w:pPr>
-        <w:ind w:left="284"/>
+        <w:pStyle w:val="a3"/>
+        <w:numPr>
+          <w:ilvl w:val="0"/>
+          <w:numId w:val="2"/>
+        </w:numPr>
         <w:jc w:val="both"/>
         <w:rPr>
           <w:rFonts w:ascii="Times New Roman" w:hAnsi="Times New Roman" w:cs="Times New Roman"/>
@@ -4948,16 +4568,6 @@
           <w:sz w:val="28"/>
           <w:szCs w:val="28"/>
         </w:rPr>
-        <w:t>•</w:t>
-      </w:r>
-      <w:r>
-        <w:rPr>
-          <w:rFonts w:ascii="Times New Roman" w:hAnsi="Times New Roman" w:cs="Times New Roman"/>
-          <w:spacing w:val="-11"/>
-          <w:sz w:val="28"/>
-          <w:szCs w:val="28"/>
-        </w:rPr>
-        <w:tab/>
         <w:t>данные хранятся в файлах локальной файловой системы, СУБД не используется.</w:t>
       </w:r>
     </w:p>
@@ -4973,7 +4583,7 @@
           <w:szCs w:val="32"/>
         </w:rPr>
       </w:pPr>
-      <w:bookmarkStart w:id="7" w:name="_Toc243839746"/>
+      <w:bookmarkStart w:id="7" w:name="_Toc243842766"/>
       <w:r>
         <w:rPr>
           <w:rFonts w:ascii="Times New Roman" w:hAnsi="Times New Roman" w:cs="Times New Roman"/>
@@ -4982,7 +4592,6 @@
           <w:sz w:val="32"/>
           <w:szCs w:val="32"/>
         </w:rPr>
-        <w:lastRenderedPageBreak/>
         <w:t>2.2.</w:t>
       </w:r>
       <w:r>
@@ -5000,7 +4609,11 @@
     </w:p>
     <w:p>
       <w:pPr>
-        <w:ind w:left="284"/>
+        <w:pStyle w:val="a3"/>
+        <w:numPr>
+          <w:ilvl w:val="0"/>
+          <w:numId w:val="3"/>
+        </w:numPr>
         <w:jc w:val="both"/>
         <w:rPr>
           <w:rFonts w:ascii="Times New Roman" w:hAnsi="Times New Roman" w:cs="Times New Roman"/>
@@ -5016,17 +4629,24 @@
           <w:sz w:val="28"/>
           <w:szCs w:val="28"/>
         </w:rPr>
-        <w:t>•</w:t>
+        <w:t>загрузка и проверка модов из каталога mods/ с учётом порядка загрузки и зависимостей;</w:t>
       </w:r>
-      <w:r>
+    </w:p>
+    <w:p>
+      <w:pPr>
+        <w:pStyle w:val="a3"/>
+        <w:numPr>
+          <w:ilvl w:val="0"/>
+          <w:numId w:val="3"/>
+        </w:numPr>
+        <w:jc w:val="both"/>
         <w:rPr>
           <w:rFonts w:ascii="Times New Roman" w:hAnsi="Times New Roman" w:cs="Times New Roman"/>
           <w:spacing w:val="-11"/>
           <w:sz w:val="28"/>
           <w:szCs w:val="28"/>
         </w:rPr>
-        <w:tab/>
-      </w:r>
+      </w:pPr>
       <w:r>
         <w:rPr>
           <w:rFonts w:ascii="Times New Roman" w:hAnsi="Times New Roman" w:cs="Times New Roman"/>
@@ -5034,19 +4654,24 @@
           <w:sz w:val="28"/>
           <w:szCs w:val="28"/>
         </w:rPr>
-        <w:t xml:space="preserve">загрузка и проверка </w:t>
+        <w:t>реестр шаблонов монстров, предметов и типов клеток, наполняемый из данных модов;</w:t>
       </w:r>
-      <w:proofErr w:type="spellStart"/>
-      <w:r>
+    </w:p>
+    <w:p>
+      <w:pPr>
+        <w:pStyle w:val="a3"/>
+        <w:numPr>
+          <w:ilvl w:val="0"/>
+          <w:numId w:val="3"/>
+        </w:numPr>
+        <w:jc w:val="both"/>
         <w:rPr>
           <w:rFonts w:ascii="Times New Roman" w:hAnsi="Times New Roman" w:cs="Times New Roman"/>
           <w:spacing w:val="-11"/>
           <w:sz w:val="28"/>
           <w:szCs w:val="28"/>
         </w:rPr>
-        <w:t>модов</w:t>
-      </w:r>
-      <w:proofErr w:type="spellEnd"/>
+      </w:pPr>
       <w:r>
         <w:rPr>
           <w:rFonts w:ascii="Times New Roman" w:hAnsi="Times New Roman" w:cs="Times New Roman"/>
@@ -5054,19 +4679,24 @@
           <w:sz w:val="28"/>
           <w:szCs w:val="28"/>
         </w:rPr>
-        <w:t xml:space="preserve"> из каталога </w:t>
+        <w:t>загрузка уровней из файлов и процедурная генерация уровней по шаблону (комнаты и коридоры);</w:t>
       </w:r>
-      <w:proofErr w:type="spellStart"/>
-      <w:r>
+    </w:p>
+    <w:p>
+      <w:pPr>
+        <w:pStyle w:val="a3"/>
+        <w:numPr>
+          <w:ilvl w:val="0"/>
+          <w:numId w:val="3"/>
+        </w:numPr>
+        <w:jc w:val="both"/>
         <w:rPr>
           <w:rFonts w:ascii="Times New Roman" w:hAnsi="Times New Roman" w:cs="Times New Roman"/>
           <w:spacing w:val="-11"/>
           <w:sz w:val="28"/>
           <w:szCs w:val="28"/>
         </w:rPr>
-        <w:t>mods</w:t>
-      </w:r>
-      <w:proofErr w:type="spellEnd"/>
+      </w:pPr>
       <w:r>
         <w:rPr>
           <w:rFonts w:ascii="Times New Roman" w:hAnsi="Times New Roman" w:cs="Times New Roman"/>
@@ -5074,7 +4704,100 @@
           <w:sz w:val="28"/>
           <w:szCs w:val="28"/>
         </w:rPr>
-        <w:t>/ с учётом порядка загрузки и зависимостей;</w:t>
+        <w:t>пошаговый игровой цикл: перемещение, бой, ИИ монстров, подбор и использование предметов, опыт и уровни;</w:t>
+      </w:r>
+    </w:p>
+    <w:p>
+      <w:pPr>
+        <w:pStyle w:val="a3"/>
+        <w:numPr>
+          <w:ilvl w:val="0"/>
+          <w:numId w:val="3"/>
+        </w:numPr>
+        <w:jc w:val="both"/>
+        <w:rPr>
+          <w:rFonts w:ascii="Times New Roman" w:hAnsi="Times New Roman" w:cs="Times New Roman"/>
+          <w:spacing w:val="-11"/>
+          <w:sz w:val="28"/>
+          <w:szCs w:val="28"/>
+        </w:rPr>
+      </w:pPr>
+      <w:r>
+        <w:rPr>
+          <w:rFonts w:ascii="Times New Roman" w:hAnsi="Times New Roman" w:cs="Times New Roman"/>
+          <w:spacing w:val="-11"/>
+          <w:sz w:val="28"/>
+          <w:szCs w:val="28"/>
+        </w:rPr>
+        <w:t>консольная отр</w:t>
+      </w:r>
+      <w:r>
+        <w:rPr>
+          <w:rFonts w:ascii="Times New Roman" w:hAnsi="Times New Roman" w:cs="Times New Roman"/>
+          <w:spacing w:val="-11"/>
+          <w:sz w:val="28"/>
+          <w:szCs w:val="28"/>
+        </w:rPr>
+        <w:t xml:space="preserve">исовка карты, панели состояния </w:t>
+      </w:r>
+      <w:r>
+        <w:rPr>
+          <w:rFonts w:ascii="Times New Roman" w:hAnsi="Times New Roman" w:cs="Times New Roman"/>
+          <w:spacing w:val="-11"/>
+          <w:sz w:val="28"/>
+          <w:szCs w:val="28"/>
+        </w:rPr>
+        <w:t>и журнала сообщений;</w:t>
+      </w:r>
+    </w:p>
+    <w:p>
+      <w:pPr>
+        <w:pStyle w:val="a3"/>
+        <w:numPr>
+          <w:ilvl w:val="0"/>
+          <w:numId w:val="3"/>
+        </w:numPr>
+        <w:jc w:val="both"/>
+        <w:rPr>
+          <w:rFonts w:ascii="Times New Roman" w:hAnsi="Times New Roman" w:cs="Times New Roman"/>
+          <w:spacing w:val="-11"/>
+          <w:sz w:val="28"/>
+          <w:szCs w:val="28"/>
+        </w:rPr>
+      </w:pPr>
+      <w:r>
+        <w:rPr>
+          <w:rFonts w:ascii="Times New Roman" w:hAnsi="Times New Roman" w:cs="Times New Roman"/>
+          <w:spacing w:val="-11"/>
+          <w:sz w:val="28"/>
+          <w:szCs w:val="28"/>
+        </w:rPr>
+        <w:t>сохранение и загрузка партии с контролем набора подключённых модов;</w:t>
+      </w:r>
+    </w:p>
+    <w:p>
+      <w:pPr>
+        <w:pStyle w:val="a3"/>
+        <w:numPr>
+          <w:ilvl w:val="0"/>
+          <w:numId w:val="3"/>
+        </w:numPr>
+        <w:jc w:val="both"/>
+        <w:rPr>
+          <w:rFonts w:ascii="Times New Roman" w:hAnsi="Times New Roman" w:cs="Times New Roman"/>
+          <w:spacing w:val="-11"/>
+          <w:sz w:val="28"/>
+          <w:szCs w:val="28"/>
+        </w:rPr>
+      </w:pPr>
+      <w:r>
+        <w:rPr>
+          <w:rFonts w:ascii="Times New Roman" w:hAnsi="Times New Roman" w:cs="Times New Roman"/>
+          <w:spacing w:val="-11"/>
+          <w:sz w:val="28"/>
+          <w:szCs w:val="28"/>
+        </w:rPr>
+        <w:t>журналирование ошибок загрузки данных (файл, строка, причина) и режим</w:t>
       </w:r>
     </w:p>
     <w:p>
@@ -5095,7 +4818,7 @@
           <w:sz w:val="28"/>
           <w:szCs w:val="28"/>
         </w:rPr>
-        <w:t>•</w:t>
+        <w:t>--</w:t>
       </w:r>
       <w:r>
         <w:rPr>
@@ -5104,283 +4827,7 @@
           <w:sz w:val="28"/>
           <w:szCs w:val="28"/>
         </w:rPr>
-        <w:tab/>
-        <w:t xml:space="preserve">реестр шаблонов монстров, предметов и типов клеток, наполняемый из данных </w:t>
-      </w:r>
-      <w:proofErr w:type="spellStart"/>
-      <w:r>
-        <w:rPr>
-          <w:rFonts w:ascii="Times New Roman" w:hAnsi="Times New Roman" w:cs="Times New Roman"/>
-          <w:spacing w:val="-11"/>
-          <w:sz w:val="28"/>
-          <w:szCs w:val="28"/>
-        </w:rPr>
-        <w:t>модов</w:t>
-      </w:r>
-      <w:proofErr w:type="spellEnd"/>
-      <w:r>
-        <w:rPr>
-          <w:rFonts w:ascii="Times New Roman" w:hAnsi="Times New Roman" w:cs="Times New Roman"/>
-          <w:spacing w:val="-11"/>
-          <w:sz w:val="28"/>
-          <w:szCs w:val="28"/>
-        </w:rPr>
-        <w:t>;</w:t>
-      </w:r>
-    </w:p>
-    <w:p>
-      <w:pPr>
-        <w:ind w:left="284"/>
-        <w:jc w:val="both"/>
-        <w:rPr>
-          <w:rFonts w:ascii="Times New Roman" w:hAnsi="Times New Roman" w:cs="Times New Roman"/>
-          <w:spacing w:val="-11"/>
-          <w:sz w:val="28"/>
-          <w:szCs w:val="28"/>
-        </w:rPr>
-      </w:pPr>
-      <w:r>
-        <w:rPr>
-          <w:rFonts w:ascii="Times New Roman" w:hAnsi="Times New Roman" w:cs="Times New Roman"/>
-          <w:spacing w:val="-11"/>
-          <w:sz w:val="28"/>
-          <w:szCs w:val="28"/>
-        </w:rPr>
-        <w:t>•</w:t>
-      </w:r>
-      <w:r>
-        <w:rPr>
-          <w:rFonts w:ascii="Times New Roman" w:hAnsi="Times New Roman" w:cs="Times New Roman"/>
-          <w:spacing w:val="-11"/>
-          <w:sz w:val="28"/>
-          <w:szCs w:val="28"/>
-        </w:rPr>
-        <w:tab/>
-        <w:t>загрузка уровней из файлов и процедурная генерация уровней по шаблону (комнаты и коридоры);</w:t>
-      </w:r>
-    </w:p>
-    <w:p>
-      <w:pPr>
-        <w:ind w:left="284"/>
-        <w:jc w:val="both"/>
-        <w:rPr>
-          <w:rFonts w:ascii="Times New Roman" w:hAnsi="Times New Roman" w:cs="Times New Roman"/>
-          <w:spacing w:val="-11"/>
-          <w:sz w:val="28"/>
-          <w:szCs w:val="28"/>
-        </w:rPr>
-      </w:pPr>
-      <w:r>
-        <w:rPr>
-          <w:rFonts w:ascii="Times New Roman" w:hAnsi="Times New Roman" w:cs="Times New Roman"/>
-          <w:spacing w:val="-11"/>
-          <w:sz w:val="28"/>
-          <w:szCs w:val="28"/>
-        </w:rPr>
-        <w:t>•</w:t>
-      </w:r>
-      <w:r>
-        <w:rPr>
-          <w:rFonts w:ascii="Times New Roman" w:hAnsi="Times New Roman" w:cs="Times New Roman"/>
-          <w:spacing w:val="-11"/>
-          <w:sz w:val="28"/>
-          <w:szCs w:val="28"/>
-        </w:rPr>
-        <w:tab/>
-        <w:t>пошаговый игровой цикл: перемещение, бой, ИИ монстров, подбор и использование предметов, опыт и уровни;</w:t>
-      </w:r>
-    </w:p>
-    <w:p>
-      <w:pPr>
-        <w:ind w:left="284"/>
-        <w:jc w:val="both"/>
-        <w:rPr>
-          <w:rFonts w:ascii="Times New Roman" w:hAnsi="Times New Roman" w:cs="Times New Roman"/>
-          <w:spacing w:val="-11"/>
-          <w:sz w:val="28"/>
-          <w:szCs w:val="28"/>
-        </w:rPr>
-      </w:pPr>
-      <w:r>
-        <w:rPr>
-          <w:rFonts w:ascii="Times New Roman" w:hAnsi="Times New Roman" w:cs="Times New Roman"/>
-          <w:spacing w:val="-11"/>
-          <w:sz w:val="28"/>
-          <w:szCs w:val="28"/>
-        </w:rPr>
-        <w:t>•</w:t>
-      </w:r>
-      <w:r>
-        <w:rPr>
-          <w:rFonts w:ascii="Times New Roman" w:hAnsi="Times New Roman" w:cs="Times New Roman"/>
-          <w:spacing w:val="-11"/>
-          <w:sz w:val="28"/>
-          <w:szCs w:val="28"/>
-        </w:rPr>
-        <w:tab/>
-        <w:t xml:space="preserve">консольная </w:t>
-      </w:r>
-      <w:proofErr w:type="spellStart"/>
-      <w:r>
-        <w:rPr>
-          <w:rFonts w:ascii="Times New Roman" w:hAnsi="Times New Roman" w:cs="Times New Roman"/>
-          <w:spacing w:val="-11"/>
-          <w:sz w:val="28"/>
-          <w:szCs w:val="28"/>
-        </w:rPr>
-        <w:t>отрисовка</w:t>
-      </w:r>
-      <w:proofErr w:type="spellEnd"/>
-      <w:r>
-        <w:rPr>
-          <w:rFonts w:ascii="Times New Roman" w:hAnsi="Times New Roman" w:cs="Times New Roman"/>
-          <w:spacing w:val="-11"/>
-          <w:sz w:val="28"/>
-          <w:szCs w:val="28"/>
-        </w:rPr>
-        <w:t xml:space="preserve"> карты, панели состояния (HUD) и журнала сообщений;</w:t>
-      </w:r>
-    </w:p>
-    <w:p>
-      <w:pPr>
-        <w:ind w:left="284"/>
-        <w:jc w:val="both"/>
-        <w:rPr>
-          <w:rFonts w:ascii="Times New Roman" w:hAnsi="Times New Roman" w:cs="Times New Roman"/>
-          <w:spacing w:val="-11"/>
-          <w:sz w:val="28"/>
-          <w:szCs w:val="28"/>
-        </w:rPr>
-      </w:pPr>
-      <w:r>
-        <w:rPr>
-          <w:rFonts w:ascii="Times New Roman" w:hAnsi="Times New Roman" w:cs="Times New Roman"/>
-          <w:spacing w:val="-11"/>
-          <w:sz w:val="28"/>
-          <w:szCs w:val="28"/>
-        </w:rPr>
-        <w:t>•</w:t>
-      </w:r>
-      <w:r>
-        <w:rPr>
-          <w:rFonts w:ascii="Times New Roman" w:hAnsi="Times New Roman" w:cs="Times New Roman"/>
-          <w:spacing w:val="-11"/>
-          <w:sz w:val="28"/>
-          <w:szCs w:val="28"/>
-        </w:rPr>
-        <w:tab/>
-        <w:t xml:space="preserve">сохранение и загрузка партии с контролем набора подключённых </w:t>
-      </w:r>
-      <w:proofErr w:type="spellStart"/>
-      <w:r>
-        <w:rPr>
-          <w:rFonts w:ascii="Times New Roman" w:hAnsi="Times New Roman" w:cs="Times New Roman"/>
-          <w:spacing w:val="-11"/>
-          <w:sz w:val="28"/>
-          <w:szCs w:val="28"/>
-        </w:rPr>
-        <w:t>модов</w:t>
-      </w:r>
-      <w:proofErr w:type="spellEnd"/>
-      <w:r>
-        <w:rPr>
-          <w:rFonts w:ascii="Times New Roman" w:hAnsi="Times New Roman" w:cs="Times New Roman"/>
-          <w:spacing w:val="-11"/>
-          <w:sz w:val="28"/>
-          <w:szCs w:val="28"/>
-        </w:rPr>
-        <w:t>;</w:t>
-      </w:r>
-    </w:p>
-    <w:p>
-      <w:pPr>
-        <w:ind w:left="284"/>
-        <w:jc w:val="both"/>
-        <w:rPr>
-          <w:rFonts w:ascii="Times New Roman" w:hAnsi="Times New Roman" w:cs="Times New Roman"/>
-          <w:spacing w:val="-11"/>
-          <w:sz w:val="28"/>
-          <w:szCs w:val="28"/>
-        </w:rPr>
-      </w:pPr>
-      <w:r>
-        <w:rPr>
-          <w:rFonts w:ascii="Times New Roman" w:hAnsi="Times New Roman" w:cs="Times New Roman"/>
-          <w:spacing w:val="-11"/>
-          <w:sz w:val="28"/>
-          <w:szCs w:val="28"/>
-        </w:rPr>
-        <w:t>•</w:t>
-      </w:r>
-      <w:r>
-        <w:rPr>
-          <w:rFonts w:ascii="Times New Roman" w:hAnsi="Times New Roman" w:cs="Times New Roman"/>
-          <w:spacing w:val="-11"/>
-          <w:sz w:val="28"/>
-          <w:szCs w:val="28"/>
-        </w:rPr>
-        <w:tab/>
-      </w:r>
-      <w:proofErr w:type="spellStart"/>
-      <w:r>
-        <w:rPr>
-          <w:rFonts w:ascii="Times New Roman" w:hAnsi="Times New Roman" w:cs="Times New Roman"/>
-          <w:spacing w:val="-11"/>
-          <w:sz w:val="28"/>
-          <w:szCs w:val="28"/>
-        </w:rPr>
-        <w:t>журналирование</w:t>
-      </w:r>
-      <w:proofErr w:type="spellEnd"/>
-      <w:r>
-        <w:rPr>
-          <w:rFonts w:ascii="Times New Roman" w:hAnsi="Times New Roman" w:cs="Times New Roman"/>
-          <w:spacing w:val="-11"/>
-          <w:sz w:val="28"/>
-          <w:szCs w:val="28"/>
-        </w:rPr>
-        <w:t xml:space="preserve"> ошибок загрузки данных (файл, строка, причина) и режим</w:t>
-      </w:r>
-    </w:p>
-    <w:p>
-      <w:pPr>
-        <w:ind w:left="284"/>
-        <w:jc w:val="both"/>
-        <w:rPr>
-          <w:rFonts w:ascii="Times New Roman" w:hAnsi="Times New Roman" w:cs="Times New Roman"/>
-          <w:spacing w:val="-11"/>
-          <w:sz w:val="28"/>
-          <w:szCs w:val="28"/>
-        </w:rPr>
-      </w:pPr>
-      <w:r>
-        <w:rPr>
-          <w:rFonts w:ascii="Times New Roman" w:hAnsi="Times New Roman" w:cs="Times New Roman"/>
-          <w:spacing w:val="-11"/>
-          <w:sz w:val="28"/>
-          <w:szCs w:val="28"/>
-        </w:rPr>
-        <w:t>--</w:t>
-      </w:r>
-      <w:proofErr w:type="spellStart"/>
-      <w:r>
-        <w:rPr>
-          <w:rFonts w:ascii="Times New Roman" w:hAnsi="Times New Roman" w:cs="Times New Roman"/>
-          <w:spacing w:val="-11"/>
-          <w:sz w:val="28"/>
-          <w:szCs w:val="28"/>
-        </w:rPr>
-        <w:t>validate-mods</w:t>
-      </w:r>
-      <w:proofErr w:type="spellEnd"/>
-      <w:r>
-        <w:rPr>
-          <w:rFonts w:ascii="Times New Roman" w:hAnsi="Times New Roman" w:cs="Times New Roman"/>
-          <w:spacing w:val="-11"/>
-          <w:sz w:val="28"/>
-          <w:szCs w:val="28"/>
-        </w:rPr>
-        <w:t>.</w:t>
+        <w:t>validate-mods.</w:t>
       </w:r>
     </w:p>
     <w:p>
@@ -5395,7 +4842,7 @@
           <w:szCs w:val="32"/>
         </w:rPr>
       </w:pPr>
-      <w:bookmarkStart w:id="8" w:name="_Toc243839747"/>
+      <w:bookmarkStart w:id="8" w:name="_Toc243842767"/>
       <w:r>
         <w:rPr>
           <w:rFonts w:ascii="Times New Roman" w:hAnsi="Times New Roman" w:cs="Times New Roman"/>
@@ -5427,7 +4874,7 @@
       </w:tblPr>
       <w:tblGrid>
         <w:gridCol w:w="2419"/>
-        <w:gridCol w:w="6926"/>
+        <w:gridCol w:w="7152"/>
       </w:tblGrid>
       <w:tr>
         <w:tc>
@@ -5439,7 +4886,6 @@
               <w:pStyle w:val="TableParagraph"/>
               <w:rPr>
                 <w:b/>
-                <w:i/>
                 <w:sz w:val="28"/>
                 <w:szCs w:val="28"/>
               </w:rPr>
@@ -5447,7 +4893,6 @@
             <w:r>
               <w:rPr>
                 <w:b/>
-                <w:i/>
                 <w:spacing w:val="-4"/>
                 <w:sz w:val="28"/>
                 <w:szCs w:val="28"/>
@@ -5465,7 +4910,6 @@
               <w:pStyle w:val="TableParagraph"/>
               <w:rPr>
                 <w:b/>
-                <w:i/>
                 <w:sz w:val="28"/>
                 <w:szCs w:val="28"/>
               </w:rPr>
@@ -5473,7 +4917,6 @@
             <w:r>
               <w:rPr>
                 <w:b/>
-                <w:i/>
                 <w:sz w:val="28"/>
                 <w:szCs w:val="28"/>
               </w:rPr>
@@ -5482,7 +4925,6 @@
             <w:r>
               <w:rPr>
                 <w:b/>
-                <w:i/>
                 <w:spacing w:val="-2"/>
                 <w:sz w:val="28"/>
                 <w:szCs w:val="28"/>
@@ -5634,7 +5076,6 @@
                 <w:szCs w:val="28"/>
               </w:rPr>
             </w:pPr>
-            <w:proofErr w:type="spellStart"/>
             <w:r>
               <w:rPr>
                 <w:spacing w:val="-2"/>
@@ -5643,7 +5084,6 @@
               </w:rPr>
               <w:t>Моддер</w:t>
             </w:r>
-            <w:proofErr w:type="spellEnd"/>
           </w:p>
         </w:tc>
         <w:tc>
@@ -5739,6 +5179,7 @@
                 <w:sz w:val="28"/>
                 <w:szCs w:val="28"/>
               </w:rPr>
+              <w:lastRenderedPageBreak/>
               <w:t>и</w:t>
             </w:r>
             <w:r>
@@ -5778,6 +5219,7 @@
                 <w:sz w:val="28"/>
                 <w:szCs w:val="28"/>
               </w:rPr>
+              <w:lastRenderedPageBreak/>
               <w:t xml:space="preserve">Разработчик / </w:t>
             </w:r>
             <w:r>
@@ -5930,58 +5372,37 @@
     </w:tbl>
     <w:p>
       <w:pPr>
-        <w:jc w:val="both"/>
-        <w:rPr>
-          <w:rFonts w:ascii="Times New Roman" w:hAnsi="Times New Roman" w:cs="Times New Roman"/>
-          <w:spacing w:val="-11"/>
-          <w:sz w:val="28"/>
-          <w:szCs w:val="28"/>
+        <w:pStyle w:val="1"/>
+        <w:ind w:left="426"/>
+        <w:rPr>
+          <w:rFonts w:ascii="Times New Roman" w:hAnsi="Times New Roman" w:cs="Times New Roman"/>
+          <w:b/>
+          <w:color w:val="000000" w:themeColor="text1"/>
+          <w:sz w:val="36"/>
+          <w:szCs w:val="36"/>
         </w:rPr>
       </w:pPr>
     </w:p>
     <w:p>
       <w:pPr>
-        <w:jc w:val="both"/>
-        <w:rPr>
-          <w:rFonts w:ascii="Times New Roman" w:hAnsi="Times New Roman" w:cs="Times New Roman"/>
-          <w:spacing w:val="-11"/>
-          <w:sz w:val="28"/>
-          <w:szCs w:val="28"/>
+        <w:rPr>
+          <w:rFonts w:ascii="Times New Roman" w:eastAsiaTheme="majorEastAsia" w:hAnsi="Times New Roman" w:cs="Times New Roman"/>
+          <w:b/>
+          <w:color w:val="000000" w:themeColor="text1"/>
+          <w:sz w:val="36"/>
+          <w:szCs w:val="36"/>
         </w:rPr>
       </w:pPr>
-    </w:p>
-    <w:p>
-      <w:pPr>
-        <w:jc w:val="both"/>
-        <w:rPr>
-          <w:rFonts w:ascii="Times New Roman" w:hAnsi="Times New Roman" w:cs="Times New Roman"/>
-          <w:spacing w:val="-11"/>
-          <w:sz w:val="28"/>
-          <w:szCs w:val="28"/>
-        </w:rPr>
-      </w:pPr>
-    </w:p>
-    <w:p>
-      <w:pPr>
-        <w:jc w:val="both"/>
-        <w:rPr>
-          <w:rFonts w:ascii="Times New Roman" w:hAnsi="Times New Roman" w:cs="Times New Roman"/>
-          <w:spacing w:val="-11"/>
-          <w:sz w:val="28"/>
-          <w:szCs w:val="28"/>
-        </w:rPr>
-      </w:pPr>
-    </w:p>
-    <w:p>
-      <w:pPr>
-        <w:jc w:val="both"/>
-        <w:rPr>
-          <w:rFonts w:ascii="Times New Roman" w:hAnsi="Times New Roman" w:cs="Times New Roman"/>
-          <w:spacing w:val="-11"/>
-          <w:sz w:val="28"/>
-          <w:szCs w:val="28"/>
-        </w:rPr>
-      </w:pPr>
+      <w:r>
+        <w:rPr>
+          <w:rFonts w:ascii="Times New Roman" w:hAnsi="Times New Roman" w:cs="Times New Roman"/>
+          <w:b/>
+          <w:color w:val="000000" w:themeColor="text1"/>
+          <w:sz w:val="36"/>
+          <w:szCs w:val="36"/>
+        </w:rPr>
+        <w:br w:type="page"/>
+      </w:r>
     </w:p>
     <w:p>
       <w:pPr>
@@ -5995,7 +5416,7 @@
           <w:szCs w:val="36"/>
         </w:rPr>
       </w:pPr>
-      <w:bookmarkStart w:id="9" w:name="_Toc243839748"/>
+      <w:bookmarkStart w:id="9" w:name="_Toc243842768"/>
       <w:r>
         <w:rPr>
           <w:rFonts w:ascii="Times New Roman" w:hAnsi="Times New Roman" w:cs="Times New Roman"/>
@@ -6032,7 +5453,7 @@
           <w:szCs w:val="32"/>
         </w:rPr>
       </w:pPr>
-      <w:bookmarkStart w:id="10" w:name="_Toc243839749"/>
+      <w:bookmarkStart w:id="10" w:name="_Toc243842769"/>
       <w:r>
         <w:rPr>
           <w:rFonts w:ascii="Times New Roman" w:hAnsi="Times New Roman" w:cs="Times New Roman"/>
@@ -6095,34 +5516,16 @@
           <w:sz w:val="28"/>
           <w:szCs w:val="28"/>
         </w:rPr>
-        <w:t xml:space="preserve">Использована комбинация традиционных и </w:t>
-      </w:r>
-      <w:proofErr w:type="spellStart"/>
-      <w:r>
-        <w:rPr>
-          <w:rFonts w:ascii="Times New Roman" w:hAnsi="Times New Roman" w:cs="Times New Roman"/>
-          <w:b/>
-          <w:spacing w:val="-11"/>
-          <w:sz w:val="28"/>
-          <w:szCs w:val="28"/>
-        </w:rPr>
-        <w:t>agile</w:t>
-      </w:r>
-      <w:proofErr w:type="spellEnd"/>
-      <w:r>
-        <w:rPr>
-          <w:rFonts w:ascii="Times New Roman" w:hAnsi="Times New Roman" w:cs="Times New Roman"/>
-          <w:b/>
-          <w:spacing w:val="-11"/>
-          <w:sz w:val="28"/>
-          <w:szCs w:val="28"/>
-        </w:rPr>
-        <w:t>-ориентированных методов:</w:t>
+        <w:t>Использована комбинация традиционных и agile-ориентированных методов:</w:t>
       </w:r>
     </w:p>
     <w:p>
       <w:pPr>
-        <w:ind w:left="284"/>
+        <w:pStyle w:val="a3"/>
+        <w:numPr>
+          <w:ilvl w:val="0"/>
+          <w:numId w:val="4"/>
+        </w:numPr>
         <w:jc w:val="both"/>
         <w:rPr>
           <w:rFonts w:ascii="Times New Roman" w:hAnsi="Times New Roman" w:cs="Times New Roman"/>
@@ -6138,7 +5541,7 @@
           <w:sz w:val="28"/>
           <w:szCs w:val="28"/>
         </w:rPr>
-        <w:t>•</w:t>
+        <w:t xml:space="preserve">Изучены существующие roguelike-игры и их подходы к расширяемости: NetHack и Brogue как </w:t>
       </w:r>
       <w:r>
         <w:rPr>
@@ -6147,10 +5550,8 @@
           <w:sz w:val="28"/>
           <w:szCs w:val="28"/>
         </w:rPr>
-        <w:tab/>
-        <w:t xml:space="preserve">Анализ документов и аналогов. Изучены существующие </w:t>
+        <w:t>пример</w:t>
       </w:r>
-      <w:proofErr w:type="spellStart"/>
       <w:r>
         <w:rPr>
           <w:rFonts w:ascii="Times New Roman" w:hAnsi="Times New Roman" w:cs="Times New Roman"/>
@@ -6158,82 +5559,16 @@
           <w:sz w:val="28"/>
           <w:szCs w:val="28"/>
         </w:rPr>
-        <w:t>roguelike</w:t>
-      </w:r>
-      <w:proofErr w:type="spellEnd"/>
-      <w:r>
-        <w:rPr>
-          <w:rFonts w:ascii="Times New Roman" w:hAnsi="Times New Roman" w:cs="Times New Roman"/>
-          <w:spacing w:val="-11"/>
-          <w:sz w:val="28"/>
-          <w:szCs w:val="28"/>
-        </w:rPr>
-        <w:t xml:space="preserve">-игры и их подходы к расширяемости: </w:t>
-      </w:r>
-      <w:proofErr w:type="spellStart"/>
-      <w:r>
-        <w:rPr>
-          <w:rFonts w:ascii="Times New Roman" w:hAnsi="Times New Roman" w:cs="Times New Roman"/>
-          <w:spacing w:val="-11"/>
-          <w:sz w:val="28"/>
-          <w:szCs w:val="28"/>
-        </w:rPr>
-        <w:t>NetHack</w:t>
-      </w:r>
-      <w:proofErr w:type="spellEnd"/>
-      <w:r>
-        <w:rPr>
-          <w:rFonts w:ascii="Times New Roman" w:hAnsi="Times New Roman" w:cs="Times New Roman"/>
-          <w:spacing w:val="-11"/>
-          <w:sz w:val="28"/>
-          <w:szCs w:val="28"/>
-        </w:rPr>
-        <w:t xml:space="preserve"> и </w:t>
-      </w:r>
-      <w:proofErr w:type="spellStart"/>
-      <w:r>
-        <w:rPr>
-          <w:rFonts w:ascii="Times New Roman" w:hAnsi="Times New Roman" w:cs="Times New Roman"/>
-          <w:spacing w:val="-11"/>
-          <w:sz w:val="28"/>
-          <w:szCs w:val="28"/>
-        </w:rPr>
-        <w:t>Brogue</w:t>
-      </w:r>
-      <w:proofErr w:type="spellEnd"/>
-      <w:r>
-        <w:rPr>
-          <w:rFonts w:ascii="Times New Roman" w:hAnsi="Times New Roman" w:cs="Times New Roman"/>
-          <w:spacing w:val="-11"/>
-          <w:sz w:val="28"/>
-          <w:szCs w:val="28"/>
-        </w:rPr>
-        <w:t xml:space="preserve"> как эталон жанровых механик, </w:t>
-      </w:r>
-      <w:proofErr w:type="spellStart"/>
-      <w:r>
-        <w:rPr>
-          <w:rFonts w:ascii="Times New Roman" w:hAnsi="Times New Roman" w:cs="Times New Roman"/>
-          <w:spacing w:val="-11"/>
-          <w:sz w:val="28"/>
-          <w:szCs w:val="28"/>
-        </w:rPr>
-        <w:t>Cataclysm</w:t>
-      </w:r>
-      <w:proofErr w:type="spellEnd"/>
-      <w:r>
-        <w:rPr>
-          <w:rFonts w:ascii="Times New Roman" w:hAnsi="Times New Roman" w:cs="Times New Roman"/>
-          <w:spacing w:val="-11"/>
-          <w:sz w:val="28"/>
-          <w:szCs w:val="28"/>
-        </w:rPr>
-        <w:t>: DDA как пример игры с контентом, описанным в JSON-файлах. Выделены типовые сущности, механики и форматы данных.</w:t>
+        <w:t xml:space="preserve"> жанровых механик. Выделены типовые сущности, механики и форматы данных.</w:t>
       </w:r>
     </w:p>
     <w:p>
       <w:pPr>
-        <w:ind w:left="284"/>
+        <w:pStyle w:val="a3"/>
+        <w:numPr>
+          <w:ilvl w:val="0"/>
+          <w:numId w:val="4"/>
+        </w:numPr>
         <w:jc w:val="both"/>
         <w:rPr>
           <w:rFonts w:ascii="Times New Roman" w:hAnsi="Times New Roman" w:cs="Times New Roman"/>
@@ -6249,42 +5584,16 @@
           <w:sz w:val="28"/>
           <w:szCs w:val="28"/>
         </w:rPr>
-        <w:t>•</w:t>
-      </w:r>
-      <w:r>
-        <w:rPr>
-          <w:rFonts w:ascii="Times New Roman" w:hAnsi="Times New Roman" w:cs="Times New Roman"/>
-          <w:spacing w:val="-11"/>
-          <w:sz w:val="28"/>
-          <w:szCs w:val="28"/>
-        </w:rPr>
-        <w:tab/>
-        <w:t xml:space="preserve">Моделирование пользователей (персоны). Выделены три роли: игрок, </w:t>
-      </w:r>
-      <w:proofErr w:type="spellStart"/>
-      <w:r>
-        <w:rPr>
-          <w:rFonts w:ascii="Times New Roman" w:hAnsi="Times New Roman" w:cs="Times New Roman"/>
-          <w:spacing w:val="-11"/>
-          <w:sz w:val="28"/>
-          <w:szCs w:val="28"/>
-        </w:rPr>
-        <w:t>моддер</w:t>
-      </w:r>
-      <w:proofErr w:type="spellEnd"/>
-      <w:r>
-        <w:rPr>
-          <w:rFonts w:ascii="Times New Roman" w:hAnsi="Times New Roman" w:cs="Times New Roman"/>
-          <w:spacing w:val="-11"/>
-          <w:sz w:val="28"/>
-          <w:szCs w:val="28"/>
-        </w:rPr>
-        <w:t>, разработчик (см. п. 2.3); для каждой сформулированы цели и ожидания.</w:t>
+        <w:t>Выделены три роли: игрок, моддер, разработчик (см. п. 2.3); для каждой сформулированы цели и ожидания.</w:t>
       </w:r>
     </w:p>
     <w:p>
       <w:pPr>
-        <w:ind w:left="284"/>
+        <w:pStyle w:val="a3"/>
+        <w:numPr>
+          <w:ilvl w:val="0"/>
+          <w:numId w:val="4"/>
+        </w:numPr>
         <w:jc w:val="both"/>
         <w:rPr>
           <w:rFonts w:ascii="Times New Roman" w:hAnsi="Times New Roman" w:cs="Times New Roman"/>
@@ -6300,142 +5609,16 @@
           <w:sz w:val="28"/>
           <w:szCs w:val="28"/>
         </w:rPr>
-        <w:t>•</w:t>
-      </w:r>
-      <w:r>
-        <w:rPr>
-          <w:rFonts w:ascii="Times New Roman" w:hAnsi="Times New Roman" w:cs="Times New Roman"/>
-          <w:spacing w:val="-11"/>
-          <w:sz w:val="28"/>
-          <w:szCs w:val="28"/>
-        </w:rPr>
-        <w:tab/>
-        <w:t xml:space="preserve">Мозговой штурм в команде для составления длинного списка возможностей с последующей </w:t>
-      </w:r>
-      <w:proofErr w:type="spellStart"/>
-      <w:r>
-        <w:rPr>
-          <w:rFonts w:ascii="Times New Roman" w:hAnsi="Times New Roman" w:cs="Times New Roman"/>
-          <w:spacing w:val="-11"/>
-          <w:sz w:val="28"/>
-          <w:szCs w:val="28"/>
-        </w:rPr>
-        <w:t>приоритизацией</w:t>
-      </w:r>
-      <w:proofErr w:type="spellEnd"/>
-      <w:r>
-        <w:rPr>
-          <w:rFonts w:ascii="Times New Roman" w:hAnsi="Times New Roman" w:cs="Times New Roman"/>
-          <w:spacing w:val="-11"/>
-          <w:sz w:val="28"/>
-          <w:szCs w:val="28"/>
-        </w:rPr>
-        <w:t xml:space="preserve"> по методу </w:t>
-      </w:r>
-      <w:proofErr w:type="spellStart"/>
-      <w:r>
-        <w:rPr>
-          <w:rFonts w:ascii="Times New Roman" w:hAnsi="Times New Roman" w:cs="Times New Roman"/>
-          <w:spacing w:val="-11"/>
-          <w:sz w:val="28"/>
-          <w:szCs w:val="28"/>
-        </w:rPr>
-        <w:t>MoSCoW</w:t>
-      </w:r>
-      <w:proofErr w:type="spellEnd"/>
-      <w:r>
-        <w:rPr>
-          <w:rFonts w:ascii="Times New Roman" w:hAnsi="Times New Roman" w:cs="Times New Roman"/>
-          <w:spacing w:val="-11"/>
-          <w:sz w:val="28"/>
-          <w:szCs w:val="28"/>
-        </w:rPr>
-        <w:t xml:space="preserve"> (</w:t>
-      </w:r>
-      <w:proofErr w:type="spellStart"/>
-      <w:r>
-        <w:rPr>
-          <w:rFonts w:ascii="Times New Roman" w:hAnsi="Times New Roman" w:cs="Times New Roman"/>
-          <w:spacing w:val="-11"/>
-          <w:sz w:val="28"/>
-          <w:szCs w:val="28"/>
-        </w:rPr>
-        <w:t>Must</w:t>
-      </w:r>
-      <w:proofErr w:type="spellEnd"/>
-      <w:r>
-        <w:rPr>
-          <w:rFonts w:ascii="Times New Roman" w:hAnsi="Times New Roman" w:cs="Times New Roman"/>
-          <w:spacing w:val="-11"/>
-          <w:sz w:val="28"/>
-          <w:szCs w:val="28"/>
-        </w:rPr>
-        <w:t xml:space="preserve"> / </w:t>
-      </w:r>
-      <w:proofErr w:type="spellStart"/>
-      <w:r>
-        <w:rPr>
-          <w:rFonts w:ascii="Times New Roman" w:hAnsi="Times New Roman" w:cs="Times New Roman"/>
-          <w:spacing w:val="-11"/>
-          <w:sz w:val="28"/>
-          <w:szCs w:val="28"/>
-        </w:rPr>
-        <w:t>Should</w:t>
-      </w:r>
-      <w:proofErr w:type="spellEnd"/>
-      <w:r>
-        <w:rPr>
-          <w:rFonts w:ascii="Times New Roman" w:hAnsi="Times New Roman" w:cs="Times New Roman"/>
-          <w:spacing w:val="-11"/>
-          <w:sz w:val="28"/>
-          <w:szCs w:val="28"/>
-        </w:rPr>
-        <w:t xml:space="preserve"> / </w:t>
-      </w:r>
-      <w:proofErr w:type="spellStart"/>
-      <w:r>
-        <w:rPr>
-          <w:rFonts w:ascii="Times New Roman" w:hAnsi="Times New Roman" w:cs="Times New Roman"/>
-          <w:spacing w:val="-11"/>
-          <w:sz w:val="28"/>
-          <w:szCs w:val="28"/>
-        </w:rPr>
-        <w:t>Could</w:t>
-      </w:r>
-      <w:proofErr w:type="spellEnd"/>
-      <w:r>
-        <w:rPr>
-          <w:rFonts w:ascii="Times New Roman" w:hAnsi="Times New Roman" w:cs="Times New Roman"/>
-          <w:spacing w:val="-11"/>
-          <w:sz w:val="28"/>
-          <w:szCs w:val="28"/>
-        </w:rPr>
-        <w:t xml:space="preserve"> / </w:t>
-      </w:r>
-      <w:proofErr w:type="spellStart"/>
-      <w:r>
-        <w:rPr>
-          <w:rFonts w:ascii="Times New Roman" w:hAnsi="Times New Roman" w:cs="Times New Roman"/>
-          <w:spacing w:val="-11"/>
-          <w:sz w:val="28"/>
-          <w:szCs w:val="28"/>
-        </w:rPr>
-        <w:t>Won't</w:t>
-      </w:r>
-      <w:proofErr w:type="spellEnd"/>
-      <w:r>
-        <w:rPr>
-          <w:rFonts w:ascii="Times New Roman" w:hAnsi="Times New Roman" w:cs="Times New Roman"/>
-          <w:spacing w:val="-11"/>
-          <w:sz w:val="28"/>
-          <w:szCs w:val="28"/>
-        </w:rPr>
-        <w:t>).</w:t>
+        <w:t>Мозговой штурм в команде для составления длинного списка возможностей с последующей приоритизацией по методу MoSCoW (Must / Should / Could / Won't).</w:t>
       </w:r>
     </w:p>
     <w:p>
       <w:pPr>
-        <w:ind w:left="284"/>
+        <w:pStyle w:val="a3"/>
+        <w:numPr>
+          <w:ilvl w:val="0"/>
+          <w:numId w:val="4"/>
+        </w:numPr>
         <w:jc w:val="both"/>
         <w:rPr>
           <w:rFonts w:ascii="Times New Roman" w:hAnsi="Times New Roman" w:cs="Times New Roman"/>
@@ -6452,7 +5635,16 @@
           <w:szCs w:val="28"/>
           <w:lang w:val="en-US"/>
         </w:rPr>
-        <w:t>•</w:t>
+        <w:t xml:space="preserve">User Stories </w:t>
+      </w:r>
+      <w:r>
+        <w:rPr>
+          <w:rFonts w:ascii="Times New Roman" w:hAnsi="Times New Roman" w:cs="Times New Roman"/>
+          <w:spacing w:val="-11"/>
+          <w:sz w:val="28"/>
+          <w:szCs w:val="28"/>
+        </w:rPr>
+        <w:t>и</w:t>
       </w:r>
       <w:r>
         <w:rPr>
@@ -6462,8 +5654,7 @@
           <w:szCs w:val="28"/>
           <w:lang w:val="en-US"/>
         </w:rPr>
-        <w:tab/>
-        <w:t xml:space="preserve">User Stories </w:t>
+        <w:t xml:space="preserve"> Story Mapping. </w:t>
       </w:r>
       <w:r>
         <w:rPr>
@@ -6472,7 +5663,7 @@
           <w:sz w:val="28"/>
           <w:szCs w:val="28"/>
         </w:rPr>
-        <w:t>и</w:t>
+        <w:t>Пожелания записаны в формате «Как &lt;роль&gt;, я хочу</w:t>
       </w:r>
       <w:r>
         <w:rPr>
@@ -6480,9 +5671,8 @@
           <w:spacing w:val="-11"/>
           <w:sz w:val="28"/>
           <w:szCs w:val="28"/>
-          <w:lang w:val="en-US"/>
-        </w:rPr>
-        <w:t xml:space="preserve"> Story Mapping. </w:t>
+        </w:rPr>
+        <w:t xml:space="preserve"> </w:t>
       </w:r>
       <w:r>
         <w:rPr>
@@ -6491,7 +5681,7 @@
           <w:sz w:val="28"/>
           <w:szCs w:val="28"/>
         </w:rPr>
-        <w:t>Пожелания записаны в формате «Как &lt;роль&gt;, я хочу</w:t>
+        <w:t>&lt;цель&gt;, чтобы &lt;ценность&gt;»; истории разложены по пользов</w:t>
       </w:r>
       <w:r>
         <w:rPr>
@@ -6500,7 +5690,7 @@
           <w:sz w:val="28"/>
           <w:szCs w:val="28"/>
         </w:rPr>
-        <w:t xml:space="preserve"> </w:t>
+        <w:t>ательскому пути «запуск – игра – сохранение</w:t>
       </w:r>
       <w:r>
         <w:rPr>
@@ -6509,12 +5699,34 @@
           <w:sz w:val="28"/>
           <w:szCs w:val="28"/>
         </w:rPr>
-        <w:t>&lt;цель&gt;, чтобы &lt;ценность&gt;»; истории разложены по пользовательскому пути «запуск → игра → сохранение» и «создание мода → проверка → игра».</w:t>
+        <w:t>» и «</w:t>
+      </w:r>
+      <w:r>
+        <w:rPr>
+          <w:rFonts w:ascii="Times New Roman" w:hAnsi="Times New Roman" w:cs="Times New Roman"/>
+          <w:spacing w:val="-11"/>
+          <w:sz w:val="28"/>
+          <w:szCs w:val="28"/>
+        </w:rPr>
+        <w:t>создание мода – проверка – игра</w:t>
+      </w:r>
+      <w:r>
+        <w:rPr>
+          <w:rFonts w:ascii="Times New Roman" w:hAnsi="Times New Roman" w:cs="Times New Roman"/>
+          <w:spacing w:val="-11"/>
+          <w:sz w:val="28"/>
+          <w:szCs w:val="28"/>
+        </w:rPr>
+        <w:t>».</w:t>
       </w:r>
     </w:p>
     <w:p>
       <w:pPr>
-        <w:ind w:left="284"/>
+        <w:pStyle w:val="a3"/>
+        <w:numPr>
+          <w:ilvl w:val="0"/>
+          <w:numId w:val="4"/>
+        </w:numPr>
         <w:jc w:val="both"/>
         <w:rPr>
           <w:rFonts w:ascii="Times New Roman" w:hAnsi="Times New Roman" w:cs="Times New Roman"/>
@@ -6530,42 +5742,16 @@
           <w:sz w:val="28"/>
           <w:szCs w:val="28"/>
         </w:rPr>
-        <w:t>•</w:t>
-      </w:r>
-      <w:r>
-        <w:rPr>
-          <w:rFonts w:ascii="Times New Roman" w:hAnsi="Times New Roman" w:cs="Times New Roman"/>
-          <w:spacing w:val="-11"/>
-          <w:sz w:val="28"/>
-          <w:szCs w:val="28"/>
-        </w:rPr>
-        <w:tab/>
-        <w:t xml:space="preserve">Критерии приёмки. Для историй с наивысшим приоритетом определены проверяемые критерии (формат </w:t>
-      </w:r>
-      <w:proofErr w:type="spellStart"/>
-      <w:r>
-        <w:rPr>
-          <w:rFonts w:ascii="Times New Roman" w:hAnsi="Times New Roman" w:cs="Times New Roman"/>
-          <w:spacing w:val="-11"/>
-          <w:sz w:val="28"/>
-          <w:szCs w:val="28"/>
-        </w:rPr>
-        <w:t>Given-When-Then</w:t>
-      </w:r>
-      <w:proofErr w:type="spellEnd"/>
-      <w:r>
-        <w:rPr>
-          <w:rFonts w:ascii="Times New Roman" w:hAnsi="Times New Roman" w:cs="Times New Roman"/>
-          <w:spacing w:val="-11"/>
-          <w:sz w:val="28"/>
-          <w:szCs w:val="28"/>
-        </w:rPr>
-        <w:t>).</w:t>
+        <w:t>Для историй с наивысшим приоритетом определены проверяемые критерии (формат Given-When-Then).</w:t>
       </w:r>
     </w:p>
     <w:p>
       <w:pPr>
-        <w:ind w:left="284"/>
+        <w:pStyle w:val="a3"/>
+        <w:numPr>
+          <w:ilvl w:val="0"/>
+          <w:numId w:val="4"/>
+        </w:numPr>
         <w:jc w:val="both"/>
         <w:rPr>
           <w:rFonts w:ascii="Times New Roman" w:hAnsi="Times New Roman" w:cs="Times New Roman"/>
@@ -6581,17 +5767,7 @@
           <w:sz w:val="28"/>
           <w:szCs w:val="28"/>
         </w:rPr>
-        <w:t>•</w:t>
-      </w:r>
-      <w:r>
-        <w:rPr>
-          <w:rFonts w:ascii="Times New Roman" w:hAnsi="Times New Roman" w:cs="Times New Roman"/>
-          <w:spacing w:val="-11"/>
-          <w:sz w:val="28"/>
-          <w:szCs w:val="28"/>
-        </w:rPr>
-        <w:tab/>
-        <w:t>Верификация. Черновик требований предполагается согласовать с преподавателем (интервью) и уточнить по результатам демонстрации прототипа.</w:t>
+        <w:t>Черновик требований предполагается согласовать с преподавателем (интервью) и уточнить по результатам демонстрации прототипа.</w:t>
       </w:r>
     </w:p>
     <w:p>
@@ -6611,9 +5787,8 @@
           <w:sz w:val="28"/>
           <w:szCs w:val="28"/>
         </w:rPr>
-        <w:t xml:space="preserve">Требования классифицированы по иерархии Карла </w:t>
+        <w:t>Требования классифицированы по иерархии Карла Вигерса: бизнес-требования определяют зачем созд</w:t>
       </w:r>
-      <w:proofErr w:type="spellStart"/>
       <w:r>
         <w:rPr>
           <w:rFonts w:ascii="Times New Roman" w:hAnsi="Times New Roman" w:cs="Times New Roman"/>
@@ -6621,9 +5796,8 @@
           <w:sz w:val="28"/>
           <w:szCs w:val="28"/>
         </w:rPr>
-        <w:t>Вигерса</w:t>
+        <w:t xml:space="preserve">аётся продукт, пользовательские – что </w:t>
       </w:r>
-      <w:proofErr w:type="spellEnd"/>
       <w:r>
         <w:rPr>
           <w:rFonts w:ascii="Times New Roman" w:hAnsi="Times New Roman" w:cs="Times New Roman"/>
@@ -6631,9 +5805,8 @@
           <w:sz w:val="28"/>
           <w:szCs w:val="28"/>
         </w:rPr>
-        <w:t xml:space="preserve">: бизнес-требования определяют зачем создаётся продукт, пользовательские — что пользователям нужно делать, функциональные — как должна вести себя система, нефункциональные — с каким качеством. Приоритет: M — </w:t>
+        <w:t>пользовател</w:t>
       </w:r>
-      <w:proofErr w:type="spellStart"/>
       <w:r>
         <w:rPr>
           <w:rFonts w:ascii="Times New Roman" w:hAnsi="Times New Roman" w:cs="Times New Roman"/>
@@ -6641,9 +5814,8 @@
           <w:sz w:val="28"/>
           <w:szCs w:val="28"/>
         </w:rPr>
-        <w:t>Must</w:t>
+        <w:t xml:space="preserve">ям нужно делать, функциональные – как </w:t>
       </w:r>
-      <w:proofErr w:type="spellEnd"/>
       <w:r>
         <w:rPr>
           <w:rFonts w:ascii="Times New Roman" w:hAnsi="Times New Roman" w:cs="Times New Roman"/>
@@ -6651,9 +5823,8 @@
           <w:sz w:val="28"/>
           <w:szCs w:val="28"/>
         </w:rPr>
-        <w:t xml:space="preserve">, S — </w:t>
+        <w:t>должна вести себя система, нефункциональные —</w:t>
       </w:r>
-      <w:proofErr w:type="spellStart"/>
       <w:r>
         <w:rPr>
           <w:rFonts w:ascii="Times New Roman" w:hAnsi="Times New Roman" w:cs="Times New Roman"/>
@@ -6661,19 +5832,18 @@
           <w:sz w:val="28"/>
           <w:szCs w:val="28"/>
         </w:rPr>
-        <w:t>Should</w:t>
+        <w:t xml:space="preserve"> с каким качеством. Приоритет:  </w:t>
       </w:r>
-      <w:proofErr w:type="spellEnd"/>
       <w:r>
         <w:rPr>
           <w:rFonts w:ascii="Times New Roman" w:hAnsi="Times New Roman" w:cs="Times New Roman"/>
           <w:spacing w:val="-11"/>
           <w:sz w:val="28"/>
           <w:szCs w:val="28"/>
-        </w:rPr>
-        <w:t xml:space="preserve">, C — </w:t>
+          <w:lang w:val="en-US"/>
+        </w:rPr>
+        <w:t>M – Must</w:t>
       </w:r>
-      <w:proofErr w:type="spellStart"/>
       <w:r>
         <w:rPr>
           <w:rFonts w:ascii="Times New Roman" w:hAnsi="Times New Roman" w:cs="Times New Roman"/>
@@ -6681,9 +5851,37 @@
           <w:sz w:val="28"/>
           <w:szCs w:val="28"/>
         </w:rPr>
-        <w:t>Could</w:t>
+        <w:t>, S</w:t>
       </w:r>
-      <w:proofErr w:type="spellEnd"/>
+      <w:r>
+        <w:rPr>
+          <w:rFonts w:ascii="Times New Roman" w:hAnsi="Times New Roman" w:cs="Times New Roman"/>
+          <w:spacing w:val="-11"/>
+          <w:sz w:val="28"/>
+          <w:szCs w:val="28"/>
+          <w:lang w:val="en-US"/>
+        </w:rPr>
+        <w:t xml:space="preserve"> – Sould</w:t>
+      </w:r>
+      <w:r>
+        <w:rPr>
+          <w:rFonts w:ascii="Times New Roman" w:hAnsi="Times New Roman" w:cs="Times New Roman"/>
+          <w:spacing w:val="-11"/>
+          <w:sz w:val="28"/>
+          <w:szCs w:val="28"/>
+        </w:rPr>
+        <w:t>, C</w:t>
+      </w:r>
+      <w:r>
+        <w:rPr>
+          <w:rFonts w:ascii="Times New Roman" w:hAnsi="Times New Roman" w:cs="Times New Roman"/>
+          <w:spacing w:val="-11"/>
+          <w:sz w:val="28"/>
+          <w:szCs w:val="28"/>
+          <w:lang w:val="en-US"/>
+        </w:rPr>
+        <w:t xml:space="preserve"> – Could</w:t>
+      </w:r>
       <w:r>
         <w:rPr>
           <w:rFonts w:ascii="Times New Roman" w:hAnsi="Times New Roman" w:cs="Times New Roman"/>
@@ -6706,7 +5904,7 @@
           <w:szCs w:val="32"/>
         </w:rPr>
       </w:pPr>
-      <w:bookmarkStart w:id="11" w:name="_Toc243839750"/>
+      <w:bookmarkStart w:id="11" w:name="_Toc243842770"/>
       <w:r>
         <w:rPr>
           <w:rFonts w:ascii="Times New Roman" w:hAnsi="Times New Roman" w:cs="Times New Roman"/>
@@ -6737,21 +5935,20 @@
         <w:tblLook w:val="04A0" w:firstRow="1" w:lastRow="0" w:firstColumn="1" w:lastColumn="0" w:noHBand="0" w:noVBand="1"/>
       </w:tblPr>
       <w:tblGrid>
-        <w:gridCol w:w="846"/>
-        <w:gridCol w:w="4961"/>
+        <w:gridCol w:w="959"/>
+        <w:gridCol w:w="4848"/>
         <w:gridCol w:w="3538"/>
       </w:tblGrid>
       <w:tr>
         <w:tc>
           <w:tcPr>
-            <w:tcW w:w="846" w:type="dxa"/>
+            <w:tcW w:w="959" w:type="dxa"/>
           </w:tcPr>
           <w:p>
             <w:pPr>
               <w:pStyle w:val="TableParagraph"/>
               <w:rPr>
                 <w:b/>
-                <w:i/>
                 <w:sz w:val="28"/>
                 <w:szCs w:val="28"/>
               </w:rPr>
@@ -6759,7 +5956,6 @@
             <w:r>
               <w:rPr>
                 <w:b/>
-                <w:i/>
                 <w:spacing w:val="-5"/>
                 <w:sz w:val="28"/>
                 <w:szCs w:val="28"/>
@@ -6770,14 +5966,13 @@
         </w:tc>
         <w:tc>
           <w:tcPr>
-            <w:tcW w:w="4961" w:type="dxa"/>
+            <w:tcW w:w="4848" w:type="dxa"/>
           </w:tcPr>
           <w:p>
             <w:pPr>
               <w:pStyle w:val="TableParagraph"/>
               <w:rPr>
                 <w:b/>
-                <w:i/>
                 <w:sz w:val="28"/>
                 <w:szCs w:val="28"/>
               </w:rPr>
@@ -6785,7 +5980,6 @@
             <w:r>
               <w:rPr>
                 <w:b/>
-                <w:i/>
                 <w:spacing w:val="-2"/>
                 <w:sz w:val="28"/>
                 <w:szCs w:val="28"/>
@@ -6803,7 +5997,6 @@
               <w:pStyle w:val="TableParagraph"/>
               <w:rPr>
                 <w:b/>
-                <w:i/>
                 <w:sz w:val="28"/>
                 <w:szCs w:val="28"/>
               </w:rPr>
@@ -6811,7 +6004,6 @@
             <w:r>
               <w:rPr>
                 <w:b/>
-                <w:i/>
                 <w:sz w:val="28"/>
                 <w:szCs w:val="28"/>
               </w:rPr>
@@ -6820,7 +6012,6 @@
             <w:r>
               <w:rPr>
                 <w:b/>
-                <w:i/>
                 <w:spacing w:val="-2"/>
                 <w:sz w:val="28"/>
                 <w:szCs w:val="28"/>
@@ -6833,7 +6024,7 @@
       <w:tr>
         <w:tc>
           <w:tcPr>
-            <w:tcW w:w="846" w:type="dxa"/>
+            <w:tcW w:w="959" w:type="dxa"/>
           </w:tcPr>
           <w:p>
             <w:pPr>
@@ -6862,7 +6053,7 @@
         </w:tc>
         <w:tc>
           <w:tcPr>
-            <w:tcW w:w="4961" w:type="dxa"/>
+            <w:tcW w:w="4848" w:type="dxa"/>
           </w:tcPr>
           <w:p>
             <w:pPr>
@@ -6878,23 +6069,7 @@
                 <w:sz w:val="28"/>
                 <w:szCs w:val="28"/>
               </w:rPr>
-              <w:t xml:space="preserve">Создать расширяемое ядро </w:t>
-            </w:r>
-            <w:proofErr w:type="spellStart"/>
-            <w:r>
-              <w:rPr>
-                <w:sz w:val="28"/>
-                <w:szCs w:val="28"/>
-              </w:rPr>
-              <w:t>roguelike</w:t>
-            </w:r>
-            <w:proofErr w:type="spellEnd"/>
-            <w:r>
-              <w:rPr>
-                <w:sz w:val="28"/>
-                <w:szCs w:val="28"/>
-              </w:rPr>
-              <w:t>-игры, позволяющее</w:t>
+              <w:t>Создать расширяемое ядро roguelike-игры, позволяющее</w:t>
             </w:r>
             <w:r>
               <w:rPr>
@@ -7139,7 +6314,7 @@
         </w:trPr>
         <w:tc>
           <w:tcPr>
-            <w:tcW w:w="846" w:type="dxa"/>
+            <w:tcW w:w="959" w:type="dxa"/>
           </w:tcPr>
           <w:p>
             <w:pPr>
@@ -7168,7 +6343,7 @@
         </w:tc>
         <w:tc>
           <w:tcPr>
-            <w:tcW w:w="4961" w:type="dxa"/>
+            <w:tcW w:w="4848" w:type="dxa"/>
           </w:tcPr>
           <w:p>
             <w:pPr>
@@ -7195,7 +6370,6 @@
               </w:rPr>
               <w:t xml:space="preserve"> </w:t>
             </w:r>
-            <w:proofErr w:type="spellStart"/>
             <w:r>
               <w:rPr>
                 <w:sz w:val="28"/>
@@ -7203,7 +6377,6 @@
               </w:rPr>
               <w:t>модов</w:t>
             </w:r>
-            <w:proofErr w:type="spellEnd"/>
             <w:r>
               <w:rPr>
                 <w:spacing w:val="-8"/>
@@ -7288,21 +6461,12 @@
                 <w:szCs w:val="28"/>
               </w:rPr>
             </w:pPr>
-            <w:proofErr w:type="spellStart"/>
-            <w:r>
-              <w:rPr>
-                <w:sz w:val="28"/>
-                <w:szCs w:val="28"/>
-              </w:rPr>
-              <w:t>Моддер</w:t>
-            </w:r>
-            <w:proofErr w:type="spellEnd"/>
-            <w:r>
-              <w:rPr>
-                <w:sz w:val="28"/>
-                <w:szCs w:val="28"/>
-              </w:rPr>
-              <w:t>, знакомый с документацией, добавляет</w:t>
+            <w:r>
+              <w:rPr>
+                <w:sz w:val="28"/>
+                <w:szCs w:val="28"/>
+              </w:rPr>
+              <w:t>Моддер, знакомый с документацией, добавляет</w:t>
             </w:r>
             <w:r>
               <w:rPr>
@@ -7388,7 +6552,7 @@
         </w:trPr>
         <w:tc>
           <w:tcPr>
-            <w:tcW w:w="846" w:type="dxa"/>
+            <w:tcW w:w="959" w:type="dxa"/>
           </w:tcPr>
           <w:p>
             <w:pPr>
@@ -7418,7 +6582,7 @@
         </w:tc>
         <w:tc>
           <w:tcPr>
-            <w:tcW w:w="4961" w:type="dxa"/>
+            <w:tcW w:w="4848" w:type="dxa"/>
           </w:tcPr>
           <w:p>
             <w:pPr>
@@ -7563,23 +6727,13 @@
               </w:rPr>
               <w:t xml:space="preserve">исходный код, тесты, диаграммы, сборка через </w:t>
             </w:r>
-            <w:proofErr w:type="spellStart"/>
             <w:r>
               <w:rPr>
                 <w:spacing w:val="-2"/>
                 <w:sz w:val="28"/>
                 <w:szCs w:val="28"/>
               </w:rPr>
-              <w:t>CMake</w:t>
-            </w:r>
-            <w:proofErr w:type="spellEnd"/>
-            <w:r>
-              <w:rPr>
-                <w:spacing w:val="-2"/>
-                <w:sz w:val="28"/>
-                <w:szCs w:val="28"/>
-              </w:rPr>
-              <w:t>.</w:t>
+              <w:t>CMake.</w:t>
             </w:r>
           </w:p>
         </w:tc>
@@ -7590,7 +6744,7 @@
         </w:trPr>
         <w:tc>
           <w:tcPr>
-            <w:tcW w:w="846" w:type="dxa"/>
+            <w:tcW w:w="959" w:type="dxa"/>
           </w:tcPr>
           <w:p>
             <w:pPr>
@@ -7619,7 +6773,7 @@
         </w:tc>
         <w:tc>
           <w:tcPr>
-            <w:tcW w:w="4961" w:type="dxa"/>
+            <w:tcW w:w="4848" w:type="dxa"/>
           </w:tcPr>
           <w:p>
             <w:pPr>
@@ -7793,7 +6947,28 @@
                 <w:sz w:val="28"/>
                 <w:szCs w:val="28"/>
               </w:rPr>
-              <w:t xml:space="preserve">приводит к аварийному завершению; ошибка </w:t>
+              <w:t>п</w:t>
+            </w:r>
+            <w:r>
+              <w:rPr>
+                <w:sz w:val="28"/>
+                <w:szCs w:val="28"/>
+              </w:rPr>
+              <w:t>риводит к аварийному завершению</w:t>
+            </w:r>
+            <w:r>
+              <w:rPr>
+                <w:sz w:val="28"/>
+                <w:szCs w:val="28"/>
+              </w:rPr>
+              <w:t>,</w:t>
+            </w:r>
+            <w:r>
+              <w:rPr>
+                <w:sz w:val="28"/>
+                <w:szCs w:val="28"/>
+              </w:rPr>
+              <w:t xml:space="preserve"> ошибка </w:t>
             </w:r>
             <w:r>
               <w:rPr>
@@ -7812,7 +6987,7 @@
         </w:trPr>
         <w:tc>
           <w:tcPr>
-            <w:tcW w:w="846" w:type="dxa"/>
+            <w:tcW w:w="959" w:type="dxa"/>
           </w:tcPr>
           <w:p>
             <w:pPr>
@@ -7841,7 +7016,7 @@
         </w:tc>
         <w:tc>
           <w:tcPr>
-            <w:tcW w:w="4961" w:type="dxa"/>
+            <w:tcW w:w="4848" w:type="dxa"/>
           </w:tcPr>
           <w:p>
             <w:pPr>
@@ -7902,22 +7077,7 @@
                 <w:sz w:val="28"/>
                 <w:szCs w:val="28"/>
               </w:rPr>
-              <w:t>партию</w:t>
-            </w:r>
-            <w:r>
-              <w:rPr>
-                <w:spacing w:val="-10"/>
-                <w:sz w:val="28"/>
-                <w:szCs w:val="28"/>
-              </w:rPr>
-              <w:t xml:space="preserve"> </w:t>
-            </w:r>
-            <w:r>
-              <w:rPr>
-                <w:sz w:val="28"/>
-                <w:szCs w:val="28"/>
-              </w:rPr>
-              <w:t>«из коробки» на базовом наборе контента.</w:t>
+              <w:t>партию на базовом наборе контента.</w:t>
             </w:r>
           </w:p>
         </w:tc>
@@ -8045,7 +7205,7 @@
           <w:szCs w:val="32"/>
         </w:rPr>
       </w:pPr>
-      <w:bookmarkStart w:id="12" w:name="_Toc243839751"/>
+      <w:bookmarkStart w:id="12" w:name="_Toc243842771"/>
       <w:r>
         <w:rPr>
           <w:rFonts w:ascii="Times New Roman" w:hAnsi="Times New Roman" w:cs="Times New Roman"/>
@@ -8065,29 +7225,7 @@
           <w:szCs w:val="32"/>
         </w:rPr>
         <w:tab/>
-        <w:t xml:space="preserve">Пользовательские требования (User </w:t>
-      </w:r>
-      <w:proofErr w:type="spellStart"/>
-      <w:r>
-        <w:rPr>
-          <w:rFonts w:ascii="Times New Roman" w:hAnsi="Times New Roman" w:cs="Times New Roman"/>
-          <w:b/>
-          <w:color w:val="000000" w:themeColor="text1"/>
-          <w:sz w:val="32"/>
-          <w:szCs w:val="32"/>
-        </w:rPr>
-        <w:t>Stories</w:t>
-      </w:r>
-      <w:proofErr w:type="spellEnd"/>
-      <w:r>
-        <w:rPr>
-          <w:rFonts w:ascii="Times New Roman" w:hAnsi="Times New Roman" w:cs="Times New Roman"/>
-          <w:b/>
-          <w:color w:val="000000" w:themeColor="text1"/>
-          <w:sz w:val="32"/>
-          <w:szCs w:val="32"/>
-        </w:rPr>
-        <w:t>)</w:t>
+        <w:t>Пользовательские требования (User Stories)</w:t>
       </w:r>
       <w:bookmarkEnd w:id="12"/>
     </w:p>
@@ -8098,22 +7236,21 @@
         <w:tblLook w:val="04A0" w:firstRow="1" w:lastRow="0" w:firstColumn="1" w:lastColumn="0" w:noHBand="0" w:noVBand="1"/>
       </w:tblPr>
       <w:tblGrid>
-        <w:gridCol w:w="918"/>
-        <w:gridCol w:w="3378"/>
-        <w:gridCol w:w="1267"/>
-        <w:gridCol w:w="3782"/>
+        <w:gridCol w:w="959"/>
+        <w:gridCol w:w="3233"/>
+        <w:gridCol w:w="1803"/>
+        <w:gridCol w:w="3576"/>
       </w:tblGrid>
       <w:tr>
         <w:tc>
           <w:tcPr>
-            <w:tcW w:w="961" w:type="dxa"/>
+            <w:tcW w:w="959" w:type="dxa"/>
           </w:tcPr>
           <w:p>
             <w:pPr>
               <w:pStyle w:val="TableParagraph"/>
               <w:rPr>
                 <w:b/>
-                <w:i/>
                 <w:sz w:val="28"/>
                 <w:szCs w:val="28"/>
               </w:rPr>
@@ -8121,7 +7258,6 @@
             <w:r>
               <w:rPr>
                 <w:b/>
-                <w:i/>
                 <w:spacing w:val="-5"/>
                 <w:sz w:val="28"/>
                 <w:szCs w:val="28"/>
@@ -8132,7 +7268,7 @@
         </w:tc>
         <w:tc>
           <w:tcPr>
-            <w:tcW w:w="3570" w:type="dxa"/>
+            <w:tcW w:w="3233" w:type="dxa"/>
           </w:tcPr>
           <w:p>
             <w:pPr>
@@ -8140,7 +7276,6 @@
               <w:ind w:left="79"/>
               <w:rPr>
                 <w:b/>
-                <w:i/>
                 <w:sz w:val="28"/>
                 <w:szCs w:val="28"/>
               </w:rPr>
@@ -8148,7 +7283,6 @@
             <w:r>
               <w:rPr>
                 <w:b/>
-                <w:i/>
                 <w:spacing w:val="-2"/>
                 <w:sz w:val="28"/>
                 <w:szCs w:val="28"/>
@@ -8159,7 +7293,7 @@
         </w:tc>
         <w:tc>
           <w:tcPr>
-            <w:tcW w:w="567" w:type="dxa"/>
+            <w:tcW w:w="1803" w:type="dxa"/>
           </w:tcPr>
           <w:p>
             <w:pPr>
@@ -8168,37 +7302,32 @@
               <w:ind w:left="79" w:right="126"/>
               <w:rPr>
                 <w:b/>
-                <w:i/>
-                <w:sz w:val="28"/>
-                <w:szCs w:val="28"/>
-              </w:rPr>
-            </w:pPr>
-            <w:proofErr w:type="spellStart"/>
+                <w:sz w:val="28"/>
+                <w:szCs w:val="28"/>
+              </w:rPr>
+            </w:pPr>
             <w:r>
               <w:rPr>
                 <w:b/>
-                <w:i/>
-                <w:sz w:val="28"/>
-                <w:szCs w:val="28"/>
-              </w:rPr>
-              <w:t>Прио-</w:t>
+                <w:sz w:val="28"/>
+                <w:szCs w:val="28"/>
+              </w:rPr>
+              <w:t>Прио</w:t>
             </w:r>
             <w:r>
               <w:rPr>
                 <w:b/>
-                <w:i/>
                 <w:spacing w:val="-2"/>
                 <w:sz w:val="28"/>
                 <w:szCs w:val="28"/>
               </w:rPr>
               <w:t>ритет</w:t>
             </w:r>
-            <w:proofErr w:type="spellEnd"/>
-          </w:p>
-        </w:tc>
-        <w:tc>
-          <w:tcPr>
-            <w:tcW w:w="4247" w:type="dxa"/>
+          </w:p>
+        </w:tc>
+        <w:tc>
+          <w:tcPr>
+            <w:tcW w:w="3576" w:type="dxa"/>
           </w:tcPr>
           <w:p>
             <w:pPr>
@@ -8206,7 +7335,6 @@
               <w:ind w:left="78"/>
               <w:rPr>
                 <w:b/>
-                <w:i/>
                 <w:sz w:val="28"/>
                 <w:szCs w:val="28"/>
               </w:rPr>
@@ -8214,7 +7342,6 @@
             <w:r>
               <w:rPr>
                 <w:b/>
-                <w:i/>
                 <w:sz w:val="28"/>
                 <w:szCs w:val="28"/>
               </w:rPr>
@@ -8223,7 +7350,6 @@
             <w:r>
               <w:rPr>
                 <w:b/>
-                <w:i/>
                 <w:spacing w:val="-2"/>
                 <w:sz w:val="28"/>
                 <w:szCs w:val="28"/>
@@ -8236,7 +7362,7 @@
       <w:tr>
         <w:tc>
           <w:tcPr>
-            <w:tcW w:w="961" w:type="dxa"/>
+            <w:tcW w:w="959" w:type="dxa"/>
           </w:tcPr>
           <w:p>
             <w:pPr>
@@ -8265,7 +7391,7 @@
         </w:tc>
         <w:tc>
           <w:tcPr>
-            <w:tcW w:w="3570" w:type="dxa"/>
+            <w:tcW w:w="3233" w:type="dxa"/>
           </w:tcPr>
           <w:p>
             <w:pPr>
@@ -8348,7 +7474,7 @@
         </w:tc>
         <w:tc>
           <w:tcPr>
-            <w:tcW w:w="567" w:type="dxa"/>
+            <w:tcW w:w="1803" w:type="dxa"/>
           </w:tcPr>
           <w:p>
             <w:pPr>
@@ -8371,7 +7497,7 @@
         </w:tc>
         <w:tc>
           <w:tcPr>
-            <w:tcW w:w="4247" w:type="dxa"/>
+            <w:tcW w:w="3576" w:type="dxa"/>
           </w:tcPr>
           <w:p>
             <w:pPr>
@@ -8383,37 +7509,12 @@
                 <w:szCs w:val="28"/>
               </w:rPr>
             </w:pPr>
-            <w:proofErr w:type="spellStart"/>
-            <w:r>
-              <w:rPr>
-                <w:sz w:val="28"/>
-                <w:szCs w:val="28"/>
-              </w:rPr>
-              <w:t>Given</w:t>
-            </w:r>
-            <w:proofErr w:type="spellEnd"/>
-            <w:r>
-              <w:rPr>
-                <w:sz w:val="28"/>
-                <w:szCs w:val="28"/>
-              </w:rPr>
-              <w:t xml:space="preserve"> моды в каталоге; </w:t>
-            </w:r>
-            <w:proofErr w:type="spellStart"/>
-            <w:r>
-              <w:rPr>
-                <w:sz w:val="28"/>
-                <w:szCs w:val="28"/>
-              </w:rPr>
-              <w:t>When</w:t>
-            </w:r>
-            <w:proofErr w:type="spellEnd"/>
-            <w:r>
-              <w:rPr>
-                <w:sz w:val="28"/>
-                <w:szCs w:val="28"/>
-              </w:rPr>
-              <w:t xml:space="preserve"> запускаю</w:t>
+            <w:r>
+              <w:rPr>
+                <w:sz w:val="28"/>
+                <w:szCs w:val="28"/>
+              </w:rPr>
+              <w:t>Given моды в каталоге; When запускаю</w:t>
             </w:r>
             <w:r>
               <w:rPr>
@@ -8438,7 +7539,6 @@
               </w:rPr>
               <w:t xml:space="preserve"> </w:t>
             </w:r>
-            <w:proofErr w:type="spellStart"/>
             <w:r>
               <w:rPr>
                 <w:sz w:val="28"/>
@@ -8446,7 +7546,6 @@
               </w:rPr>
               <w:t>Then</w:t>
             </w:r>
-            <w:proofErr w:type="spellEnd"/>
             <w:r>
               <w:rPr>
                 <w:spacing w:val="-10"/>
@@ -8475,23 +7574,7 @@
                 <w:sz w:val="28"/>
                 <w:szCs w:val="28"/>
               </w:rPr>
-              <w:t xml:space="preserve">список </w:t>
-            </w:r>
-            <w:proofErr w:type="spellStart"/>
-            <w:r>
-              <w:rPr>
-                <w:sz w:val="28"/>
-                <w:szCs w:val="28"/>
-              </w:rPr>
-              <w:t>модов</w:t>
-            </w:r>
-            <w:proofErr w:type="spellEnd"/>
-            <w:r>
-              <w:rPr>
-                <w:sz w:val="28"/>
-                <w:szCs w:val="28"/>
-              </w:rPr>
-              <w:t xml:space="preserve"> и их версий.</w:t>
+              <w:t>список модов и их версий.</w:t>
             </w:r>
           </w:p>
         </w:tc>
@@ -8499,7 +7582,7 @@
       <w:tr>
         <w:tc>
           <w:tcPr>
-            <w:tcW w:w="961" w:type="dxa"/>
+            <w:tcW w:w="959" w:type="dxa"/>
           </w:tcPr>
           <w:p>
             <w:pPr>
@@ -8528,7 +7611,7 @@
         </w:tc>
         <w:tc>
           <w:tcPr>
-            <w:tcW w:w="3570" w:type="dxa"/>
+            <w:tcW w:w="3233" w:type="dxa"/>
           </w:tcPr>
           <w:p>
             <w:pPr>
@@ -8626,7 +7709,7 @@
         </w:tc>
         <w:tc>
           <w:tcPr>
-            <w:tcW w:w="567" w:type="dxa"/>
+            <w:tcW w:w="1803" w:type="dxa"/>
           </w:tcPr>
           <w:p>
             <w:pPr>
@@ -8649,7 +7732,7 @@
         </w:tc>
         <w:tc>
           <w:tcPr>
-            <w:tcW w:w="4247" w:type="dxa"/>
+            <w:tcW w:w="3576" w:type="dxa"/>
           </w:tcPr>
           <w:p>
             <w:pPr>
@@ -8696,7 +7779,7 @@
                 <w:sz w:val="28"/>
                 <w:szCs w:val="28"/>
               </w:rPr>
-              <w:t>клетку;</w:t>
+              <w:t>клетку,</w:t>
             </w:r>
             <w:r>
               <w:rPr>
@@ -8764,7 +7847,7 @@
       <w:tr>
         <w:tc>
           <w:tcPr>
-            <w:tcW w:w="961" w:type="dxa"/>
+            <w:tcW w:w="959" w:type="dxa"/>
           </w:tcPr>
           <w:p>
             <w:pPr>
@@ -8793,7 +7876,7 @@
         </w:tc>
         <w:tc>
           <w:tcPr>
-            <w:tcW w:w="3570" w:type="dxa"/>
+            <w:tcW w:w="3233" w:type="dxa"/>
           </w:tcPr>
           <w:p>
             <w:pPr>
@@ -8914,7 +7997,7 @@
         </w:tc>
         <w:tc>
           <w:tcPr>
-            <w:tcW w:w="567" w:type="dxa"/>
+            <w:tcW w:w="1803" w:type="dxa"/>
           </w:tcPr>
           <w:p>
             <w:pPr>
@@ -8937,7 +8020,7 @@
         </w:tc>
         <w:tc>
           <w:tcPr>
-            <w:tcW w:w="4247" w:type="dxa"/>
+            <w:tcW w:w="3576" w:type="dxa"/>
           </w:tcPr>
           <w:p>
             <w:pPr>
@@ -9044,22 +8127,21 @@
                 <w:sz w:val="28"/>
                 <w:szCs w:val="28"/>
               </w:rPr>
-              <w:t>≤</w:t>
-            </w:r>
-            <w:r>
-              <w:rPr>
-                <w:spacing w:val="-6"/>
-                <w:sz w:val="28"/>
-                <w:szCs w:val="28"/>
-              </w:rPr>
-              <w:t xml:space="preserve"> </w:t>
-            </w:r>
-            <w:r>
-              <w:rPr>
-                <w:sz w:val="28"/>
-                <w:szCs w:val="28"/>
-              </w:rPr>
-              <w:t>0 цель удаляется; игрок получает опыт.</w:t>
+              <w:t xml:space="preserve">&lt;= </w:t>
+            </w:r>
+            <w:r>
+              <w:rPr>
+                <w:sz w:val="28"/>
+                <w:szCs w:val="28"/>
+              </w:rPr>
+              <w:t>0 цель удаляется,</w:t>
+            </w:r>
+            <w:r>
+              <w:rPr>
+                <w:sz w:val="28"/>
+                <w:szCs w:val="28"/>
+              </w:rPr>
+              <w:t xml:space="preserve"> игрок получает опыт.</w:t>
             </w:r>
           </w:p>
         </w:tc>
@@ -9067,7 +8149,7 @@
       <w:tr>
         <w:tc>
           <w:tcPr>
-            <w:tcW w:w="961" w:type="dxa"/>
+            <w:tcW w:w="959" w:type="dxa"/>
           </w:tcPr>
           <w:p>
             <w:pPr>
@@ -9096,7 +8178,7 @@
         </w:tc>
         <w:tc>
           <w:tcPr>
-            <w:tcW w:w="3570" w:type="dxa"/>
+            <w:tcW w:w="3233" w:type="dxa"/>
           </w:tcPr>
           <w:p>
             <w:pPr>
@@ -9179,7 +8261,7 @@
         </w:tc>
         <w:tc>
           <w:tcPr>
-            <w:tcW w:w="567" w:type="dxa"/>
+            <w:tcW w:w="1803" w:type="dxa"/>
           </w:tcPr>
           <w:p>
             <w:pPr>
@@ -9202,7 +8284,7 @@
         </w:tc>
         <w:tc>
           <w:tcPr>
-            <w:tcW w:w="4247" w:type="dxa"/>
+            <w:tcW w:w="3576" w:type="dxa"/>
           </w:tcPr>
           <w:p>
             <w:pPr>
@@ -9264,7 +8346,14 @@
                 <w:sz w:val="28"/>
                 <w:szCs w:val="28"/>
               </w:rPr>
-              <w:t>инвентарь;</w:t>
+              <w:t>инвентарь</w:t>
+            </w:r>
+            <w:r>
+              <w:rPr>
+                <w:sz w:val="28"/>
+                <w:szCs w:val="28"/>
+              </w:rPr>
+              <w:t>,</w:t>
             </w:r>
             <w:r>
               <w:rPr>
@@ -9287,7 +8376,7 @@
       <w:tr>
         <w:tc>
           <w:tcPr>
-            <w:tcW w:w="961" w:type="dxa"/>
+            <w:tcW w:w="959" w:type="dxa"/>
           </w:tcPr>
           <w:p>
             <w:pPr>
@@ -9316,7 +8405,7 @@
         </w:tc>
         <w:tc>
           <w:tcPr>
-            <w:tcW w:w="3570" w:type="dxa"/>
+            <w:tcW w:w="3233" w:type="dxa"/>
           </w:tcPr>
           <w:p>
             <w:pPr>
@@ -9437,7 +8526,7 @@
         </w:tc>
         <w:tc>
           <w:tcPr>
-            <w:tcW w:w="567" w:type="dxa"/>
+            <w:tcW w:w="1803" w:type="dxa"/>
           </w:tcPr>
           <w:p>
             <w:pPr>
@@ -9461,7 +8550,7 @@
         </w:tc>
         <w:tc>
           <w:tcPr>
-            <w:tcW w:w="4247" w:type="dxa"/>
+            <w:tcW w:w="3576" w:type="dxa"/>
           </w:tcPr>
           <w:p>
             <w:pPr>
@@ -9539,7 +8628,7 @@
       <w:tr>
         <w:tc>
           <w:tcPr>
-            <w:tcW w:w="961" w:type="dxa"/>
+            <w:tcW w:w="959" w:type="dxa"/>
           </w:tcPr>
           <w:p>
             <w:pPr>
@@ -9568,7 +8657,7 @@
         </w:tc>
         <w:tc>
           <w:tcPr>
-            <w:tcW w:w="3570" w:type="dxa"/>
+            <w:tcW w:w="3233" w:type="dxa"/>
           </w:tcPr>
           <w:p>
             <w:pPr>
@@ -9675,13 +8764,27 @@
                 <w:sz w:val="28"/>
                 <w:szCs w:val="28"/>
               </w:rPr>
-              <w:t>интерфейсе здоровье, уровень и журнал событий, чтобы понимать происходящее.</w:t>
-            </w:r>
-          </w:p>
-        </w:tc>
-        <w:tc>
-          <w:tcPr>
-            <w:tcW w:w="567" w:type="dxa"/>
+              <w:t>интерфейсе здоровье</w:t>
+            </w:r>
+            <w:r>
+              <w:rPr>
+                <w:sz w:val="28"/>
+                <w:szCs w:val="28"/>
+              </w:rPr>
+              <w:t xml:space="preserve"> и</w:t>
+            </w:r>
+            <w:r>
+              <w:rPr>
+                <w:sz w:val="28"/>
+                <w:szCs w:val="28"/>
+              </w:rPr>
+              <w:t xml:space="preserve"> уровень.</w:t>
+            </w:r>
+          </w:p>
+        </w:tc>
+        <w:tc>
+          <w:tcPr>
+            <w:tcW w:w="1803" w:type="dxa"/>
           </w:tcPr>
           <w:p>
             <w:pPr>
@@ -9704,7 +8807,7 @@
         </w:tc>
         <w:tc>
           <w:tcPr>
-            <w:tcW w:w="4247" w:type="dxa"/>
+            <w:tcW w:w="3576" w:type="dxa"/>
           </w:tcPr>
           <w:p>
             <w:pPr>
@@ -9721,52 +8824,21 @@
                 <w:sz w:val="28"/>
                 <w:szCs w:val="28"/>
               </w:rPr>
-              <w:t>HUD отображает HP/уровень; в журнале</w:t>
-            </w:r>
-            <w:r>
-              <w:rPr>
-                <w:spacing w:val="-13"/>
-                <w:sz w:val="28"/>
-                <w:szCs w:val="28"/>
-              </w:rPr>
-              <w:t xml:space="preserve"> </w:t>
-            </w:r>
-            <w:r>
-              <w:rPr>
-                <w:sz w:val="28"/>
-                <w:szCs w:val="28"/>
-              </w:rPr>
-              <w:t>—</w:t>
-            </w:r>
-            <w:r>
-              <w:rPr>
-                <w:spacing w:val="-13"/>
-                <w:sz w:val="28"/>
-                <w:szCs w:val="28"/>
-              </w:rPr>
-              <w:t xml:space="preserve"> </w:t>
-            </w:r>
-            <w:r>
-              <w:rPr>
-                <w:sz w:val="28"/>
-                <w:szCs w:val="28"/>
-              </w:rPr>
-              <w:t>последние</w:t>
-            </w:r>
-            <w:r>
-              <w:rPr>
-                <w:spacing w:val="-13"/>
-                <w:sz w:val="28"/>
-                <w:szCs w:val="28"/>
-              </w:rPr>
-              <w:t xml:space="preserve"> </w:t>
-            </w:r>
-            <w:r>
-              <w:rPr>
-                <w:sz w:val="28"/>
-                <w:szCs w:val="28"/>
-              </w:rPr>
-              <w:t>сообщения.</w:t>
+              <w:t>HUD</w:t>
+            </w:r>
+            <w:r>
+              <w:rPr>
+                <w:sz w:val="28"/>
+                <w:szCs w:val="28"/>
+              </w:rPr>
+              <w:t xml:space="preserve"> отображает HP и уровень</w:t>
+            </w:r>
+            <w:r>
+              <w:rPr>
+                <w:sz w:val="28"/>
+                <w:szCs w:val="28"/>
+              </w:rPr>
+              <w:t>.</w:t>
             </w:r>
           </w:p>
         </w:tc>
@@ -9774,7 +8846,7 @@
       <w:tr>
         <w:tc>
           <w:tcPr>
-            <w:tcW w:w="961" w:type="dxa"/>
+            <w:tcW w:w="959" w:type="dxa"/>
           </w:tcPr>
           <w:p>
             <w:pPr>
@@ -9803,7 +8875,7 @@
         </w:tc>
         <w:tc>
           <w:tcPr>
-            <w:tcW w:w="3570" w:type="dxa"/>
+            <w:tcW w:w="3233" w:type="dxa"/>
           </w:tcPr>
           <w:p>
             <w:pPr>
@@ -9831,21 +8903,12 @@
               </w:rPr>
               <w:t xml:space="preserve"> </w:t>
             </w:r>
-            <w:proofErr w:type="spellStart"/>
-            <w:r>
-              <w:rPr>
-                <w:sz w:val="28"/>
-                <w:szCs w:val="28"/>
-              </w:rPr>
-              <w:t>моддер</w:t>
-            </w:r>
-            <w:proofErr w:type="spellEnd"/>
-            <w:r>
-              <w:rPr>
-                <w:sz w:val="28"/>
-                <w:szCs w:val="28"/>
-              </w:rPr>
-              <w:t>,</w:t>
+            <w:r>
+              <w:rPr>
+                <w:sz w:val="28"/>
+                <w:szCs w:val="28"/>
+              </w:rPr>
+              <w:t>моддер,</w:t>
             </w:r>
             <w:r>
               <w:rPr>
@@ -10001,7 +9064,7 @@
         </w:tc>
         <w:tc>
           <w:tcPr>
-            <w:tcW w:w="567" w:type="dxa"/>
+            <w:tcW w:w="1803" w:type="dxa"/>
           </w:tcPr>
           <w:p>
             <w:pPr>
@@ -10024,7 +9087,7 @@
         </w:tc>
         <w:tc>
           <w:tcPr>
-            <w:tcW w:w="4247" w:type="dxa"/>
+            <w:tcW w:w="3576" w:type="dxa"/>
           </w:tcPr>
           <w:p>
             <w:pPr>
@@ -10109,7 +9172,7 @@
       <w:tr>
         <w:tc>
           <w:tcPr>
-            <w:tcW w:w="961" w:type="dxa"/>
+            <w:tcW w:w="959" w:type="dxa"/>
           </w:tcPr>
           <w:p>
             <w:pPr>
@@ -10138,7 +9201,7 @@
         </w:tc>
         <w:tc>
           <w:tcPr>
-            <w:tcW w:w="3570" w:type="dxa"/>
+            <w:tcW w:w="3233" w:type="dxa"/>
           </w:tcPr>
           <w:p>
             <w:pPr>
@@ -10165,21 +9228,12 @@
               </w:rPr>
               <w:t xml:space="preserve"> </w:t>
             </w:r>
-            <w:proofErr w:type="spellStart"/>
-            <w:r>
-              <w:rPr>
-                <w:sz w:val="28"/>
-                <w:szCs w:val="28"/>
-              </w:rPr>
-              <w:t>моддер</w:t>
-            </w:r>
-            <w:proofErr w:type="spellEnd"/>
-            <w:r>
-              <w:rPr>
-                <w:sz w:val="28"/>
-                <w:szCs w:val="28"/>
-              </w:rPr>
-              <w:t>,</w:t>
+            <w:r>
+              <w:rPr>
+                <w:sz w:val="28"/>
+                <w:szCs w:val="28"/>
+              </w:rPr>
+              <w:t>моддер,</w:t>
             </w:r>
             <w:r>
               <w:rPr>
@@ -10260,7 +9314,7 @@
         </w:tc>
         <w:tc>
           <w:tcPr>
-            <w:tcW w:w="567" w:type="dxa"/>
+            <w:tcW w:w="1803" w:type="dxa"/>
           </w:tcPr>
           <w:p>
             <w:pPr>
@@ -10283,7 +9337,7 @@
         </w:tc>
         <w:tc>
           <w:tcPr>
-            <w:tcW w:w="4247" w:type="dxa"/>
+            <w:tcW w:w="3576" w:type="dxa"/>
           </w:tcPr>
           <w:p>
             <w:pPr>
@@ -10345,23 +9399,7 @@
                 <w:sz w:val="28"/>
                 <w:szCs w:val="28"/>
               </w:rPr>
-              <w:t xml:space="preserve">и </w:t>
-            </w:r>
-            <w:proofErr w:type="spellStart"/>
-            <w:r>
-              <w:rPr>
-                <w:sz w:val="28"/>
-                <w:szCs w:val="28"/>
-              </w:rPr>
-              <w:t>отрисовывается</w:t>
-            </w:r>
-            <w:proofErr w:type="spellEnd"/>
-            <w:r>
-              <w:rPr>
-                <w:sz w:val="28"/>
-                <w:szCs w:val="28"/>
-              </w:rPr>
-              <w:t xml:space="preserve"> </w:t>
+              <w:t xml:space="preserve">и отрисовывается </w:t>
             </w:r>
             <w:r>
               <w:rPr>
@@ -10377,7 +9415,7 @@
       <w:tr>
         <w:tc>
           <w:tcPr>
-            <w:tcW w:w="961" w:type="dxa"/>
+            <w:tcW w:w="959" w:type="dxa"/>
           </w:tcPr>
           <w:p>
             <w:pPr>
@@ -10406,7 +9444,7 @@
         </w:tc>
         <w:tc>
           <w:tcPr>
-            <w:tcW w:w="3570" w:type="dxa"/>
+            <w:tcW w:w="3233" w:type="dxa"/>
           </w:tcPr>
           <w:p>
             <w:pPr>
@@ -10423,23 +9461,7 @@
                 <w:sz w:val="28"/>
                 <w:szCs w:val="28"/>
               </w:rPr>
-              <w:t xml:space="preserve">Как </w:t>
-            </w:r>
-            <w:proofErr w:type="spellStart"/>
-            <w:r>
-              <w:rPr>
-                <w:sz w:val="28"/>
-                <w:szCs w:val="28"/>
-              </w:rPr>
-              <w:t>моддер</w:t>
-            </w:r>
-            <w:proofErr w:type="spellEnd"/>
-            <w:r>
-              <w:rPr>
-                <w:sz w:val="28"/>
-                <w:szCs w:val="28"/>
-              </w:rPr>
-              <w:t>, я хочу получать понятные сообщения</w:t>
+              <w:t>Как моддер, я хочу получать понятные сообщения</w:t>
             </w:r>
             <w:r>
               <w:rPr>
@@ -10520,7 +9542,7 @@
         </w:tc>
         <w:tc>
           <w:tcPr>
-            <w:tcW w:w="567" w:type="dxa"/>
+            <w:tcW w:w="1803" w:type="dxa"/>
           </w:tcPr>
           <w:p>
             <w:pPr>
@@ -10543,7 +9565,7 @@
         </w:tc>
         <w:tc>
           <w:tcPr>
-            <w:tcW w:w="4247" w:type="dxa"/>
+            <w:tcW w:w="3576" w:type="dxa"/>
           </w:tcPr>
           <w:p>
             <w:pPr>
@@ -10651,7 +9673,7 @@
       <w:tr>
         <w:tc>
           <w:tcPr>
-            <w:tcW w:w="961" w:type="dxa"/>
+            <w:tcW w:w="959" w:type="dxa"/>
           </w:tcPr>
           <w:p>
             <w:pPr>
@@ -10680,7 +9702,7 @@
         </w:tc>
         <w:tc>
           <w:tcPr>
-            <w:tcW w:w="3570" w:type="dxa"/>
+            <w:tcW w:w="3233" w:type="dxa"/>
           </w:tcPr>
           <w:p>
             <w:pPr>
@@ -10707,21 +9729,12 @@
               </w:rPr>
               <w:t xml:space="preserve"> </w:t>
             </w:r>
-            <w:proofErr w:type="spellStart"/>
-            <w:r>
-              <w:rPr>
-                <w:sz w:val="28"/>
-                <w:szCs w:val="28"/>
-              </w:rPr>
-              <w:t>моддер</w:t>
-            </w:r>
-            <w:proofErr w:type="spellEnd"/>
-            <w:r>
-              <w:rPr>
-                <w:sz w:val="28"/>
-                <w:szCs w:val="28"/>
-              </w:rPr>
-              <w:t>,</w:t>
+            <w:r>
+              <w:rPr>
+                <w:sz w:val="28"/>
+                <w:szCs w:val="28"/>
+              </w:rPr>
+              <w:t>моддер,</w:t>
             </w:r>
             <w:r>
               <w:rPr>
@@ -10787,7 +9800,7 @@
         </w:tc>
         <w:tc>
           <w:tcPr>
-            <w:tcW w:w="567" w:type="dxa"/>
+            <w:tcW w:w="1803" w:type="dxa"/>
           </w:tcPr>
           <w:p>
             <w:pPr>
@@ -10810,7 +9823,7 @@
         </w:tc>
         <w:tc>
           <w:tcPr>
-            <w:tcW w:w="4247" w:type="dxa"/>
+            <w:tcW w:w="3576" w:type="dxa"/>
           </w:tcPr>
           <w:p>
             <w:pPr>
@@ -10827,23 +9840,7 @@
                 <w:sz w:val="28"/>
                 <w:szCs w:val="28"/>
               </w:rPr>
-              <w:t xml:space="preserve">Запись с тем же </w:t>
-            </w:r>
-            <w:proofErr w:type="spellStart"/>
-            <w:r>
-              <w:rPr>
-                <w:sz w:val="28"/>
-                <w:szCs w:val="28"/>
-              </w:rPr>
-              <w:t>id</w:t>
-            </w:r>
-            <w:proofErr w:type="spellEnd"/>
-            <w:r>
-              <w:rPr>
-                <w:sz w:val="28"/>
-                <w:szCs w:val="28"/>
-              </w:rPr>
-              <w:t xml:space="preserve"> из мода, загруженного</w:t>
+              <w:t>Запись с тем же id из мода, загруженного</w:t>
             </w:r>
             <w:r>
               <w:rPr>
@@ -10889,7 +9886,7 @@
       <w:tr>
         <w:tc>
           <w:tcPr>
-            <w:tcW w:w="961" w:type="dxa"/>
+            <w:tcW w:w="959" w:type="dxa"/>
           </w:tcPr>
           <w:p>
             <w:pPr>
@@ -10918,7 +9915,7 @@
         </w:tc>
         <w:tc>
           <w:tcPr>
-            <w:tcW w:w="3570" w:type="dxa"/>
+            <w:tcW w:w="3233" w:type="dxa"/>
           </w:tcPr>
           <w:p>
             <w:pPr>
@@ -10946,21 +9943,12 @@
               </w:rPr>
               <w:t xml:space="preserve"> </w:t>
             </w:r>
-            <w:proofErr w:type="spellStart"/>
-            <w:r>
-              <w:rPr>
-                <w:sz w:val="28"/>
-                <w:szCs w:val="28"/>
-              </w:rPr>
-              <w:t>моддер</w:t>
-            </w:r>
-            <w:proofErr w:type="spellEnd"/>
-            <w:r>
-              <w:rPr>
-                <w:sz w:val="28"/>
-                <w:szCs w:val="28"/>
-              </w:rPr>
-              <w:t>,</w:t>
+            <w:r>
+              <w:rPr>
+                <w:sz w:val="28"/>
+                <w:szCs w:val="28"/>
+              </w:rPr>
+              <w:t>моддер,</w:t>
             </w:r>
             <w:r>
               <w:rPr>
@@ -11086,7 +10074,7 @@
         </w:tc>
         <w:tc>
           <w:tcPr>
-            <w:tcW w:w="567" w:type="dxa"/>
+            <w:tcW w:w="1803" w:type="dxa"/>
           </w:tcPr>
           <w:p>
             <w:pPr>
@@ -11109,7 +10097,7 @@
         </w:tc>
         <w:tc>
           <w:tcPr>
-            <w:tcW w:w="4247" w:type="dxa"/>
+            <w:tcW w:w="3576" w:type="dxa"/>
           </w:tcPr>
           <w:p>
             <w:pPr>
@@ -11142,18 +10130,8 @@
                 <w:sz w:val="28"/>
                 <w:szCs w:val="28"/>
               </w:rPr>
-              <w:t>--</w:t>
-            </w:r>
-            <w:proofErr w:type="spellStart"/>
-            <w:r>
-              <w:rPr>
-                <w:i/>
-                <w:sz w:val="28"/>
-                <w:szCs w:val="28"/>
-              </w:rPr>
-              <w:t>validate-mods</w:t>
-            </w:r>
-            <w:proofErr w:type="spellEnd"/>
+              <w:t>--validate-mods</w:t>
+            </w:r>
             <w:r>
               <w:rPr>
                 <w:i/>
@@ -11176,7 +10154,7 @@
       <w:tr>
         <w:tc>
           <w:tcPr>
-            <w:tcW w:w="961" w:type="dxa"/>
+            <w:tcW w:w="959" w:type="dxa"/>
           </w:tcPr>
           <w:p>
             <w:pPr>
@@ -11205,7 +10183,7 @@
         </w:tc>
         <w:tc>
           <w:tcPr>
-            <w:tcW w:w="3570" w:type="dxa"/>
+            <w:tcW w:w="3233" w:type="dxa"/>
           </w:tcPr>
           <w:p>
             <w:pPr>
@@ -11318,7 +10296,7 @@
         </w:tc>
         <w:tc>
           <w:tcPr>
-            <w:tcW w:w="567" w:type="dxa"/>
+            <w:tcW w:w="1803" w:type="dxa"/>
           </w:tcPr>
           <w:p>
             <w:pPr>
@@ -11341,7 +10319,7 @@
         </w:tc>
         <w:tc>
           <w:tcPr>
-            <w:tcW w:w="4247" w:type="dxa"/>
+            <w:tcW w:w="3576" w:type="dxa"/>
           </w:tcPr>
           <w:p>
             <w:pPr>
@@ -11383,7 +10361,6 @@
               </w:rPr>
               <w:t xml:space="preserve"> </w:t>
             </w:r>
-            <w:proofErr w:type="spellStart"/>
             <w:r>
               <w:rPr>
                 <w:sz w:val="28"/>
@@ -11391,7 +10368,6 @@
               </w:rPr>
               <w:t>seed</w:t>
             </w:r>
-            <w:proofErr w:type="spellEnd"/>
             <w:r>
               <w:rPr>
                 <w:spacing w:val="-10"/>
@@ -11457,7 +10433,7 @@
           <w:szCs w:val="32"/>
         </w:rPr>
       </w:pPr>
-      <w:bookmarkStart w:id="13" w:name="_Toc243839752"/>
+      <w:bookmarkStart w:id="13" w:name="_Toc243842772"/>
       <w:r>
         <w:rPr>
           <w:rFonts w:ascii="Times New Roman" w:hAnsi="Times New Roman" w:cs="Times New Roman"/>
@@ -11489,14 +10465,14 @@
         <w:tblLook w:val="04A0" w:firstRow="1" w:lastRow="0" w:firstColumn="1" w:lastColumn="0" w:noHBand="0" w:noVBand="1"/>
       </w:tblPr>
       <w:tblGrid>
-        <w:gridCol w:w="841"/>
-        <w:gridCol w:w="6494"/>
-        <w:gridCol w:w="2010"/>
+        <w:gridCol w:w="1101"/>
+        <w:gridCol w:w="6549"/>
+        <w:gridCol w:w="1892"/>
       </w:tblGrid>
       <w:tr>
         <w:tc>
           <w:tcPr>
-            <w:tcW w:w="846" w:type="dxa"/>
+            <w:tcW w:w="1101" w:type="dxa"/>
           </w:tcPr>
           <w:p>
             <w:pPr>
@@ -11504,7 +10480,6 @@
               <w:ind w:left="120"/>
               <w:rPr>
                 <w:b/>
-                <w:i/>
                 <w:sz w:val="28"/>
                 <w:szCs w:val="28"/>
               </w:rPr>
@@ -11512,7 +10487,6 @@
             <w:r>
               <w:rPr>
                 <w:b/>
-                <w:i/>
                 <w:spacing w:val="-5"/>
                 <w:sz w:val="28"/>
                 <w:szCs w:val="28"/>
@@ -11523,7 +10497,7 @@
         </w:tc>
         <w:tc>
           <w:tcPr>
-            <w:tcW w:w="6804" w:type="dxa"/>
+            <w:tcW w:w="6549" w:type="dxa"/>
           </w:tcPr>
           <w:p>
             <w:pPr>
@@ -11531,7 +10505,6 @@
               <w:ind w:left="120"/>
               <w:rPr>
                 <w:b/>
-                <w:i/>
                 <w:sz w:val="28"/>
                 <w:szCs w:val="28"/>
               </w:rPr>
@@ -11539,7 +10512,6 @@
             <w:r>
               <w:rPr>
                 <w:b/>
-                <w:i/>
                 <w:spacing w:val="-2"/>
                 <w:sz w:val="28"/>
                 <w:szCs w:val="28"/>
@@ -11550,7 +10522,7 @@
         </w:tc>
         <w:tc>
           <w:tcPr>
-            <w:tcW w:w="1695" w:type="dxa"/>
+            <w:tcW w:w="1892" w:type="dxa"/>
           </w:tcPr>
           <w:p>
             <w:pPr>
@@ -11559,7 +10531,6 @@
               <w:ind w:left="119" w:right="191"/>
               <w:rPr>
                 <w:b/>
-                <w:i/>
                 <w:sz w:val="28"/>
                 <w:szCs w:val="28"/>
               </w:rPr>
@@ -11567,7 +10538,6 @@
             <w:r>
               <w:rPr>
                 <w:b/>
-                <w:i/>
                 <w:spacing w:val="-2"/>
                 <w:sz w:val="28"/>
                 <w:szCs w:val="28"/>
@@ -11577,7 +10547,6 @@
             <w:r>
               <w:rPr>
                 <w:b/>
-                <w:i/>
                 <w:spacing w:val="-4"/>
                 <w:sz w:val="28"/>
                 <w:szCs w:val="28"/>
@@ -11590,7 +10559,7 @@
       <w:tr>
         <w:tc>
           <w:tcPr>
-            <w:tcW w:w="9345" w:type="dxa"/>
+            <w:tcW w:w="9542" w:type="dxa"/>
             <w:gridSpan w:val="3"/>
           </w:tcPr>
           <w:p>
@@ -11633,7 +10602,6 @@
               </w:rPr>
               <w:t xml:space="preserve">Подсистема </w:t>
             </w:r>
-            <w:proofErr w:type="spellStart"/>
             <w:r>
               <w:rPr>
                 <w:rFonts w:ascii="Times New Roman" w:hAnsi="Times New Roman" w:cs="Times New Roman"/>
@@ -11645,14 +10613,13 @@
               </w:rPr>
               <w:t>модов</w:t>
             </w:r>
-            <w:proofErr w:type="spellEnd"/>
           </w:p>
         </w:tc>
       </w:tr>
       <w:tr>
         <w:tc>
           <w:tcPr>
-            <w:tcW w:w="846" w:type="dxa"/>
+            <w:tcW w:w="1101" w:type="dxa"/>
           </w:tcPr>
           <w:p>
             <w:pPr>
@@ -11682,7 +10649,7 @@
         </w:tc>
         <w:tc>
           <w:tcPr>
-            <w:tcW w:w="6804" w:type="dxa"/>
+            <w:tcW w:w="6549" w:type="dxa"/>
           </w:tcPr>
           <w:p>
             <w:pPr>
@@ -11754,123 +10721,73 @@
               </w:rPr>
               <w:t xml:space="preserve"> </w:t>
             </w:r>
-            <w:proofErr w:type="spellStart"/>
             <w:r>
               <w:rPr>
                 <w:i/>
                 <w:sz w:val="28"/>
                 <w:szCs w:val="28"/>
               </w:rPr>
-              <w:t>mods</w:t>
-            </w:r>
-            <w:proofErr w:type="spellEnd"/>
+              <w:t>mods/</w:t>
+            </w:r>
+            <w:r>
+              <w:rPr>
+                <w:sz w:val="28"/>
+                <w:szCs w:val="28"/>
+              </w:rPr>
+              <w:t>;</w:t>
+            </w:r>
+            <w:r>
+              <w:rPr>
+                <w:spacing w:val="-5"/>
+                <w:sz w:val="28"/>
+                <w:szCs w:val="28"/>
+              </w:rPr>
+              <w:t xml:space="preserve"> </w:t>
+            </w:r>
+            <w:r>
+              <w:rPr>
+                <w:sz w:val="28"/>
+                <w:szCs w:val="28"/>
+              </w:rPr>
+              <w:t>каждый</w:t>
+            </w:r>
+            <w:r>
+              <w:rPr>
+                <w:spacing w:val="-5"/>
+                <w:sz w:val="28"/>
+                <w:szCs w:val="28"/>
+              </w:rPr>
+              <w:t xml:space="preserve"> </w:t>
+            </w:r>
+            <w:r>
+              <w:rPr>
+                <w:sz w:val="28"/>
+                <w:szCs w:val="28"/>
+              </w:rPr>
+              <w:t>мод</w:t>
+            </w:r>
+            <w:r>
+              <w:rPr>
+                <w:spacing w:val="-5"/>
+                <w:sz w:val="28"/>
+                <w:szCs w:val="28"/>
+              </w:rPr>
+              <w:t xml:space="preserve"> – подкаталог </w:t>
+            </w:r>
+            <w:r>
+              <w:rPr>
+                <w:sz w:val="28"/>
+                <w:szCs w:val="28"/>
+              </w:rPr>
+              <w:t xml:space="preserve">с манифестом </w:t>
+            </w:r>
             <w:r>
               <w:rPr>
                 <w:i/>
                 <w:sz w:val="28"/>
                 <w:szCs w:val="28"/>
               </w:rPr>
-              <w:t>/</w:t>
-            </w:r>
-            <w:r>
-              <w:rPr>
-                <w:sz w:val="28"/>
-                <w:szCs w:val="28"/>
-              </w:rPr>
-              <w:t>;</w:t>
-            </w:r>
-            <w:r>
-              <w:rPr>
-                <w:spacing w:val="-5"/>
-                <w:sz w:val="28"/>
-                <w:szCs w:val="28"/>
-              </w:rPr>
-              <w:t xml:space="preserve"> </w:t>
-            </w:r>
-            <w:r>
-              <w:rPr>
-                <w:sz w:val="28"/>
-                <w:szCs w:val="28"/>
-              </w:rPr>
-              <w:t>каждый</w:t>
-            </w:r>
-            <w:r>
-              <w:rPr>
-                <w:spacing w:val="-5"/>
-                <w:sz w:val="28"/>
-                <w:szCs w:val="28"/>
-              </w:rPr>
-              <w:t xml:space="preserve"> </w:t>
-            </w:r>
-            <w:r>
-              <w:rPr>
-                <w:sz w:val="28"/>
-                <w:szCs w:val="28"/>
-              </w:rPr>
-              <w:t>мод</w:t>
-            </w:r>
-            <w:r>
-              <w:rPr>
-                <w:spacing w:val="-5"/>
-                <w:sz w:val="28"/>
-                <w:szCs w:val="28"/>
-              </w:rPr>
-              <w:t xml:space="preserve"> </w:t>
-            </w:r>
-            <w:r>
-              <w:rPr>
-                <w:sz w:val="28"/>
-                <w:szCs w:val="28"/>
-              </w:rPr>
-              <w:t>—</w:t>
-            </w:r>
-            <w:r>
-              <w:rPr>
-                <w:spacing w:val="-5"/>
-                <w:sz w:val="28"/>
-                <w:szCs w:val="28"/>
-              </w:rPr>
-              <w:t xml:space="preserve"> </w:t>
-            </w:r>
-            <w:r>
-              <w:rPr>
-                <w:sz w:val="28"/>
-                <w:szCs w:val="28"/>
-              </w:rPr>
-              <w:t>подкаталог</w:t>
-            </w:r>
-            <w:r>
-              <w:rPr>
-                <w:spacing w:val="-5"/>
-                <w:sz w:val="28"/>
-                <w:szCs w:val="28"/>
-              </w:rPr>
-              <w:t xml:space="preserve"> </w:t>
-            </w:r>
-            <w:r>
-              <w:rPr>
-                <w:sz w:val="28"/>
-                <w:szCs w:val="28"/>
-              </w:rPr>
-              <w:t xml:space="preserve">с манифестом </w:t>
-            </w:r>
-            <w:proofErr w:type="spellStart"/>
-            <w:r>
-              <w:rPr>
-                <w:i/>
-                <w:sz w:val="28"/>
-                <w:szCs w:val="28"/>
-              </w:rPr>
-              <w:t>mod.json</w:t>
-            </w:r>
-            <w:proofErr w:type="spellEnd"/>
-            <w:r>
-              <w:rPr>
-                <w:i/>
-                <w:sz w:val="28"/>
-                <w:szCs w:val="28"/>
-              </w:rPr>
-              <w:t xml:space="preserve"> </w:t>
+              <w:t xml:space="preserve">mod.json </w:t>
             </w:r>
             <w:r>
               <w:rPr>
@@ -11883,7 +10800,7 @@
         </w:tc>
         <w:tc>
           <w:tcPr>
-            <w:tcW w:w="1695" w:type="dxa"/>
+            <w:tcW w:w="1892" w:type="dxa"/>
           </w:tcPr>
           <w:p>
             <w:pPr>
@@ -11908,7 +10825,7 @@
       <w:tr>
         <w:tc>
           <w:tcPr>
-            <w:tcW w:w="846" w:type="dxa"/>
+            <w:tcW w:w="1101" w:type="dxa"/>
           </w:tcPr>
           <w:p>
             <w:pPr>
@@ -11938,7 +10855,7 @@
         </w:tc>
         <w:tc>
           <w:tcPr>
-            <w:tcW w:w="6804" w:type="dxa"/>
+            <w:tcW w:w="6549" w:type="dxa"/>
           </w:tcPr>
           <w:p>
             <w:pPr>
@@ -11980,21 +10897,12 @@
               </w:rPr>
               <w:t xml:space="preserve"> </w:t>
             </w:r>
-            <w:proofErr w:type="spellStart"/>
-            <w:r>
-              <w:rPr>
-                <w:sz w:val="28"/>
-                <w:szCs w:val="28"/>
-              </w:rPr>
-              <w:t>парсера</w:t>
-            </w:r>
-            <w:proofErr w:type="spellEnd"/>
-            <w:r>
-              <w:rPr>
-                <w:sz w:val="28"/>
-                <w:szCs w:val="28"/>
-              </w:rPr>
-              <w:t>,</w:t>
+            <w:r>
+              <w:rPr>
+                <w:sz w:val="28"/>
+                <w:szCs w:val="28"/>
+              </w:rPr>
+              <w:t>парсера,</w:t>
             </w:r>
             <w:r>
               <w:rPr>
@@ -12060,7 +10968,7 @@
         </w:tc>
         <w:tc>
           <w:tcPr>
-            <w:tcW w:w="1695" w:type="dxa"/>
+            <w:tcW w:w="1892" w:type="dxa"/>
           </w:tcPr>
           <w:p>
             <w:pPr>
@@ -12085,7 +10993,7 @@
       <w:tr>
         <w:tc>
           <w:tcPr>
-            <w:tcW w:w="846" w:type="dxa"/>
+            <w:tcW w:w="1101" w:type="dxa"/>
           </w:tcPr>
           <w:p>
             <w:pPr>
@@ -12115,7 +11023,7 @@
         </w:tc>
         <w:tc>
           <w:tcPr>
-            <w:tcW w:w="6804" w:type="dxa"/>
+            <w:tcW w:w="6549" w:type="dxa"/>
           </w:tcPr>
           <w:p>
             <w:pPr>
@@ -12258,7 +11166,7 @@
         </w:tc>
         <w:tc>
           <w:tcPr>
-            <w:tcW w:w="1695" w:type="dxa"/>
+            <w:tcW w:w="1892" w:type="dxa"/>
           </w:tcPr>
           <w:p>
             <w:pPr>
@@ -12283,7 +11191,7 @@
       <w:tr>
         <w:tc>
           <w:tcPr>
-            <w:tcW w:w="846" w:type="dxa"/>
+            <w:tcW w:w="1101" w:type="dxa"/>
           </w:tcPr>
           <w:p>
             <w:pPr>
@@ -12313,7 +11221,7 @@
         </w:tc>
         <w:tc>
           <w:tcPr>
-            <w:tcW w:w="6804" w:type="dxa"/>
+            <w:tcW w:w="6549" w:type="dxa"/>
           </w:tcPr>
           <w:p>
             <w:pPr>
@@ -12652,7 +11560,7 @@
         </w:tc>
         <w:tc>
           <w:tcPr>
-            <w:tcW w:w="1695" w:type="dxa"/>
+            <w:tcW w:w="1892" w:type="dxa"/>
           </w:tcPr>
           <w:p>
             <w:pPr>
@@ -12677,7 +11585,7 @@
       <w:tr>
         <w:tc>
           <w:tcPr>
-            <w:tcW w:w="846" w:type="dxa"/>
+            <w:tcW w:w="1101" w:type="dxa"/>
           </w:tcPr>
           <w:p>
             <w:pPr>
@@ -12707,7 +11615,7 @@
         </w:tc>
         <w:tc>
           <w:tcPr>
-            <w:tcW w:w="6804" w:type="dxa"/>
+            <w:tcW w:w="6549" w:type="dxa"/>
           </w:tcPr>
           <w:p>
             <w:pPr>
@@ -12859,29 +11767,13 @@
                 <w:sz w:val="28"/>
                 <w:szCs w:val="28"/>
               </w:rPr>
-              <w:t xml:space="preserve">совпадающим </w:t>
-            </w:r>
-            <w:proofErr w:type="spellStart"/>
-            <w:r>
-              <w:rPr>
-                <w:sz w:val="28"/>
-                <w:szCs w:val="28"/>
-              </w:rPr>
-              <w:t>id</w:t>
-            </w:r>
-            <w:proofErr w:type="spellEnd"/>
-            <w:r>
-              <w:rPr>
-                <w:sz w:val="28"/>
-                <w:szCs w:val="28"/>
-              </w:rPr>
-              <w:t xml:space="preserve"> из более позднего мода переопределяет предыдущую.</w:t>
-            </w:r>
-          </w:p>
-        </w:tc>
-        <w:tc>
-          <w:tcPr>
-            <w:tcW w:w="1695" w:type="dxa"/>
+              <w:t>совпадающим id из более позднего мода переопределяет предыдущую.</w:t>
+            </w:r>
+          </w:p>
+        </w:tc>
+        <w:tc>
+          <w:tcPr>
+            <w:tcW w:w="1892" w:type="dxa"/>
           </w:tcPr>
           <w:p>
             <w:pPr>
@@ -12906,7 +11798,7 @@
       <w:tr>
         <w:tc>
           <w:tcPr>
-            <w:tcW w:w="846" w:type="dxa"/>
+            <w:tcW w:w="1101" w:type="dxa"/>
           </w:tcPr>
           <w:p>
             <w:pPr>
@@ -12936,7 +11828,7 @@
         </w:tc>
         <w:tc>
           <w:tcPr>
-            <w:tcW w:w="6804" w:type="dxa"/>
+            <w:tcW w:w="6549" w:type="dxa"/>
           </w:tcPr>
           <w:p>
             <w:pPr>
@@ -13094,7 +11986,7 @@
         </w:tc>
         <w:tc>
           <w:tcPr>
-            <w:tcW w:w="1695" w:type="dxa"/>
+            <w:tcW w:w="1892" w:type="dxa"/>
           </w:tcPr>
           <w:p>
             <w:pPr>
@@ -13119,7 +12011,7 @@
       <w:tr>
         <w:tc>
           <w:tcPr>
-            <w:tcW w:w="846" w:type="dxa"/>
+            <w:tcW w:w="1101" w:type="dxa"/>
           </w:tcPr>
           <w:p>
             <w:pPr>
@@ -13149,7 +12041,7 @@
         </w:tc>
         <w:tc>
           <w:tcPr>
-            <w:tcW w:w="6804" w:type="dxa"/>
+            <w:tcW w:w="6549" w:type="dxa"/>
           </w:tcPr>
           <w:p>
             <w:pPr>
@@ -13292,7 +12184,7 @@
         </w:tc>
         <w:tc>
           <w:tcPr>
-            <w:tcW w:w="1695" w:type="dxa"/>
+            <w:tcW w:w="1892" w:type="dxa"/>
           </w:tcPr>
           <w:p>
             <w:pPr>
@@ -13317,7 +12209,7 @@
       <w:tr>
         <w:tc>
           <w:tcPr>
-            <w:tcW w:w="846" w:type="dxa"/>
+            <w:tcW w:w="1101" w:type="dxa"/>
           </w:tcPr>
           <w:p>
             <w:pPr>
@@ -13347,7 +12239,7 @@
         </w:tc>
         <w:tc>
           <w:tcPr>
-            <w:tcW w:w="6804" w:type="dxa"/>
+            <w:tcW w:w="6549" w:type="dxa"/>
           </w:tcPr>
           <w:p>
             <w:pPr>
@@ -13425,18 +12317,8 @@
                 <w:sz w:val="28"/>
                 <w:szCs w:val="28"/>
               </w:rPr>
-              <w:t>--</w:t>
-            </w:r>
-            <w:proofErr w:type="spellStart"/>
-            <w:r>
-              <w:rPr>
-                <w:i/>
-                <w:sz w:val="28"/>
-                <w:szCs w:val="28"/>
-              </w:rPr>
-              <w:t>validate-mods</w:t>
-            </w:r>
-            <w:proofErr w:type="spellEnd"/>
+              <w:t>--validate-mods</w:t>
+            </w:r>
             <w:r>
               <w:rPr>
                 <w:sz w:val="28"/>
@@ -13467,7 +12349,6 @@
               </w:rPr>
               <w:t xml:space="preserve"> </w:t>
             </w:r>
-            <w:proofErr w:type="spellStart"/>
             <w:r>
               <w:rPr>
                 <w:sz w:val="28"/>
@@ -13475,7 +12356,6 @@
               </w:rPr>
               <w:t>модов</w:t>
             </w:r>
-            <w:proofErr w:type="spellEnd"/>
             <w:r>
               <w:rPr>
                 <w:spacing w:val="-6"/>
@@ -13489,13 +12369,27 @@
                 <w:sz w:val="28"/>
                 <w:szCs w:val="28"/>
               </w:rPr>
-              <w:t>без запуска игры, вывод отчёта и код возврата ≠ 0 при ошибках.</w:t>
-            </w:r>
-          </w:p>
-        </w:tc>
-        <w:tc>
-          <w:tcPr>
-            <w:tcW w:w="1695" w:type="dxa"/>
+              <w:t>без запуска игр</w:t>
+            </w:r>
+            <w:r>
+              <w:rPr>
+                <w:sz w:val="28"/>
+                <w:szCs w:val="28"/>
+              </w:rPr>
+              <w:t>ы, вывод отчёта и код возврата не равен</w:t>
+            </w:r>
+            <w:r>
+              <w:rPr>
+                <w:sz w:val="28"/>
+                <w:szCs w:val="28"/>
+              </w:rPr>
+              <w:t xml:space="preserve"> 0 при ошибках.</w:t>
+            </w:r>
+          </w:p>
+        </w:tc>
+        <w:tc>
+          <w:tcPr>
+            <w:tcW w:w="1892" w:type="dxa"/>
           </w:tcPr>
           <w:p>
             <w:pPr>
@@ -13520,7 +12414,7 @@
       <w:tr>
         <w:tc>
           <w:tcPr>
-            <w:tcW w:w="9345" w:type="dxa"/>
+            <w:tcW w:w="9542" w:type="dxa"/>
             <w:gridSpan w:val="3"/>
           </w:tcPr>
           <w:p>
@@ -13580,7 +12474,7 @@
       <w:tr>
         <w:tc>
           <w:tcPr>
-            <w:tcW w:w="846" w:type="dxa"/>
+            <w:tcW w:w="1101" w:type="dxa"/>
           </w:tcPr>
           <w:p>
             <w:pPr>
@@ -13610,7 +12504,7 @@
         </w:tc>
         <w:tc>
           <w:tcPr>
-            <w:tcW w:w="6804" w:type="dxa"/>
+            <w:tcW w:w="6549" w:type="dxa"/>
           </w:tcPr>
           <w:p>
             <w:pPr>
@@ -13753,7 +12647,7 @@
         </w:tc>
         <w:tc>
           <w:tcPr>
-            <w:tcW w:w="1695" w:type="dxa"/>
+            <w:tcW w:w="1892" w:type="dxa"/>
           </w:tcPr>
           <w:p>
             <w:pPr>
@@ -13778,7 +12672,7 @@
       <w:tr>
         <w:tc>
           <w:tcPr>
-            <w:tcW w:w="846" w:type="dxa"/>
+            <w:tcW w:w="1101" w:type="dxa"/>
           </w:tcPr>
           <w:p>
             <w:pPr>
@@ -13808,7 +12702,7 @@
         </w:tc>
         <w:tc>
           <w:tcPr>
-            <w:tcW w:w="6804" w:type="dxa"/>
+            <w:tcW w:w="6549" w:type="dxa"/>
           </w:tcPr>
           <w:p>
             <w:pPr>
@@ -13938,36 +12832,48 @@
                 <w:sz w:val="28"/>
                 <w:szCs w:val="28"/>
               </w:rPr>
-              <w:t xml:space="preserve"> </w:t>
-            </w:r>
-            <w:r>
-              <w:rPr>
-                <w:sz w:val="28"/>
-                <w:szCs w:val="28"/>
-              </w:rPr>
-              <w:t xml:space="preserve">→ ходы монстров → обновление состояния → </w:t>
-            </w:r>
-            <w:proofErr w:type="spellStart"/>
-            <w:r>
-              <w:rPr>
-                <w:sz w:val="28"/>
-                <w:szCs w:val="28"/>
-              </w:rPr>
-              <w:t>отрисовка</w:t>
-            </w:r>
-            <w:proofErr w:type="spellEnd"/>
-            <w:r>
-              <w:rPr>
-                <w:sz w:val="28"/>
-                <w:szCs w:val="28"/>
-              </w:rPr>
-              <w:t>.</w:t>
-            </w:r>
-          </w:p>
-        </w:tc>
-        <w:tc>
-          <w:tcPr>
-            <w:tcW w:w="1695" w:type="dxa"/>
+              <w:t xml:space="preserve"> – </w:t>
+            </w:r>
+            <w:r>
+              <w:rPr>
+                <w:sz w:val="28"/>
+                <w:szCs w:val="28"/>
+              </w:rPr>
+              <w:t xml:space="preserve">ходы монстров </w:t>
+            </w:r>
+            <w:r>
+              <w:rPr>
+                <w:sz w:val="28"/>
+                <w:szCs w:val="28"/>
+              </w:rPr>
+              <w:t xml:space="preserve">– </w:t>
+            </w:r>
+            <w:r>
+              <w:rPr>
+                <w:sz w:val="28"/>
+                <w:szCs w:val="28"/>
+              </w:rPr>
+              <w:t xml:space="preserve">обновление состояния </w:t>
+            </w:r>
+            <w:r>
+              <w:rPr>
+                <w:sz w:val="28"/>
+                <w:szCs w:val="28"/>
+              </w:rPr>
+              <w:t xml:space="preserve">– </w:t>
+            </w:r>
+            <w:r>
+              <w:rPr>
+                <w:sz w:val="28"/>
+                <w:szCs w:val="28"/>
+              </w:rPr>
+              <w:t>отрисовка.</w:t>
+            </w:r>
+          </w:p>
+        </w:tc>
+        <w:tc>
+          <w:tcPr>
+            <w:tcW w:w="1892" w:type="dxa"/>
           </w:tcPr>
           <w:p>
             <w:pPr>
@@ -13992,7 +12898,7 @@
       <w:tr>
         <w:tc>
           <w:tcPr>
-            <w:tcW w:w="846" w:type="dxa"/>
+            <w:tcW w:w="1101" w:type="dxa"/>
           </w:tcPr>
           <w:p>
             <w:pPr>
@@ -14016,14 +12922,13 @@
                 <w:sz w:val="28"/>
                 <w:szCs w:val="28"/>
               </w:rPr>
-              <w:lastRenderedPageBreak/>
               <w:t>11</w:t>
             </w:r>
           </w:p>
         </w:tc>
         <w:tc>
           <w:tcPr>
-            <w:tcW w:w="6804" w:type="dxa"/>
+            <w:tcW w:w="6549" w:type="dxa"/>
           </w:tcPr>
           <w:p>
             <w:pPr>
@@ -14040,8 +12945,83 @@
                 <w:sz w:val="28"/>
                 <w:szCs w:val="28"/>
               </w:rPr>
+              <w:t>Система</w:t>
+            </w:r>
+            <w:r>
+              <w:rPr>
+                <w:spacing w:val="-5"/>
+                <w:sz w:val="28"/>
+                <w:szCs w:val="28"/>
+              </w:rPr>
+              <w:t xml:space="preserve"> </w:t>
+            </w:r>
+            <w:r>
+              <w:rPr>
+                <w:sz w:val="28"/>
+                <w:szCs w:val="28"/>
+              </w:rPr>
+              <w:t>должна</w:t>
+            </w:r>
+            <w:r>
+              <w:rPr>
+                <w:spacing w:val="-5"/>
+                <w:sz w:val="28"/>
+                <w:szCs w:val="28"/>
+              </w:rPr>
+              <w:t xml:space="preserve"> </w:t>
+            </w:r>
+            <w:r>
+              <w:rPr>
+                <w:sz w:val="28"/>
+                <w:szCs w:val="28"/>
+              </w:rPr>
+              <w:t>обеспечивать</w:t>
+            </w:r>
+            <w:r>
+              <w:rPr>
+                <w:spacing w:val="-5"/>
+                <w:sz w:val="28"/>
+                <w:szCs w:val="28"/>
+              </w:rPr>
+              <w:t xml:space="preserve"> </w:t>
+            </w:r>
+            <w:r>
+              <w:rPr>
+                <w:sz w:val="28"/>
+                <w:szCs w:val="28"/>
+              </w:rPr>
+              <w:t>перемещение</w:t>
+            </w:r>
+            <w:r>
+              <w:rPr>
+                <w:spacing w:val="-5"/>
+                <w:sz w:val="28"/>
+                <w:szCs w:val="28"/>
+              </w:rPr>
+              <w:t xml:space="preserve"> </w:t>
+            </w:r>
+            <w:r>
+              <w:rPr>
+                <w:sz w:val="28"/>
+                <w:szCs w:val="28"/>
+              </w:rPr>
+              <w:t>игрока</w:t>
+            </w:r>
+            <w:r>
+              <w:rPr>
+                <w:spacing w:val="-5"/>
+                <w:sz w:val="28"/>
+                <w:szCs w:val="28"/>
+              </w:rPr>
+              <w:t xml:space="preserve"> </w:t>
+            </w:r>
+            <w:r>
+              <w:rPr>
+                <w:sz w:val="28"/>
+                <w:szCs w:val="28"/>
+              </w:rPr>
               <w:lastRenderedPageBreak/>
-              <w:t>Система</w:t>
+              <w:t>в</w:t>
             </w:r>
             <w:r>
               <w:rPr>
@@ -14056,7 +13036,7 @@
                 <w:sz w:val="28"/>
                 <w:szCs w:val="28"/>
               </w:rPr>
-              <w:t>должна</w:t>
+              <w:t>4</w:t>
             </w:r>
             <w:r>
               <w:rPr>
@@ -14071,7 +13051,7 @@
                 <w:sz w:val="28"/>
                 <w:szCs w:val="28"/>
               </w:rPr>
-              <w:t>обеспечивать</w:t>
+              <w:t>(опционально</w:t>
             </w:r>
             <w:r>
               <w:rPr>
@@ -14086,89 +13066,13 @@
                 <w:sz w:val="28"/>
                 <w:szCs w:val="28"/>
               </w:rPr>
-              <w:t>перемещение</w:t>
-            </w:r>
-            <w:r>
-              <w:rPr>
-                <w:spacing w:val="-5"/>
-                <w:sz w:val="28"/>
-                <w:szCs w:val="28"/>
-              </w:rPr>
-              <w:t xml:space="preserve"> </w:t>
-            </w:r>
-            <w:r>
-              <w:rPr>
-                <w:sz w:val="28"/>
-                <w:szCs w:val="28"/>
-              </w:rPr>
-              <w:lastRenderedPageBreak/>
-              <w:t>игрока</w:t>
-            </w:r>
-            <w:r>
-              <w:rPr>
-                <w:spacing w:val="-5"/>
-                <w:sz w:val="28"/>
-                <w:szCs w:val="28"/>
-              </w:rPr>
-              <w:t xml:space="preserve"> </w:t>
-            </w:r>
-            <w:r>
-              <w:rPr>
-                <w:sz w:val="28"/>
-                <w:szCs w:val="28"/>
-              </w:rPr>
-              <w:t>в</w:t>
-            </w:r>
-            <w:r>
-              <w:rPr>
-                <w:spacing w:val="-5"/>
-                <w:sz w:val="28"/>
-                <w:szCs w:val="28"/>
-              </w:rPr>
-              <w:t xml:space="preserve"> </w:t>
-            </w:r>
-            <w:r>
-              <w:rPr>
-                <w:sz w:val="28"/>
-                <w:szCs w:val="28"/>
-              </w:rPr>
-              <w:t>4</w:t>
-            </w:r>
-            <w:r>
-              <w:rPr>
-                <w:spacing w:val="-5"/>
-                <w:sz w:val="28"/>
-                <w:szCs w:val="28"/>
-              </w:rPr>
-              <w:t xml:space="preserve"> </w:t>
-            </w:r>
-            <w:r>
-              <w:rPr>
-                <w:sz w:val="28"/>
-                <w:szCs w:val="28"/>
-              </w:rPr>
-              <w:t>(опционально</w:t>
-            </w:r>
-            <w:r>
-              <w:rPr>
-                <w:spacing w:val="-5"/>
-                <w:sz w:val="28"/>
-                <w:szCs w:val="28"/>
-              </w:rPr>
-              <w:t xml:space="preserve"> </w:t>
-            </w:r>
-            <w:r>
-              <w:rPr>
-                <w:sz w:val="28"/>
-                <w:szCs w:val="28"/>
-              </w:rPr>
               <w:t>8) направлениях с проверкой проходимости клетки.</w:t>
             </w:r>
           </w:p>
         </w:tc>
         <w:tc>
           <w:tcPr>
-            <w:tcW w:w="1695" w:type="dxa"/>
+            <w:tcW w:w="1892" w:type="dxa"/>
           </w:tcPr>
           <w:p>
             <w:pPr>
@@ -14194,7 +13098,7 @@
       <w:tr>
         <w:tc>
           <w:tcPr>
-            <w:tcW w:w="846" w:type="dxa"/>
+            <w:tcW w:w="1101" w:type="dxa"/>
           </w:tcPr>
           <w:p>
             <w:pPr>
@@ -14224,7 +13128,7 @@
         </w:tc>
         <w:tc>
           <w:tcPr>
-            <w:tcW w:w="6804" w:type="dxa"/>
+            <w:tcW w:w="6549" w:type="dxa"/>
           </w:tcPr>
           <w:p>
             <w:pPr>
@@ -14311,21 +13215,12 @@
               </w:rPr>
               <w:t xml:space="preserve"> </w:t>
             </w:r>
-            <w:proofErr w:type="spellStart"/>
-            <w:r>
-              <w:rPr>
-                <w:sz w:val="28"/>
-                <w:szCs w:val="28"/>
-              </w:rPr>
-              <w:t>max</w:t>
-            </w:r>
-            <w:proofErr w:type="spellEnd"/>
-            <w:r>
-              <w:rPr>
-                <w:sz w:val="28"/>
-                <w:szCs w:val="28"/>
-              </w:rPr>
-              <w:t>(1,</w:t>
+            <w:r>
+              <w:rPr>
+                <w:sz w:val="28"/>
+                <w:szCs w:val="28"/>
+              </w:rPr>
+              <w:t>max(1,</w:t>
             </w:r>
             <w:r>
               <w:rPr>
@@ -14355,7 +13250,14 @@
                 <w:sz w:val="28"/>
                 <w:szCs w:val="28"/>
               </w:rPr>
-              <w:t>−</w:t>
+              <w:t xml:space="preserve">– </w:t>
+            </w:r>
+            <w:r>
+              <w:rPr>
+                <w:sz w:val="28"/>
+                <w:szCs w:val="28"/>
+              </w:rPr>
+              <w:t>защита);</w:t>
             </w:r>
             <w:r>
               <w:rPr>
@@ -14370,7 +13272,7 @@
                 <w:sz w:val="28"/>
                 <w:szCs w:val="28"/>
               </w:rPr>
-              <w:t>защита);</w:t>
+              <w:t>сущность</w:t>
             </w:r>
             <w:r>
               <w:rPr>
@@ -14385,7 +13287,7 @@
                 <w:sz w:val="28"/>
                 <w:szCs w:val="28"/>
               </w:rPr>
-              <w:t>сущность</w:t>
+              <w:t>с</w:t>
             </w:r>
             <w:r>
               <w:rPr>
@@ -14400,7 +13302,7 @@
                 <w:sz w:val="28"/>
                 <w:szCs w:val="28"/>
               </w:rPr>
-              <w:t>с</w:t>
+              <w:t>HP</w:t>
             </w:r>
             <w:r>
               <w:rPr>
@@ -14415,7 +13317,7 @@
                 <w:sz w:val="28"/>
                 <w:szCs w:val="28"/>
               </w:rPr>
-              <w:t>HP</w:t>
+              <w:t>&lt;=</w:t>
             </w:r>
             <w:r>
               <w:rPr>
@@ -14430,21 +13332,6 @@
                 <w:sz w:val="28"/>
                 <w:szCs w:val="28"/>
               </w:rPr>
-              <w:t>≤</w:t>
-            </w:r>
-            <w:r>
-              <w:rPr>
-                <w:spacing w:val="-3"/>
-                <w:sz w:val="28"/>
-                <w:szCs w:val="28"/>
-              </w:rPr>
-              <w:t xml:space="preserve"> </w:t>
-            </w:r>
-            <w:r>
-              <w:rPr>
-                <w:sz w:val="28"/>
-                <w:szCs w:val="28"/>
-              </w:rPr>
               <w:t xml:space="preserve">0 </w:t>
             </w:r>
             <w:r>
@@ -14459,7 +13346,7 @@
         </w:tc>
         <w:tc>
           <w:tcPr>
-            <w:tcW w:w="1695" w:type="dxa"/>
+            <w:tcW w:w="1892" w:type="dxa"/>
           </w:tcPr>
           <w:p>
             <w:pPr>
@@ -14484,7 +13371,7 @@
       <w:tr>
         <w:tc>
           <w:tcPr>
-            <w:tcW w:w="846" w:type="dxa"/>
+            <w:tcW w:w="1101" w:type="dxa"/>
           </w:tcPr>
           <w:p>
             <w:pPr>
@@ -14514,7 +13401,7 @@
         </w:tc>
         <w:tc>
           <w:tcPr>
-            <w:tcW w:w="6804" w:type="dxa"/>
+            <w:tcW w:w="6549" w:type="dxa"/>
           </w:tcPr>
           <w:p>
             <w:pPr>
@@ -14672,7 +13559,7 @@
         </w:tc>
         <w:tc>
           <w:tcPr>
-            <w:tcW w:w="1695" w:type="dxa"/>
+            <w:tcW w:w="1892" w:type="dxa"/>
           </w:tcPr>
           <w:p>
             <w:pPr>
@@ -14697,7 +13584,7 @@
       <w:tr>
         <w:tc>
           <w:tcPr>
-            <w:tcW w:w="846" w:type="dxa"/>
+            <w:tcW w:w="1101" w:type="dxa"/>
           </w:tcPr>
           <w:p>
             <w:pPr>
@@ -14727,7 +13614,7 @@
         </w:tc>
         <w:tc>
           <w:tcPr>
-            <w:tcW w:w="6804" w:type="dxa"/>
+            <w:tcW w:w="6549" w:type="dxa"/>
           </w:tcPr>
           <w:p>
             <w:pPr>
@@ -14840,7 +13727,7 @@
         </w:tc>
         <w:tc>
           <w:tcPr>
-            <w:tcW w:w="1695" w:type="dxa"/>
+            <w:tcW w:w="1892" w:type="dxa"/>
           </w:tcPr>
           <w:p>
             <w:pPr>
@@ -14865,7 +13752,7 @@
       <w:tr>
         <w:tc>
           <w:tcPr>
-            <w:tcW w:w="846" w:type="dxa"/>
+            <w:tcW w:w="1101" w:type="dxa"/>
           </w:tcPr>
           <w:p>
             <w:pPr>
@@ -14895,7 +13782,7 @@
         </w:tc>
         <w:tc>
           <w:tcPr>
-            <w:tcW w:w="6804" w:type="dxa"/>
+            <w:tcW w:w="6549" w:type="dxa"/>
           </w:tcPr>
           <w:p>
             <w:pPr>
@@ -15068,7 +13955,7 @@
         </w:tc>
         <w:tc>
           <w:tcPr>
-            <w:tcW w:w="1695" w:type="dxa"/>
+            <w:tcW w:w="1892" w:type="dxa"/>
           </w:tcPr>
           <w:p>
             <w:pPr>
@@ -15093,7 +13980,7 @@
       <w:tr>
         <w:tc>
           <w:tcPr>
-            <w:tcW w:w="846" w:type="dxa"/>
+            <w:tcW w:w="1101" w:type="dxa"/>
           </w:tcPr>
           <w:p>
             <w:pPr>
@@ -15123,7 +14010,7 @@
         </w:tc>
         <w:tc>
           <w:tcPr>
-            <w:tcW w:w="6804" w:type="dxa"/>
+            <w:tcW w:w="6549" w:type="dxa"/>
           </w:tcPr>
           <w:p>
             <w:pPr>
@@ -15245,44 +14132,13 @@
                 <w:sz w:val="28"/>
                 <w:szCs w:val="28"/>
               </w:rPr>
-              <w:t>(</w:t>
-            </w:r>
-            <w:proofErr w:type="spellStart"/>
-            <w:r>
-              <w:rPr>
-                <w:sz w:val="28"/>
-                <w:szCs w:val="28"/>
-              </w:rPr>
-              <w:t>permadeath</w:t>
-            </w:r>
-            <w:proofErr w:type="spellEnd"/>
-            <w:r>
-              <w:rPr>
-                <w:sz w:val="28"/>
-                <w:szCs w:val="28"/>
-              </w:rPr>
-              <w:t>)</w:t>
-            </w:r>
-            <w:r>
-              <w:rPr>
-                <w:spacing w:val="-5"/>
-                <w:sz w:val="28"/>
-                <w:szCs w:val="28"/>
-              </w:rPr>
-              <w:t xml:space="preserve"> </w:t>
-            </w:r>
-            <w:r>
-              <w:rPr>
-                <w:sz w:val="28"/>
-                <w:szCs w:val="28"/>
-              </w:rPr>
               <w:t>и показывать итоговый экран.</w:t>
             </w:r>
           </w:p>
         </w:tc>
         <w:tc>
           <w:tcPr>
-            <w:tcW w:w="1695" w:type="dxa"/>
+            <w:tcW w:w="1892" w:type="dxa"/>
           </w:tcPr>
           <w:p>
             <w:pPr>
@@ -15307,7 +14163,7 @@
       <w:tr>
         <w:tc>
           <w:tcPr>
-            <w:tcW w:w="846" w:type="dxa"/>
+            <w:tcW w:w="1101" w:type="dxa"/>
           </w:tcPr>
           <w:p>
             <w:pPr>
@@ -15337,7 +14193,7 @@
         </w:tc>
         <w:tc>
           <w:tcPr>
-            <w:tcW w:w="6804" w:type="dxa"/>
+            <w:tcW w:w="6549" w:type="dxa"/>
           </w:tcPr>
           <w:p>
             <w:pPr>
@@ -15489,29 +14345,13 @@
                 <w:sz w:val="28"/>
                 <w:szCs w:val="28"/>
               </w:rPr>
-              <w:t xml:space="preserve">по заданному </w:t>
-            </w:r>
-            <w:proofErr w:type="spellStart"/>
-            <w:r>
-              <w:rPr>
-                <w:sz w:val="28"/>
-                <w:szCs w:val="28"/>
-              </w:rPr>
-              <w:t>seed</w:t>
-            </w:r>
-            <w:proofErr w:type="spellEnd"/>
-            <w:r>
-              <w:rPr>
-                <w:sz w:val="28"/>
-                <w:szCs w:val="28"/>
-              </w:rPr>
-              <w:t>.</w:t>
-            </w:r>
-          </w:p>
-        </w:tc>
-        <w:tc>
-          <w:tcPr>
-            <w:tcW w:w="1695" w:type="dxa"/>
+              <w:t>по заданному seed.</w:t>
+            </w:r>
+          </w:p>
+        </w:tc>
+        <w:tc>
+          <w:tcPr>
+            <w:tcW w:w="1892" w:type="dxa"/>
           </w:tcPr>
           <w:p>
             <w:pPr>
@@ -15536,7 +14376,7 @@
       <w:tr>
         <w:tc>
           <w:tcPr>
-            <w:tcW w:w="9345" w:type="dxa"/>
+            <w:tcW w:w="9542" w:type="dxa"/>
             <w:gridSpan w:val="3"/>
           </w:tcPr>
           <w:p>
@@ -15583,7 +14423,7 @@
       <w:tr>
         <w:tc>
           <w:tcPr>
-            <w:tcW w:w="846" w:type="dxa"/>
+            <w:tcW w:w="1101" w:type="dxa"/>
           </w:tcPr>
           <w:p>
             <w:pPr>
@@ -15613,7 +14453,7 @@
         </w:tc>
         <w:tc>
           <w:tcPr>
-            <w:tcW w:w="6804" w:type="dxa"/>
+            <w:tcW w:w="6549" w:type="dxa"/>
           </w:tcPr>
           <w:p>
             <w:pPr>
@@ -15756,7 +14596,7 @@
         </w:tc>
         <w:tc>
           <w:tcPr>
-            <w:tcW w:w="1695" w:type="dxa"/>
+            <w:tcW w:w="1892" w:type="dxa"/>
           </w:tcPr>
           <w:p>
             <w:pPr>
@@ -15781,7 +14621,7 @@
       <w:tr>
         <w:tc>
           <w:tcPr>
-            <w:tcW w:w="846" w:type="dxa"/>
+            <w:tcW w:w="1101" w:type="dxa"/>
           </w:tcPr>
           <w:p>
             <w:pPr>
@@ -15811,7 +14651,7 @@
         </w:tc>
         <w:tc>
           <w:tcPr>
-            <w:tcW w:w="6804" w:type="dxa"/>
+            <w:tcW w:w="6549" w:type="dxa"/>
           </w:tcPr>
           <w:p>
             <w:pPr>
@@ -15978,29 +14818,13 @@
                 <w:sz w:val="28"/>
                 <w:szCs w:val="28"/>
               </w:rPr>
-              <w:t xml:space="preserve">сохранении фиксируются версия формата и список использованных </w:t>
-            </w:r>
-            <w:proofErr w:type="spellStart"/>
-            <w:r>
-              <w:rPr>
-                <w:sz w:val="28"/>
-                <w:szCs w:val="28"/>
-              </w:rPr>
-              <w:t>модов</w:t>
-            </w:r>
-            <w:proofErr w:type="spellEnd"/>
-            <w:r>
-              <w:rPr>
-                <w:sz w:val="28"/>
-                <w:szCs w:val="28"/>
-              </w:rPr>
-              <w:t>.</w:t>
-            </w:r>
-          </w:p>
-        </w:tc>
-        <w:tc>
-          <w:tcPr>
-            <w:tcW w:w="1695" w:type="dxa"/>
+              <w:t>сохранении фиксируются версия формата и список использованных модов.</w:t>
+            </w:r>
+          </w:p>
+        </w:tc>
+        <w:tc>
+          <w:tcPr>
+            <w:tcW w:w="1892" w:type="dxa"/>
           </w:tcPr>
           <w:p>
             <w:pPr>
@@ -16025,7 +14849,7 @@
       <w:tr>
         <w:tc>
           <w:tcPr>
-            <w:tcW w:w="846" w:type="dxa"/>
+            <w:tcW w:w="1101" w:type="dxa"/>
           </w:tcPr>
           <w:p>
             <w:pPr>
@@ -16055,7 +14879,7 @@
         </w:tc>
         <w:tc>
           <w:tcPr>
-            <w:tcW w:w="6804" w:type="dxa"/>
+            <w:tcW w:w="6549" w:type="dxa"/>
           </w:tcPr>
           <w:p>
             <w:pPr>
@@ -16157,7 +14981,6 @@
               </w:rPr>
               <w:t xml:space="preserve"> </w:t>
             </w:r>
-            <w:proofErr w:type="spellStart"/>
             <w:r>
               <w:rPr>
                 <w:sz w:val="28"/>
@@ -16165,7 +14988,6 @@
               </w:rPr>
               <w:t>модов</w:t>
             </w:r>
-            <w:proofErr w:type="spellEnd"/>
             <w:r>
               <w:rPr>
                 <w:spacing w:val="-5"/>
@@ -16200,7 +15022,7 @@
         </w:tc>
         <w:tc>
           <w:tcPr>
-            <w:tcW w:w="1695" w:type="dxa"/>
+            <w:tcW w:w="1892" w:type="dxa"/>
           </w:tcPr>
           <w:p>
             <w:pPr>
@@ -16225,7 +15047,7 @@
       <w:tr>
         <w:tc>
           <w:tcPr>
-            <w:tcW w:w="846" w:type="dxa"/>
+            <w:tcW w:w="1101" w:type="dxa"/>
           </w:tcPr>
           <w:p>
             <w:pPr>
@@ -16255,7 +15077,7 @@
         </w:tc>
         <w:tc>
           <w:tcPr>
-            <w:tcW w:w="6804" w:type="dxa"/>
+            <w:tcW w:w="6549" w:type="dxa"/>
           </w:tcPr>
           <w:p>
             <w:pPr>
@@ -16334,7 +15156,6 @@
               </w:rPr>
               <w:t>(</w:t>
             </w:r>
-            <w:proofErr w:type="spellStart"/>
             <w:r>
               <w:rPr>
                 <w:i/>
@@ -16343,7 +15164,6 @@
               </w:rPr>
               <w:t>config.json</w:t>
             </w:r>
-            <w:proofErr w:type="spellEnd"/>
             <w:r>
               <w:rPr>
                 <w:sz w:val="28"/>
@@ -16374,21 +15194,12 @@
               </w:rPr>
               <w:t xml:space="preserve"> </w:t>
             </w:r>
-            <w:proofErr w:type="spellStart"/>
-            <w:r>
-              <w:rPr>
-                <w:sz w:val="28"/>
-                <w:szCs w:val="28"/>
-              </w:rPr>
-              <w:t>модов</w:t>
-            </w:r>
-            <w:proofErr w:type="spellEnd"/>
-            <w:r>
-              <w:rPr>
-                <w:sz w:val="28"/>
-                <w:szCs w:val="28"/>
-              </w:rPr>
-              <w:t>,</w:t>
+            <w:r>
+              <w:rPr>
+                <w:sz w:val="28"/>
+                <w:szCs w:val="28"/>
+              </w:rPr>
+              <w:t>модов,</w:t>
             </w:r>
             <w:r>
               <w:rPr>
@@ -16398,21 +15209,12 @@
               </w:rPr>
               <w:t xml:space="preserve"> </w:t>
             </w:r>
-            <w:proofErr w:type="spellStart"/>
-            <w:r>
-              <w:rPr>
-                <w:sz w:val="28"/>
-                <w:szCs w:val="28"/>
-              </w:rPr>
-              <w:t>seed</w:t>
-            </w:r>
-            <w:proofErr w:type="spellEnd"/>
-            <w:r>
-              <w:rPr>
-                <w:sz w:val="28"/>
-                <w:szCs w:val="28"/>
-              </w:rPr>
-              <w:t>,</w:t>
+            <w:r>
+              <w:rPr>
+                <w:sz w:val="28"/>
+                <w:szCs w:val="28"/>
+              </w:rPr>
+              <w:t>seed,</w:t>
             </w:r>
             <w:r>
               <w:rPr>
@@ -16433,7 +15235,7 @@
         </w:tc>
         <w:tc>
           <w:tcPr>
-            <w:tcW w:w="1695" w:type="dxa"/>
+            <w:tcW w:w="1892" w:type="dxa"/>
           </w:tcPr>
           <w:p>
             <w:pPr>
@@ -16488,7 +15290,7 @@
           <w:szCs w:val="32"/>
         </w:rPr>
       </w:pPr>
-      <w:bookmarkStart w:id="14" w:name="_Toc243839753"/>
+      <w:bookmarkStart w:id="14" w:name="_Toc243842773"/>
       <w:r>
         <w:rPr>
           <w:rFonts w:ascii="Times New Roman" w:hAnsi="Times New Roman" w:cs="Times New Roman"/>
@@ -16519,21 +15321,20 @@
         <w:tblLook w:val="04A0" w:firstRow="1" w:lastRow="0" w:firstColumn="1" w:lastColumn="0" w:noHBand="0" w:noVBand="1"/>
       </w:tblPr>
       <w:tblGrid>
-        <w:gridCol w:w="3014"/>
-        <w:gridCol w:w="3096"/>
-        <w:gridCol w:w="3235"/>
+        <w:gridCol w:w="1242"/>
+        <w:gridCol w:w="2835"/>
+        <w:gridCol w:w="5388"/>
       </w:tblGrid>
       <w:tr>
         <w:tc>
           <w:tcPr>
-            <w:tcW w:w="3115" w:type="dxa"/>
+            <w:tcW w:w="1242" w:type="dxa"/>
           </w:tcPr>
           <w:p>
             <w:pPr>
               <w:pStyle w:val="TableParagraph"/>
               <w:rPr>
                 <w:b/>
-                <w:i/>
                 <w:sz w:val="28"/>
                 <w:szCs w:val="28"/>
               </w:rPr>
@@ -16541,7 +15342,6 @@
             <w:r>
               <w:rPr>
                 <w:b/>
-                <w:i/>
                 <w:spacing w:val="-5"/>
                 <w:sz w:val="28"/>
                 <w:szCs w:val="28"/>
@@ -16552,7 +15352,7 @@
         </w:tc>
         <w:tc>
           <w:tcPr>
-            <w:tcW w:w="3115" w:type="dxa"/>
+            <w:tcW w:w="2835" w:type="dxa"/>
           </w:tcPr>
           <w:p>
             <w:pPr>
@@ -16560,7 +15360,6 @@
               <w:ind w:left="79"/>
               <w:rPr>
                 <w:b/>
-                <w:i/>
                 <w:sz w:val="28"/>
                 <w:szCs w:val="28"/>
               </w:rPr>
@@ -16568,7 +15367,6 @@
             <w:r>
               <w:rPr>
                 <w:b/>
-                <w:i/>
                 <w:spacing w:val="-2"/>
                 <w:sz w:val="28"/>
                 <w:szCs w:val="28"/>
@@ -16579,14 +15377,13 @@
         </w:tc>
         <w:tc>
           <w:tcPr>
-            <w:tcW w:w="3115" w:type="dxa"/>
+            <w:tcW w:w="5388" w:type="dxa"/>
           </w:tcPr>
           <w:p>
             <w:pPr>
               <w:pStyle w:val="TableParagraph"/>
               <w:rPr>
                 <w:b/>
-                <w:i/>
                 <w:sz w:val="28"/>
                 <w:szCs w:val="28"/>
               </w:rPr>
@@ -16594,7 +15391,6 @@
             <w:r>
               <w:rPr>
                 <w:b/>
-                <w:i/>
                 <w:spacing w:val="-2"/>
                 <w:sz w:val="28"/>
                 <w:szCs w:val="28"/>
@@ -16607,7 +15403,7 @@
       <w:tr>
         <w:tc>
           <w:tcPr>
-            <w:tcW w:w="3115" w:type="dxa"/>
+            <w:tcW w:w="1242" w:type="dxa"/>
           </w:tcPr>
           <w:p>
             <w:pPr>
@@ -16636,7 +15432,7 @@
         </w:tc>
         <w:tc>
           <w:tcPr>
-            <w:tcW w:w="3115" w:type="dxa"/>
+            <w:tcW w:w="2835" w:type="dxa"/>
           </w:tcPr>
           <w:p>
             <w:pPr>
@@ -16648,7 +15444,6 @@
                 <w:szCs w:val="28"/>
               </w:rPr>
             </w:pPr>
-            <w:proofErr w:type="spellStart"/>
             <w:r>
               <w:rPr>
                 <w:spacing w:val="-2"/>
@@ -16657,15 +15452,6 @@
               </w:rPr>
               <w:t>Производительност</w:t>
             </w:r>
-            <w:proofErr w:type="spellEnd"/>
-            <w:r>
-              <w:rPr>
-                <w:spacing w:val="-2"/>
-                <w:sz w:val="28"/>
-                <w:szCs w:val="28"/>
-              </w:rPr>
-              <w:t xml:space="preserve"> </w:t>
-            </w:r>
             <w:r>
               <w:rPr>
                 <w:spacing w:val="-10"/>
@@ -16678,7 +15464,7 @@
         </w:tc>
         <w:tc>
           <w:tcPr>
-            <w:tcW w:w="3115" w:type="dxa"/>
+            <w:tcW w:w="5388" w:type="dxa"/>
           </w:tcPr>
           <w:p>
             <w:pPr>
@@ -16720,7 +15506,6 @@
               </w:rPr>
               <w:t xml:space="preserve"> </w:t>
             </w:r>
-            <w:proofErr w:type="spellStart"/>
             <w:r>
               <w:rPr>
                 <w:sz w:val="28"/>
@@ -16728,7 +15513,6 @@
               </w:rPr>
               <w:t>модов</w:t>
             </w:r>
-            <w:proofErr w:type="spellEnd"/>
             <w:r>
               <w:rPr>
                 <w:spacing w:val="-4"/>
@@ -16832,7 +15616,14 @@
                 <w:sz w:val="28"/>
                 <w:szCs w:val="28"/>
               </w:rPr>
-              <w:t>—</w:t>
+              <w:t xml:space="preserve">– </w:t>
+            </w:r>
+            <w:r>
+              <w:rPr>
+                <w:sz w:val="28"/>
+                <w:szCs w:val="28"/>
+              </w:rPr>
+              <w:t>не</w:t>
             </w:r>
             <w:r>
               <w:rPr>
@@ -16847,62 +15638,35 @@
                 <w:sz w:val="28"/>
                 <w:szCs w:val="28"/>
               </w:rPr>
-              <w:t>не</w:t>
-            </w:r>
-            <w:r>
-              <w:rPr>
-                <w:spacing w:val="-4"/>
-                <w:sz w:val="28"/>
-                <w:szCs w:val="28"/>
-              </w:rPr>
-              <w:t xml:space="preserve"> </w:t>
-            </w:r>
-            <w:r>
-              <w:rPr>
-                <w:sz w:val="28"/>
-                <w:szCs w:val="28"/>
-              </w:rPr>
-              <w:t xml:space="preserve">более 2 секунд; </w:t>
-            </w:r>
-            <w:r>
-              <w:rPr>
-                <w:sz w:val="28"/>
-                <w:szCs w:val="28"/>
-              </w:rPr>
-              <w:lastRenderedPageBreak/>
-              <w:t xml:space="preserve">обработка одного хода и </w:t>
-            </w:r>
-            <w:proofErr w:type="spellStart"/>
-            <w:r>
-              <w:rPr>
-                <w:sz w:val="28"/>
-                <w:szCs w:val="28"/>
-              </w:rPr>
-              <w:t>отрисовка</w:t>
-            </w:r>
-            <w:proofErr w:type="spellEnd"/>
-            <w:r>
-              <w:rPr>
-                <w:sz w:val="28"/>
-                <w:szCs w:val="28"/>
-              </w:rPr>
-              <w:t xml:space="preserve"> — не более 50 </w:t>
-            </w:r>
-            <w:proofErr w:type="spellStart"/>
-            <w:r>
-              <w:rPr>
-                <w:sz w:val="28"/>
-                <w:szCs w:val="28"/>
-              </w:rPr>
-              <w:t>мс</w:t>
-            </w:r>
-            <w:proofErr w:type="spellEnd"/>
-            <w:r>
-              <w:rPr>
-                <w:sz w:val="28"/>
-                <w:szCs w:val="28"/>
-              </w:rPr>
-              <w:t>.</w:t>
+              <w:t>более</w:t>
+            </w:r>
+            <w:r>
+              <w:rPr>
+                <w:sz w:val="28"/>
+                <w:szCs w:val="28"/>
+              </w:rPr>
+              <w:t xml:space="preserve"> 2 секунд,</w:t>
+            </w:r>
+            <w:r>
+              <w:rPr>
+                <w:sz w:val="28"/>
+                <w:szCs w:val="28"/>
+              </w:rPr>
+              <w:t xml:space="preserve"> обработка </w:t>
+            </w:r>
+            <w:r>
+              <w:rPr>
+                <w:sz w:val="28"/>
+                <w:szCs w:val="28"/>
+              </w:rPr>
+              <w:t xml:space="preserve">одного хода и отрисовка – </w:t>
+            </w:r>
+            <w:r>
+              <w:rPr>
+                <w:sz w:val="28"/>
+                <w:szCs w:val="28"/>
+              </w:rPr>
+              <w:t>не более 50 мс.</w:t>
             </w:r>
           </w:p>
         </w:tc>
@@ -16910,7 +15674,7 @@
       <w:tr>
         <w:tc>
           <w:tcPr>
-            <w:tcW w:w="3115" w:type="dxa"/>
+            <w:tcW w:w="1242" w:type="dxa"/>
           </w:tcPr>
           <w:p>
             <w:pPr>
@@ -16940,7 +15704,7 @@
         </w:tc>
         <w:tc>
           <w:tcPr>
-            <w:tcW w:w="3115" w:type="dxa"/>
+            <w:tcW w:w="2835" w:type="dxa"/>
           </w:tcPr>
           <w:p>
             <w:pPr>
@@ -16963,7 +15727,7 @@
         </w:tc>
         <w:tc>
           <w:tcPr>
-            <w:tcW w:w="3115" w:type="dxa"/>
+            <w:tcW w:w="5388" w:type="dxa"/>
           </w:tcPr>
           <w:p>
             <w:pPr>
@@ -16979,23 +15743,7 @@
                 <w:sz w:val="28"/>
                 <w:szCs w:val="28"/>
               </w:rPr>
-              <w:t xml:space="preserve">Программа не должна </w:t>
-            </w:r>
-            <w:proofErr w:type="spellStart"/>
-            <w:r>
-              <w:rPr>
-                <w:sz w:val="28"/>
-                <w:szCs w:val="28"/>
-              </w:rPr>
-              <w:t>аварийно</w:t>
-            </w:r>
-            <w:proofErr w:type="spellEnd"/>
-            <w:r>
-              <w:rPr>
-                <w:sz w:val="28"/>
-                <w:szCs w:val="28"/>
-              </w:rPr>
-              <w:t xml:space="preserve"> завершаться при некорректных данных</w:t>
+              <w:t>Программа не должна аварийно завершаться при некорректных данных</w:t>
             </w:r>
             <w:r>
               <w:rPr>
@@ -17005,21 +15753,12 @@
               </w:rPr>
               <w:t xml:space="preserve"> </w:t>
             </w:r>
-            <w:proofErr w:type="spellStart"/>
-            <w:r>
-              <w:rPr>
-                <w:sz w:val="28"/>
-                <w:szCs w:val="28"/>
-              </w:rPr>
-              <w:t>модов</w:t>
-            </w:r>
-            <w:proofErr w:type="spellEnd"/>
-            <w:r>
-              <w:rPr>
-                <w:sz w:val="28"/>
-                <w:szCs w:val="28"/>
-              </w:rPr>
-              <w:t>,</w:t>
+            <w:r>
+              <w:rPr>
+                <w:sz w:val="28"/>
+                <w:szCs w:val="28"/>
+              </w:rPr>
+              <w:t>модов,</w:t>
             </w:r>
             <w:r>
               <w:rPr>
@@ -17094,7 +15833,7 @@
                 <w:sz w:val="28"/>
                 <w:szCs w:val="28"/>
               </w:rPr>
-              <w:t>файла;</w:t>
+              <w:t>файла,</w:t>
             </w:r>
             <w:r>
               <w:rPr>
@@ -17117,7 +15856,7 @@
       <w:tr>
         <w:tc>
           <w:tcPr>
-            <w:tcW w:w="3115" w:type="dxa"/>
+            <w:tcW w:w="1242" w:type="dxa"/>
           </w:tcPr>
           <w:p>
             <w:pPr>
@@ -17146,7 +15885,7 @@
         </w:tc>
         <w:tc>
           <w:tcPr>
-            <w:tcW w:w="3115" w:type="dxa"/>
+            <w:tcW w:w="2835" w:type="dxa"/>
           </w:tcPr>
           <w:p>
             <w:pPr>
@@ -17169,7 +15908,7 @@
         </w:tc>
         <w:tc>
           <w:tcPr>
-            <w:tcW w:w="3115" w:type="dxa"/>
+            <w:tcW w:w="5388" w:type="dxa"/>
           </w:tcPr>
           <w:p>
             <w:pPr>
@@ -17250,74 +15989,31 @@
             </w:r>
             <w:r>
               <w:rPr>
-                <w:spacing w:val="-5"/>
-                <w:sz w:val="28"/>
-                <w:szCs w:val="28"/>
-              </w:rPr>
-              <w:t xml:space="preserve"> </w:t>
-            </w:r>
-            <w:r>
-              <w:rPr>
-                <w:sz w:val="28"/>
-                <w:szCs w:val="28"/>
-              </w:rPr>
-              <w:t>(защита</w:t>
-            </w:r>
-            <w:r>
-              <w:rPr>
-                <w:spacing w:val="-5"/>
-                <w:sz w:val="28"/>
-                <w:szCs w:val="28"/>
-              </w:rPr>
-              <w:t xml:space="preserve"> </w:t>
-            </w:r>
-            <w:r>
-              <w:rPr>
-                <w:sz w:val="28"/>
-                <w:szCs w:val="28"/>
-              </w:rPr>
-              <w:t>от</w:t>
-            </w:r>
-            <w:r>
-              <w:rPr>
-                <w:spacing w:val="-5"/>
-                <w:sz w:val="28"/>
-                <w:szCs w:val="28"/>
-              </w:rPr>
-              <w:t xml:space="preserve"> </w:t>
-            </w:r>
-            <w:proofErr w:type="spellStart"/>
-            <w:r>
-              <w:rPr>
-                <w:sz w:val="28"/>
-                <w:szCs w:val="28"/>
-              </w:rPr>
-              <w:t>path</w:t>
-            </w:r>
-            <w:proofErr w:type="spellEnd"/>
-            <w:r>
-              <w:rPr>
-                <w:spacing w:val="-5"/>
-                <w:sz w:val="28"/>
-                <w:szCs w:val="28"/>
-              </w:rPr>
-              <w:t xml:space="preserve"> </w:t>
-            </w:r>
-            <w:proofErr w:type="spellStart"/>
-            <w:r>
-              <w:rPr>
-                <w:sz w:val="28"/>
-                <w:szCs w:val="28"/>
-              </w:rPr>
-              <w:t>traversal</w:t>
-            </w:r>
-            <w:proofErr w:type="spellEnd"/>
-            <w:r>
-              <w:rPr>
-                <w:sz w:val="28"/>
-                <w:szCs w:val="28"/>
-              </w:rPr>
-              <w:t>); размер загружаемого файла ограничен (например, 10 МБ).</w:t>
+                <w:sz w:val="28"/>
+                <w:szCs w:val="28"/>
+              </w:rPr>
+              <w:t>,</w:t>
+            </w:r>
+            <w:r>
+              <w:rPr>
+                <w:sz w:val="28"/>
+                <w:szCs w:val="28"/>
+              </w:rPr>
+              <w:t xml:space="preserve"> раз</w:t>
+            </w:r>
+            <w:r>
+              <w:rPr>
+                <w:sz w:val="28"/>
+                <w:szCs w:val="28"/>
+              </w:rPr>
+              <w:t>мер загружаемого файла ограничен</w:t>
+            </w:r>
+            <w:r>
+              <w:rPr>
+                <w:sz w:val="28"/>
+                <w:szCs w:val="28"/>
+              </w:rPr>
+              <w:t>.</w:t>
             </w:r>
           </w:p>
         </w:tc>
@@ -17325,7 +16021,7 @@
       <w:tr>
         <w:tc>
           <w:tcPr>
-            <w:tcW w:w="3115" w:type="dxa"/>
+            <w:tcW w:w="1242" w:type="dxa"/>
           </w:tcPr>
           <w:p>
             <w:pPr>
@@ -17354,7 +16050,7 @@
         </w:tc>
         <w:tc>
           <w:tcPr>
-            <w:tcW w:w="3115" w:type="dxa"/>
+            <w:tcW w:w="2835" w:type="dxa"/>
           </w:tcPr>
           <w:p>
             <w:pPr>
@@ -17377,7 +16073,7 @@
         </w:tc>
         <w:tc>
           <w:tcPr>
-            <w:tcW w:w="3115" w:type="dxa"/>
+            <w:tcW w:w="5388" w:type="dxa"/>
           </w:tcPr>
           <w:p>
             <w:pPr>
@@ -17449,7 +16145,6 @@
               </w:rPr>
               <w:t xml:space="preserve"> </w:t>
             </w:r>
-            <w:proofErr w:type="spellStart"/>
             <w:r>
               <w:rPr>
                 <w:sz w:val="28"/>
@@ -17457,7 +16152,6 @@
               </w:rPr>
               <w:t>Windows</w:t>
             </w:r>
-            <w:proofErr w:type="spellEnd"/>
             <w:r>
               <w:rPr>
                 <w:spacing w:val="-5"/>
@@ -17496,7 +16190,6 @@
               </w:rPr>
               <w:t xml:space="preserve"> </w:t>
             </w:r>
-            <w:proofErr w:type="spellStart"/>
             <w:r>
               <w:rPr>
                 <w:sz w:val="28"/>
@@ -17504,7 +16197,6 @@
               </w:rPr>
               <w:t>Linux</w:t>
             </w:r>
-            <w:proofErr w:type="spellEnd"/>
             <w:r>
               <w:rPr>
                 <w:spacing w:val="-5"/>
@@ -17518,17 +16210,8 @@
                 <w:sz w:val="28"/>
                 <w:szCs w:val="28"/>
               </w:rPr>
-              <w:t>(</w:t>
-            </w:r>
-            <w:proofErr w:type="spellStart"/>
-            <w:r>
-              <w:rPr>
-                <w:sz w:val="28"/>
-                <w:szCs w:val="28"/>
-              </w:rPr>
-              <w:t>Ubuntu</w:t>
-            </w:r>
-            <w:proofErr w:type="spellEnd"/>
+              <w:t>(Ubuntu</w:t>
+            </w:r>
             <w:r>
               <w:rPr>
                 <w:spacing w:val="-5"/>
@@ -17542,23 +16225,7 @@
                 <w:sz w:val="28"/>
                 <w:szCs w:val="28"/>
               </w:rPr>
-              <w:t xml:space="preserve">22.04+); стандарт C++17; сборка через </w:t>
-            </w:r>
-            <w:proofErr w:type="spellStart"/>
-            <w:r>
-              <w:rPr>
-                <w:sz w:val="28"/>
-                <w:szCs w:val="28"/>
-              </w:rPr>
-              <w:t>CMake</w:t>
-            </w:r>
-            <w:proofErr w:type="spellEnd"/>
-            <w:r>
-              <w:rPr>
-                <w:sz w:val="28"/>
-                <w:szCs w:val="28"/>
-              </w:rPr>
-              <w:t>.</w:t>
+              <w:t>22.04+); стандарт C++17; сборка через CMake.</w:t>
             </w:r>
           </w:p>
         </w:tc>
@@ -17566,7 +16233,7 @@
       <w:tr>
         <w:tc>
           <w:tcPr>
-            <w:tcW w:w="3115" w:type="dxa"/>
+            <w:tcW w:w="1242" w:type="dxa"/>
           </w:tcPr>
           <w:p>
             <w:pPr>
@@ -17595,7 +16262,7 @@
         </w:tc>
         <w:tc>
           <w:tcPr>
-            <w:tcW w:w="3115" w:type="dxa"/>
+            <w:tcW w:w="2835" w:type="dxa"/>
           </w:tcPr>
           <w:p>
             <w:pPr>
@@ -17619,7 +16286,7 @@
         </w:tc>
         <w:tc>
           <w:tcPr>
-            <w:tcW w:w="3115" w:type="dxa"/>
+            <w:tcW w:w="5388" w:type="dxa"/>
           </w:tcPr>
           <w:p>
             <w:pPr>
@@ -17691,21 +16358,12 @@
               </w:rPr>
               <w:t xml:space="preserve"> </w:t>
             </w:r>
-            <w:proofErr w:type="spellStart"/>
-            <w:r>
-              <w:rPr>
-                <w:sz w:val="28"/>
-                <w:szCs w:val="28"/>
-              </w:rPr>
-              <w:t>моддеру</w:t>
-            </w:r>
-            <w:proofErr w:type="spellEnd"/>
-            <w:r>
-              <w:rPr>
-                <w:sz w:val="28"/>
-                <w:szCs w:val="28"/>
-              </w:rPr>
-              <w:t>,</w:t>
+            <w:r>
+              <w:rPr>
+                <w:sz w:val="28"/>
+                <w:szCs w:val="28"/>
+              </w:rPr>
+              <w:t>моддеру,</w:t>
             </w:r>
             <w:r>
               <w:rPr>
@@ -17765,7 +16423,7 @@
                 <w:sz w:val="28"/>
                 <w:szCs w:val="28"/>
               </w:rPr>
-              <w:t>и подсказку;</w:t>
+              <w:t>и подсказку,</w:t>
             </w:r>
             <w:r>
               <w:rPr>
@@ -17870,7 +16528,14 @@
                 <w:sz w:val="28"/>
                 <w:szCs w:val="28"/>
               </w:rPr>
-              <w:t>и 5–7 команд.</w:t>
+              <w:t>и 5-</w:t>
+            </w:r>
+            <w:r>
+              <w:rPr>
+                <w:sz w:val="28"/>
+                <w:szCs w:val="28"/>
+              </w:rPr>
+              <w:t>7 команд.</w:t>
             </w:r>
           </w:p>
         </w:tc>
@@ -17878,7 +16543,7 @@
       <w:tr>
         <w:tc>
           <w:tcPr>
-            <w:tcW w:w="3115" w:type="dxa"/>
+            <w:tcW w:w="1242" w:type="dxa"/>
           </w:tcPr>
           <w:p>
             <w:pPr>
@@ -17907,7 +16572,7 @@
         </w:tc>
         <w:tc>
           <w:tcPr>
-            <w:tcW w:w="3115" w:type="dxa"/>
+            <w:tcW w:w="2835" w:type="dxa"/>
           </w:tcPr>
           <w:p>
             <w:pPr>
@@ -17918,7 +16583,6 @@
                 <w:szCs w:val="28"/>
               </w:rPr>
             </w:pPr>
-            <w:proofErr w:type="spellStart"/>
             <w:r>
               <w:rPr>
                 <w:spacing w:val="-2"/>
@@ -17927,12 +16591,11 @@
               </w:rPr>
               <w:t>Сопровождаемость</w:t>
             </w:r>
-            <w:proofErr w:type="spellEnd"/>
-          </w:p>
-        </w:tc>
-        <w:tc>
-          <w:tcPr>
-            <w:tcW w:w="3115" w:type="dxa"/>
+          </w:p>
+        </w:tc>
+        <w:tc>
+          <w:tcPr>
+            <w:tcW w:w="5388" w:type="dxa"/>
           </w:tcPr>
           <w:p>
             <w:pPr>
@@ -17950,15 +16613,21 @@
                 <w:sz w:val="28"/>
                 <w:szCs w:val="28"/>
               </w:rPr>
-              <w:t xml:space="preserve">Модульная архитектура (слои: данные, ядро, интерфейс); единый </w:t>
-            </w:r>
-            <w:r>
-              <w:rPr>
-                <w:sz w:val="28"/>
-                <w:szCs w:val="28"/>
-              </w:rPr>
-              <w:lastRenderedPageBreak/>
-              <w:t>стиль</w:t>
+              <w:t>Модульная архитектура (слои: данные, ядро, интерфейс)</w:t>
+            </w:r>
+            <w:r>
+              <w:rPr>
+                <w:sz w:val="28"/>
+                <w:szCs w:val="28"/>
+              </w:rPr>
+              <w:t>,</w:t>
+            </w:r>
+            <w:r>
+              <w:rPr>
+                <w:sz w:val="28"/>
+                <w:szCs w:val="28"/>
+              </w:rPr>
+              <w:t xml:space="preserve"> единый стиль</w:t>
             </w:r>
             <w:r>
               <w:rPr>
@@ -17973,7 +16642,7 @@
                 <w:sz w:val="28"/>
                 <w:szCs w:val="28"/>
               </w:rPr>
-              <w:t>кода;</w:t>
+              <w:t>кода,</w:t>
             </w:r>
             <w:r>
               <w:rPr>
@@ -18033,23 +16702,14 @@
                 <w:sz w:val="28"/>
                 <w:szCs w:val="28"/>
               </w:rPr>
-              <w:t xml:space="preserve">комментариями; формат данных описан в документации для </w:t>
-            </w:r>
-            <w:proofErr w:type="spellStart"/>
-            <w:r>
-              <w:rPr>
-                <w:sz w:val="28"/>
-                <w:szCs w:val="28"/>
-              </w:rPr>
-              <w:t>моддеров</w:t>
-            </w:r>
-            <w:proofErr w:type="spellEnd"/>
-            <w:r>
-              <w:rPr>
-                <w:sz w:val="28"/>
-                <w:szCs w:val="28"/>
-              </w:rPr>
-              <w:t>.</w:t>
+              <w:t>комментариями,</w:t>
+            </w:r>
+            <w:r>
+              <w:rPr>
+                <w:sz w:val="28"/>
+                <w:szCs w:val="28"/>
+              </w:rPr>
+              <w:t xml:space="preserve"> формат данных описан в документации для моддеров.</w:t>
             </w:r>
           </w:p>
         </w:tc>
@@ -18057,22 +16717,21 @@
       <w:tr>
         <w:tc>
           <w:tcPr>
-            <w:tcW w:w="3115" w:type="dxa"/>
-          </w:tcPr>
-          <w:p>
-            <w:pPr>
-              <w:pStyle w:val="TableParagraph"/>
-              <w:rPr>
-                <w:sz w:val="28"/>
-                <w:szCs w:val="28"/>
-              </w:rPr>
-            </w:pPr>
-            <w:r>
-              <w:rPr>
-                <w:sz w:val="28"/>
-                <w:szCs w:val="28"/>
-              </w:rPr>
-              <w:lastRenderedPageBreak/>
+            <w:tcW w:w="1242" w:type="dxa"/>
+          </w:tcPr>
+          <w:p>
+            <w:pPr>
+              <w:pStyle w:val="TableParagraph"/>
+              <w:rPr>
+                <w:sz w:val="28"/>
+                <w:szCs w:val="28"/>
+              </w:rPr>
+            </w:pPr>
+            <w:r>
+              <w:rPr>
+                <w:sz w:val="28"/>
+                <w:szCs w:val="28"/>
+              </w:rPr>
               <w:t>NFR-</w:t>
             </w:r>
             <w:r>
@@ -18087,7 +16746,7 @@
         </w:tc>
         <w:tc>
           <w:tcPr>
-            <w:tcW w:w="3115" w:type="dxa"/>
+            <w:tcW w:w="2835" w:type="dxa"/>
           </w:tcPr>
           <w:p>
             <w:pPr>
@@ -18110,7 +16769,7 @@
         </w:tc>
         <w:tc>
           <w:tcPr>
-            <w:tcW w:w="3115" w:type="dxa"/>
+            <w:tcW w:w="5388" w:type="dxa"/>
           </w:tcPr>
           <w:p>
             <w:pPr>
@@ -18166,21 +16825,12 @@
               </w:rPr>
               <w:t xml:space="preserve"> </w:t>
             </w:r>
-            <w:proofErr w:type="spellStart"/>
-            <w:r>
-              <w:rPr>
-                <w:sz w:val="28"/>
-                <w:szCs w:val="28"/>
-              </w:rPr>
-              <w:t>парсеров</w:t>
-            </w:r>
-            <w:proofErr w:type="spellEnd"/>
-            <w:r>
-              <w:rPr>
-                <w:sz w:val="28"/>
-                <w:szCs w:val="28"/>
-              </w:rPr>
-              <w:t>,</w:t>
+            <w:r>
+              <w:rPr>
+                <w:sz w:val="28"/>
+                <w:szCs w:val="28"/>
+              </w:rPr>
+              <w:t>парсеров,</w:t>
             </w:r>
             <w:r>
               <w:rPr>
@@ -18190,21 +16840,12 @@
               </w:rPr>
               <w:t xml:space="preserve"> </w:t>
             </w:r>
-            <w:proofErr w:type="spellStart"/>
-            <w:r>
-              <w:rPr>
-                <w:sz w:val="28"/>
-                <w:szCs w:val="28"/>
-              </w:rPr>
-              <w:t>валидатора</w:t>
-            </w:r>
-            <w:proofErr w:type="spellEnd"/>
-            <w:r>
-              <w:rPr>
-                <w:sz w:val="28"/>
-                <w:szCs w:val="28"/>
-              </w:rPr>
-              <w:t>,</w:t>
+            <w:r>
+              <w:rPr>
+                <w:sz w:val="28"/>
+                <w:szCs w:val="28"/>
+              </w:rPr>
+              <w:t>валидатора,</w:t>
             </w:r>
             <w:r>
               <w:rPr>
@@ -18249,7 +16890,21 @@
                 <w:sz w:val="28"/>
                 <w:szCs w:val="28"/>
               </w:rPr>
-              <w:t>и инвентаря; покрытие этих модулей не менее 70 %.</w:t>
+              <w:t>и инвентаря; покрытие этих мо</w:t>
+            </w:r>
+            <w:r>
+              <w:rPr>
+                <w:sz w:val="28"/>
+                <w:szCs w:val="28"/>
+              </w:rPr>
+              <w:t>дулей не менее 70</w:t>
+            </w:r>
+            <w:r>
+              <w:rPr>
+                <w:sz w:val="28"/>
+                <w:szCs w:val="28"/>
+              </w:rPr>
+              <w:t>%.</w:t>
             </w:r>
           </w:p>
         </w:tc>
@@ -18257,7 +16912,7 @@
       <w:tr>
         <w:tc>
           <w:tcPr>
-            <w:tcW w:w="3115" w:type="dxa"/>
+            <w:tcW w:w="1242" w:type="dxa"/>
           </w:tcPr>
           <w:p>
             <w:pPr>
@@ -18286,7 +16941,7 @@
         </w:tc>
         <w:tc>
           <w:tcPr>
-            <w:tcW w:w="3115" w:type="dxa"/>
+            <w:tcW w:w="2835" w:type="dxa"/>
           </w:tcPr>
           <w:p>
             <w:pPr>
@@ -18309,7 +16964,7 @@
         </w:tc>
         <w:tc>
           <w:tcPr>
-            <w:tcW w:w="3115" w:type="dxa"/>
+            <w:tcW w:w="5388" w:type="dxa"/>
           </w:tcPr>
           <w:p>
             <w:pPr>
@@ -18461,7 +17116,7 @@
       <w:tr>
         <w:tc>
           <w:tcPr>
-            <w:tcW w:w="3115" w:type="dxa"/>
+            <w:tcW w:w="1242" w:type="dxa"/>
           </w:tcPr>
           <w:p>
             <w:pPr>
@@ -18490,7 +17145,7 @@
         </w:tc>
         <w:tc>
           <w:tcPr>
-            <w:tcW w:w="3115" w:type="dxa"/>
+            <w:tcW w:w="2835" w:type="dxa"/>
           </w:tcPr>
           <w:p>
             <w:pPr>
@@ -18501,7 +17156,6 @@
                 <w:szCs w:val="28"/>
               </w:rPr>
             </w:pPr>
-            <w:proofErr w:type="spellStart"/>
             <w:r>
               <w:rPr>
                 <w:spacing w:val="-2"/>
@@ -18510,12 +17164,11 @@
               </w:rPr>
               <w:t>Воспроизводимость</w:t>
             </w:r>
-            <w:proofErr w:type="spellEnd"/>
-          </w:p>
-        </w:tc>
-        <w:tc>
-          <w:tcPr>
-            <w:tcW w:w="3115" w:type="dxa"/>
+          </w:p>
+        </w:tc>
+        <w:tc>
+          <w:tcPr>
+            <w:tcW w:w="5388" w:type="dxa"/>
           </w:tcPr>
           <w:p>
             <w:pPr>
@@ -18556,7 +17209,6 @@
               </w:rPr>
               <w:t xml:space="preserve"> </w:t>
             </w:r>
-            <w:proofErr w:type="spellStart"/>
             <w:r>
               <w:rPr>
                 <w:sz w:val="28"/>
@@ -18564,7 +17216,6 @@
               </w:rPr>
               <w:t>seed</w:t>
             </w:r>
-            <w:proofErr w:type="spellEnd"/>
             <w:r>
               <w:rPr>
                 <w:spacing w:val="-5"/>
@@ -18603,7 +17254,6 @@
               </w:rPr>
               <w:t xml:space="preserve"> </w:t>
             </w:r>
-            <w:proofErr w:type="spellStart"/>
             <w:r>
               <w:rPr>
                 <w:sz w:val="28"/>
@@ -18611,7 +17261,6 @@
               </w:rPr>
               <w:t>модов</w:t>
             </w:r>
-            <w:proofErr w:type="spellEnd"/>
             <w:r>
               <w:rPr>
                 <w:spacing w:val="-5"/>
@@ -18663,7 +17312,7 @@
       <w:tr>
         <w:tc>
           <w:tcPr>
-            <w:tcW w:w="3115" w:type="dxa"/>
+            <w:tcW w:w="1242" w:type="dxa"/>
           </w:tcPr>
           <w:p>
             <w:pPr>
@@ -18692,7 +17341,7 @@
         </w:tc>
         <w:tc>
           <w:tcPr>
-            <w:tcW w:w="3115" w:type="dxa"/>
+            <w:tcW w:w="2835" w:type="dxa"/>
           </w:tcPr>
           <w:p>
             <w:pPr>
@@ -18716,7 +17365,7 @@
         </w:tc>
         <w:tc>
           <w:tcPr>
-            <w:tcW w:w="3115" w:type="dxa"/>
+            <w:tcW w:w="5388" w:type="dxa"/>
           </w:tcPr>
           <w:p>
             <w:pPr>
@@ -18742,7 +17391,6 @@
               </w:rPr>
               <w:t xml:space="preserve"> </w:t>
             </w:r>
-            <w:proofErr w:type="spellStart"/>
             <w:r>
               <w:rPr>
                 <w:sz w:val="28"/>
@@ -18750,7 +17398,6 @@
               </w:rPr>
               <w:t>моддинга</w:t>
             </w:r>
-            <w:proofErr w:type="spellEnd"/>
             <w:r>
               <w:rPr>
                 <w:spacing w:val="-7"/>
@@ -18759,21 +17406,12 @@
               </w:rPr>
               <w:t xml:space="preserve"> </w:t>
             </w:r>
-            <w:proofErr w:type="spellStart"/>
-            <w:r>
-              <w:rPr>
-                <w:sz w:val="28"/>
-                <w:szCs w:val="28"/>
-              </w:rPr>
-              <w:t>версионируется</w:t>
-            </w:r>
-            <w:proofErr w:type="spellEnd"/>
-            <w:r>
-              <w:rPr>
-                <w:sz w:val="28"/>
-                <w:szCs w:val="28"/>
-              </w:rPr>
-              <w:t>;</w:t>
+            <w:r>
+              <w:rPr>
+                <w:sz w:val="28"/>
+                <w:szCs w:val="28"/>
+              </w:rPr>
+              <w:t>версионируется;</w:t>
             </w:r>
             <w:r>
               <w:rPr>
@@ -18871,7 +17509,7 @@
           <w:szCs w:val="32"/>
         </w:rPr>
       </w:pPr>
-      <w:bookmarkStart w:id="15" w:name="_Toc243839754"/>
+      <w:bookmarkStart w:id="15" w:name="_Toc243842774"/>
       <w:r>
         <w:rPr>
           <w:rFonts w:ascii="Times New Roman" w:hAnsi="Times New Roman" w:cs="Times New Roman"/>
@@ -18957,6 +17595,7 @@
                 <w:sz w:val="28"/>
                 <w:szCs w:val="28"/>
               </w:rPr>
+              <w:lastRenderedPageBreak/>
               <w:t>Бизнес-</w:t>
             </w:r>
             <w:r>
@@ -19193,17 +17832,14 @@
               </w:rPr>
               <w:t xml:space="preserve">для </w:t>
             </w:r>
-            <w:proofErr w:type="spellStart"/>
             <w:r>
               <w:rPr>
                 <w:spacing w:val="-2"/>
                 <w:sz w:val="28"/>
                 <w:szCs w:val="28"/>
               </w:rPr>
-              <w:lastRenderedPageBreak/>
               <w:t>моддеров</w:t>
             </w:r>
-            <w:proofErr w:type="spellEnd"/>
           </w:p>
         </w:tc>
         <w:tc>
@@ -19223,7 +17859,6 @@
                 <w:sz w:val="28"/>
                 <w:szCs w:val="28"/>
               </w:rPr>
-              <w:lastRenderedPageBreak/>
               <w:t>UR-7, UR-9, UR-</w:t>
             </w:r>
             <w:r>
@@ -19255,16 +17890,7 @@
                 <w:szCs w:val="28"/>
                 <w:lang w:val="en-US"/>
               </w:rPr>
-              <w:t xml:space="preserve">FR-2, FR-3, FR-4, FR-8, </w:t>
-            </w:r>
-            <w:r>
-              <w:rPr>
-                <w:sz w:val="28"/>
-                <w:szCs w:val="28"/>
-                <w:lang w:val="en-US"/>
-              </w:rPr>
-              <w:lastRenderedPageBreak/>
-              <w:t>NFR-</w:t>
+              <w:t>FR-2, FR-3, FR-4, FR-8, NFR-</w:t>
             </w:r>
             <w:r>
               <w:rPr>
@@ -19296,7 +17922,6 @@
                 <w:sz w:val="28"/>
                 <w:szCs w:val="28"/>
               </w:rPr>
-              <w:lastRenderedPageBreak/>
               <w:t xml:space="preserve">BR-3 Учебная </w:t>
             </w:r>
             <w:r>
@@ -19326,7 +17951,7 @@
                 <w:sz w:val="28"/>
                 <w:szCs w:val="28"/>
               </w:rPr>
-              <w:t>—</w:t>
+              <w:t>-</w:t>
             </w:r>
           </w:p>
         </w:tc>
@@ -19481,7 +18106,6 @@
               </w:rPr>
               <w:t xml:space="preserve"> </w:t>
             </w:r>
-            <w:proofErr w:type="spellStart"/>
             <w:r>
               <w:rPr>
                 <w:sz w:val="28"/>
@@ -19489,7 +18113,6 @@
               </w:rPr>
               <w:t>Играбельность</w:t>
             </w:r>
-            <w:proofErr w:type="spellEnd"/>
             <w:r>
               <w:rPr>
                 <w:spacing w:val="-13"/>
@@ -19532,7 +18155,14 @@
                 <w:sz w:val="28"/>
                 <w:szCs w:val="28"/>
               </w:rPr>
-              <w:t>UR-2 … UR-6, UR-</w:t>
+              <w:t>UR-2 …</w:t>
+            </w:r>
+            <w:r>
+              <w:rPr>
+                <w:sz w:val="28"/>
+                <w:szCs w:val="28"/>
+              </w:rPr>
+              <w:t xml:space="preserve"> UR-6, UR-</w:t>
             </w:r>
             <w:r>
               <w:rPr>
@@ -19561,7 +18191,14 @@
                 <w:sz w:val="28"/>
                 <w:szCs w:val="28"/>
               </w:rPr>
-              <w:t>FR-9 … FR-</w:t>
+              <w:t>FR-9 …</w:t>
+            </w:r>
+            <w:r>
+              <w:rPr>
+                <w:sz w:val="28"/>
+                <w:szCs w:val="28"/>
+              </w:rPr>
+              <w:t xml:space="preserve"> FR-</w:t>
             </w:r>
             <w:r>
               <w:rPr>
@@ -19597,16 +18234,14 @@
     </w:p>
     <w:p>
       <w:pPr>
-        <w:pStyle w:val="1"/>
-        <w:ind w:left="426"/>
-        <w:rPr>
-          <w:rFonts w:ascii="Times New Roman" w:hAnsi="Times New Roman" w:cs="Times New Roman"/>
+        <w:rPr>
+          <w:rFonts w:ascii="Times New Roman" w:eastAsiaTheme="majorEastAsia" w:hAnsi="Times New Roman" w:cs="Times New Roman"/>
           <w:b/>
           <w:color w:val="000000" w:themeColor="text1"/>
           <w:sz w:val="36"/>
+          <w:szCs w:val="32"/>
         </w:rPr>
       </w:pPr>
-      <w:bookmarkStart w:id="16" w:name="_Toc243839755"/>
       <w:r>
         <w:rPr>
           <w:rFonts w:ascii="Times New Roman" w:hAnsi="Times New Roman" w:cs="Times New Roman"/>
@@ -19614,6 +18249,29 @@
           <w:color w:val="000000" w:themeColor="text1"/>
           <w:sz w:val="36"/>
         </w:rPr>
+        <w:br w:type="page"/>
+      </w:r>
+    </w:p>
+    <w:p>
+      <w:pPr>
+        <w:pStyle w:val="1"/>
+        <w:ind w:left="426"/>
+        <w:rPr>
+          <w:rFonts w:ascii="Times New Roman" w:hAnsi="Times New Roman" w:cs="Times New Roman"/>
+          <w:b/>
+          <w:color w:val="000000" w:themeColor="text1"/>
+          <w:sz w:val="36"/>
+        </w:rPr>
+      </w:pPr>
+      <w:bookmarkStart w:id="16" w:name="_Toc243842775"/>
+      <w:r>
+        <w:rPr>
+          <w:rFonts w:ascii="Times New Roman" w:hAnsi="Times New Roman" w:cs="Times New Roman"/>
+          <w:b/>
+          <w:color w:val="000000" w:themeColor="text1"/>
+          <w:sz w:val="36"/>
+        </w:rPr>
+        <w:lastRenderedPageBreak/>
         <w:t>4.</w:t>
       </w:r>
       <w:r>
@@ -19639,7 +18297,7 @@
           <w:sz w:val="32"/>
         </w:rPr>
       </w:pPr>
-      <w:bookmarkStart w:id="17" w:name="_Toc243839756"/>
+      <w:bookmarkStart w:id="17" w:name="_Toc243842776"/>
       <w:r>
         <w:rPr>
           <w:rFonts w:ascii="Times New Roman" w:hAnsi="Times New Roman" w:cs="Times New Roman"/>
@@ -19657,67 +18315,7 @@
           <w:sz w:val="32"/>
         </w:rPr>
         <w:tab/>
-        <w:t>Диаграмма вариантов использования (</w:t>
-      </w:r>
-      <w:proofErr w:type="spellStart"/>
-      <w:r>
-        <w:rPr>
-          <w:rFonts w:ascii="Times New Roman" w:hAnsi="Times New Roman" w:cs="Times New Roman"/>
-          <w:b/>
-          <w:color w:val="000000" w:themeColor="text1"/>
-          <w:sz w:val="32"/>
-        </w:rPr>
-        <w:t>Use</w:t>
-      </w:r>
-      <w:proofErr w:type="spellEnd"/>
-      <w:r>
-        <w:rPr>
-          <w:rFonts w:ascii="Times New Roman" w:hAnsi="Times New Roman" w:cs="Times New Roman"/>
-          <w:b/>
-          <w:color w:val="000000" w:themeColor="text1"/>
-          <w:sz w:val="32"/>
-        </w:rPr>
-        <w:t xml:space="preserve"> </w:t>
-      </w:r>
-      <w:proofErr w:type="spellStart"/>
-      <w:r>
-        <w:rPr>
-          <w:rFonts w:ascii="Times New Roman" w:hAnsi="Times New Roman" w:cs="Times New Roman"/>
-          <w:b/>
-          <w:color w:val="000000" w:themeColor="text1"/>
-          <w:sz w:val="32"/>
-        </w:rPr>
-        <w:t>Case</w:t>
-      </w:r>
-      <w:proofErr w:type="spellEnd"/>
-      <w:r>
-        <w:rPr>
-          <w:rFonts w:ascii="Times New Roman" w:hAnsi="Times New Roman" w:cs="Times New Roman"/>
-          <w:b/>
-          <w:color w:val="000000" w:themeColor="text1"/>
-          <w:sz w:val="32"/>
-        </w:rPr>
-        <w:t xml:space="preserve"> </w:t>
-      </w:r>
-      <w:proofErr w:type="spellStart"/>
-      <w:r>
-        <w:rPr>
-          <w:rFonts w:ascii="Times New Roman" w:hAnsi="Times New Roman" w:cs="Times New Roman"/>
-          <w:b/>
-          <w:color w:val="000000" w:themeColor="text1"/>
-          <w:sz w:val="32"/>
-        </w:rPr>
-        <w:t>Diagram</w:t>
-      </w:r>
-      <w:proofErr w:type="spellEnd"/>
-      <w:r>
-        <w:rPr>
-          <w:rFonts w:ascii="Times New Roman" w:hAnsi="Times New Roman" w:cs="Times New Roman"/>
-          <w:b/>
-          <w:color w:val="000000" w:themeColor="text1"/>
-          <w:sz w:val="32"/>
-        </w:rPr>
-        <w:t>)</w:t>
+        <w:t>Диаграмма вариантов использования (Use Case Diagram)</w:t>
       </w:r>
       <w:bookmarkEnd w:id="17"/>
     </w:p>
@@ -19747,9 +18345,8 @@
           <w:sz w:val="28"/>
           <w:szCs w:val="28"/>
         </w:rPr>
-        <w:t xml:space="preserve">Диаграмма отражает функциональные требования с точки зрения внешних участников. </w:t>
+        <w:t>Диаграмма отражает функциональные требования с точки зрения внешних участников. Акторы: Игрок (играет), Моддер (создаёт и проверяет моды) и внешний актор Файловая система (источник файлов модов и хранилище сохранений). Связь «include» означает обязательное включ</w:t>
       </w:r>
-      <w:proofErr w:type="spellStart"/>
       <w:r>
         <w:rPr>
           <w:rFonts w:ascii="Times New Roman" w:hAnsi="Times New Roman" w:cs="Times New Roman"/>
@@ -19757,9 +18354,8 @@
           <w:sz w:val="28"/>
           <w:szCs w:val="28"/>
         </w:rPr>
-        <w:t>Акторы</w:t>
+        <w:t>ение сценария, «extend» - н</w:t>
       </w:r>
-      <w:proofErr w:type="spellEnd"/>
       <w:r>
         <w:rPr>
           <w:rFonts w:ascii="Times New Roman" w:hAnsi="Times New Roman" w:cs="Times New Roman"/>
@@ -19767,107 +18363,7 @@
           <w:sz w:val="28"/>
           <w:szCs w:val="28"/>
         </w:rPr>
-        <w:t xml:space="preserve">: Игрок (играет), </w:t>
-      </w:r>
-      <w:proofErr w:type="spellStart"/>
-      <w:r>
-        <w:rPr>
-          <w:rFonts w:ascii="Times New Roman" w:hAnsi="Times New Roman" w:cs="Times New Roman"/>
-          <w:spacing w:val="-11"/>
-          <w:sz w:val="28"/>
-          <w:szCs w:val="28"/>
-        </w:rPr>
-        <w:t>Моддер</w:t>
-      </w:r>
-      <w:proofErr w:type="spellEnd"/>
-      <w:r>
-        <w:rPr>
-          <w:rFonts w:ascii="Times New Roman" w:hAnsi="Times New Roman" w:cs="Times New Roman"/>
-          <w:spacing w:val="-11"/>
-          <w:sz w:val="28"/>
-          <w:szCs w:val="28"/>
-        </w:rPr>
-        <w:t xml:space="preserve"> (создаёт и проверяет моды) и внешний </w:t>
-      </w:r>
-      <w:proofErr w:type="spellStart"/>
-      <w:r>
-        <w:rPr>
-          <w:rFonts w:ascii="Times New Roman" w:hAnsi="Times New Roman" w:cs="Times New Roman"/>
-          <w:spacing w:val="-11"/>
-          <w:sz w:val="28"/>
-          <w:szCs w:val="28"/>
-        </w:rPr>
-        <w:t>актор</w:t>
-      </w:r>
-      <w:proofErr w:type="spellEnd"/>
-      <w:r>
-        <w:rPr>
-          <w:rFonts w:ascii="Times New Roman" w:hAnsi="Times New Roman" w:cs="Times New Roman"/>
-          <w:spacing w:val="-11"/>
-          <w:sz w:val="28"/>
-          <w:szCs w:val="28"/>
-        </w:rPr>
-        <w:t xml:space="preserve"> Файловая система (источник файлов </w:t>
-      </w:r>
-      <w:proofErr w:type="spellStart"/>
-      <w:r>
-        <w:rPr>
-          <w:rFonts w:ascii="Times New Roman" w:hAnsi="Times New Roman" w:cs="Times New Roman"/>
-          <w:spacing w:val="-11"/>
-          <w:sz w:val="28"/>
-          <w:szCs w:val="28"/>
-        </w:rPr>
-        <w:t>модов</w:t>
-      </w:r>
-      <w:proofErr w:type="spellEnd"/>
-      <w:r>
-        <w:rPr>
-          <w:rFonts w:ascii="Times New Roman" w:hAnsi="Times New Roman" w:cs="Times New Roman"/>
-          <w:spacing w:val="-11"/>
-          <w:sz w:val="28"/>
-          <w:szCs w:val="28"/>
-        </w:rPr>
-        <w:t xml:space="preserve"> и хранилище сохранений). Связь «</w:t>
-      </w:r>
-      <w:proofErr w:type="spellStart"/>
-      <w:r>
-        <w:rPr>
-          <w:rFonts w:ascii="Times New Roman" w:hAnsi="Times New Roman" w:cs="Times New Roman"/>
-          <w:spacing w:val="-11"/>
-          <w:sz w:val="28"/>
-          <w:szCs w:val="28"/>
-        </w:rPr>
-        <w:t>include</w:t>
-      </w:r>
-      <w:proofErr w:type="spellEnd"/>
-      <w:r>
-        <w:rPr>
-          <w:rFonts w:ascii="Times New Roman" w:hAnsi="Times New Roman" w:cs="Times New Roman"/>
-          <w:spacing w:val="-11"/>
-          <w:sz w:val="28"/>
-          <w:szCs w:val="28"/>
-        </w:rPr>
-        <w:t>» означает обязательное включение сценария, «</w:t>
-      </w:r>
-      <w:proofErr w:type="spellStart"/>
-      <w:r>
-        <w:rPr>
-          <w:rFonts w:ascii="Times New Roman" w:hAnsi="Times New Roman" w:cs="Times New Roman"/>
-          <w:spacing w:val="-11"/>
-          <w:sz w:val="28"/>
-          <w:szCs w:val="28"/>
-        </w:rPr>
-        <w:t>extend</w:t>
-      </w:r>
-      <w:proofErr w:type="spellEnd"/>
-      <w:r>
-        <w:rPr>
-          <w:rFonts w:ascii="Times New Roman" w:hAnsi="Times New Roman" w:cs="Times New Roman"/>
-          <w:spacing w:val="-11"/>
-          <w:sz w:val="28"/>
-          <w:szCs w:val="28"/>
-        </w:rPr>
-        <w:t>» — необязательное расширение (бой возникает в процессе исследования подземелья).</w:t>
+        <w:t>еобязательное расширение (бой возникает в процессе исследования подземелья).</w:t>
       </w:r>
     </w:p>
     <w:p>
@@ -19917,8 +18413,8 @@
             <v:path o:extrusionok="f" gradientshapeok="t" o:connecttype="rect"/>
             <o:lock v:ext="edit" aspectratio="t"/>
           </v:shapetype>
-          <v:shape id="_x0000_i1057" type="#_x0000_t75" style="width:528.1pt;height:350.9pt">
-            <v:imagedata r:id="rId7" o:title="image"/>
+          <v:shape id="_x0000_i1025" type="#_x0000_t75" style="width:528pt;height:351pt">
+            <v:imagedata r:id="rId8" o:title="image"/>
           </v:shape>
         </w:pict>
       </w:r>
@@ -19937,7 +18433,14 @@
           <w:rFonts w:ascii="Times New Roman" w:hAnsi="Times New Roman" w:cs="Times New Roman"/>
           <w:i/>
         </w:rPr>
-        <w:t xml:space="preserve">Рисунок 1 — Диаграмма вариантов </w:t>
+        <w:t xml:space="preserve">Рисунок 1 – </w:t>
+      </w:r>
+      <w:r>
+        <w:rPr>
+          <w:rFonts w:ascii="Times New Roman" w:hAnsi="Times New Roman" w:cs="Times New Roman"/>
+          <w:i/>
+        </w:rPr>
+        <w:t xml:space="preserve"> Диаграмма вариантов </w:t>
       </w:r>
       <w:r>
         <w:rPr>
@@ -20039,7 +18542,7 @@
           <w:sz w:val="32"/>
         </w:rPr>
       </w:pPr>
-      <w:bookmarkStart w:id="18" w:name="_Toc243839757"/>
+      <w:bookmarkStart w:id="18" w:name="_Toc243842777"/>
       <w:r>
         <w:rPr>
           <w:rFonts w:ascii="Times New Roman" w:hAnsi="Times New Roman" w:cs="Times New Roman"/>
@@ -20057,47 +18560,7 @@
           <w:sz w:val="32"/>
         </w:rPr>
         <w:tab/>
-        <w:t>Диаграмма классов (</w:t>
-      </w:r>
-      <w:proofErr w:type="spellStart"/>
-      <w:r>
-        <w:rPr>
-          <w:rFonts w:ascii="Times New Roman" w:hAnsi="Times New Roman" w:cs="Times New Roman"/>
-          <w:b/>
-          <w:color w:val="000000" w:themeColor="text1"/>
-          <w:sz w:val="32"/>
-        </w:rPr>
-        <w:t>Class</w:t>
-      </w:r>
-      <w:proofErr w:type="spellEnd"/>
-      <w:r>
-        <w:rPr>
-          <w:rFonts w:ascii="Times New Roman" w:hAnsi="Times New Roman" w:cs="Times New Roman"/>
-          <w:b/>
-          <w:color w:val="000000" w:themeColor="text1"/>
-          <w:sz w:val="32"/>
-        </w:rPr>
-        <w:t xml:space="preserve"> </w:t>
-      </w:r>
-      <w:proofErr w:type="spellStart"/>
-      <w:r>
-        <w:rPr>
-          <w:rFonts w:ascii="Times New Roman" w:hAnsi="Times New Roman" w:cs="Times New Roman"/>
-          <w:b/>
-          <w:color w:val="000000" w:themeColor="text1"/>
-          <w:sz w:val="32"/>
-        </w:rPr>
-        <w:t>Diagram</w:t>
-      </w:r>
-      <w:proofErr w:type="spellEnd"/>
-      <w:r>
-        <w:rPr>
-          <w:rFonts w:ascii="Times New Roman" w:hAnsi="Times New Roman" w:cs="Times New Roman"/>
-          <w:b/>
-          <w:color w:val="000000" w:themeColor="text1"/>
-          <w:sz w:val="32"/>
-        </w:rPr>
-        <w:t>)</w:t>
+        <w:t>Диаграмма классов (Class Diagram)</w:t>
       </w:r>
       <w:bookmarkEnd w:id="18"/>
     </w:p>
@@ -20127,9 +18590,8 @@
           <w:sz w:val="28"/>
           <w:szCs w:val="28"/>
         </w:rPr>
-        <w:t xml:space="preserve">Диаграмма показывает статическую структуру системы. Класс </w:t>
+        <w:t xml:space="preserve">Диаграмма показывает статическую структуру системы. Класс Game управляет игровым циклом и владеет уровнем (Dungeon, композиция). ModLoader агрегирует моды (Mod), использует интерфейс IDataParser (реализации CsvParser и JsonParser) и наполняет EntityRegistry, который создаёт экземпляры Entity. Классы Player и </w:t>
       </w:r>
-      <w:proofErr w:type="spellStart"/>
       <w:r>
         <w:rPr>
           <w:rFonts w:ascii="Times New Roman" w:hAnsi="Times New Roman" w:cs="Times New Roman"/>
@@ -20137,277 +18599,8 @@
           <w:sz w:val="28"/>
           <w:szCs w:val="28"/>
         </w:rPr>
-        <w:t>Game</w:t>
-      </w:r>
-      <w:proofErr w:type="spellEnd"/>
-      <w:r>
-        <w:rPr>
-          <w:rFonts w:ascii="Times New Roman" w:hAnsi="Times New Roman" w:cs="Times New Roman"/>
-          <w:spacing w:val="-11"/>
-          <w:sz w:val="28"/>
-          <w:szCs w:val="28"/>
-        </w:rPr>
-        <w:t xml:space="preserve"> управляет игровым циклом и владеет уровнем (</w:t>
-      </w:r>
-      <w:proofErr w:type="spellStart"/>
-      <w:r>
-        <w:rPr>
-          <w:rFonts w:ascii="Times New Roman" w:hAnsi="Times New Roman" w:cs="Times New Roman"/>
-          <w:spacing w:val="-11"/>
-          <w:sz w:val="28"/>
-          <w:szCs w:val="28"/>
-        </w:rPr>
-        <w:t>Dungeon</w:t>
-      </w:r>
-      <w:proofErr w:type="spellEnd"/>
-      <w:r>
-        <w:rPr>
-          <w:rFonts w:ascii="Times New Roman" w:hAnsi="Times New Roman" w:cs="Times New Roman"/>
-          <w:spacing w:val="-11"/>
-          <w:sz w:val="28"/>
-          <w:szCs w:val="28"/>
-        </w:rPr>
-        <w:t xml:space="preserve">, композиция). </w:t>
-      </w:r>
-      <w:proofErr w:type="spellStart"/>
-      <w:r>
-        <w:rPr>
-          <w:rFonts w:ascii="Times New Roman" w:hAnsi="Times New Roman" w:cs="Times New Roman"/>
-          <w:spacing w:val="-11"/>
-          <w:sz w:val="28"/>
-          <w:szCs w:val="28"/>
-        </w:rPr>
-        <w:t>ModLoader</w:t>
-      </w:r>
-      <w:proofErr w:type="spellEnd"/>
-      <w:r>
-        <w:rPr>
-          <w:rFonts w:ascii="Times New Roman" w:hAnsi="Times New Roman" w:cs="Times New Roman"/>
-          <w:spacing w:val="-11"/>
-          <w:sz w:val="28"/>
-          <w:szCs w:val="28"/>
-        </w:rPr>
-        <w:t xml:space="preserve"> агрегирует моды (</w:t>
-      </w:r>
-      <w:proofErr w:type="spellStart"/>
-      <w:r>
-        <w:rPr>
-          <w:rFonts w:ascii="Times New Roman" w:hAnsi="Times New Roman" w:cs="Times New Roman"/>
-          <w:spacing w:val="-11"/>
-          <w:sz w:val="28"/>
-          <w:szCs w:val="28"/>
-        </w:rPr>
-        <w:t>Mod</w:t>
-      </w:r>
-      <w:proofErr w:type="spellEnd"/>
-      <w:r>
-        <w:rPr>
-          <w:rFonts w:ascii="Times New Roman" w:hAnsi="Times New Roman" w:cs="Times New Roman"/>
-          <w:spacing w:val="-11"/>
-          <w:sz w:val="28"/>
-          <w:szCs w:val="28"/>
-        </w:rPr>
-        <w:t xml:space="preserve">), использует интерфейс </w:t>
-      </w:r>
-      <w:proofErr w:type="spellStart"/>
-      <w:r>
-        <w:rPr>
-          <w:rFonts w:ascii="Times New Roman" w:hAnsi="Times New Roman" w:cs="Times New Roman"/>
-          <w:spacing w:val="-11"/>
-          <w:sz w:val="28"/>
-          <w:szCs w:val="28"/>
-        </w:rPr>
-        <w:t>IDataParser</w:t>
-      </w:r>
-      <w:proofErr w:type="spellEnd"/>
-      <w:r>
-        <w:rPr>
-          <w:rFonts w:ascii="Times New Roman" w:hAnsi="Times New Roman" w:cs="Times New Roman"/>
-          <w:spacing w:val="-11"/>
-          <w:sz w:val="28"/>
-          <w:szCs w:val="28"/>
-        </w:rPr>
-        <w:t xml:space="preserve"> (реализации </w:t>
-      </w:r>
-      <w:proofErr w:type="spellStart"/>
-      <w:r>
-        <w:rPr>
-          <w:rFonts w:ascii="Times New Roman" w:hAnsi="Times New Roman" w:cs="Times New Roman"/>
-          <w:spacing w:val="-11"/>
-          <w:sz w:val="28"/>
-          <w:szCs w:val="28"/>
-        </w:rPr>
-        <w:t>CsvParser</w:t>
-      </w:r>
-      <w:proofErr w:type="spellEnd"/>
-      <w:r>
-        <w:rPr>
-          <w:rFonts w:ascii="Times New Roman" w:hAnsi="Times New Roman" w:cs="Times New Roman"/>
-          <w:spacing w:val="-11"/>
-          <w:sz w:val="28"/>
-          <w:szCs w:val="28"/>
-        </w:rPr>
-        <w:t xml:space="preserve"> и </w:t>
-      </w:r>
-      <w:proofErr w:type="spellStart"/>
-      <w:r>
-        <w:rPr>
-          <w:rFonts w:ascii="Times New Roman" w:hAnsi="Times New Roman" w:cs="Times New Roman"/>
-          <w:spacing w:val="-11"/>
-          <w:sz w:val="28"/>
-          <w:szCs w:val="28"/>
-        </w:rPr>
-        <w:t>JsonParser</w:t>
-      </w:r>
-      <w:proofErr w:type="spellEnd"/>
-      <w:r>
-        <w:rPr>
-          <w:rFonts w:ascii="Times New Roman" w:hAnsi="Times New Roman" w:cs="Times New Roman"/>
-          <w:spacing w:val="-11"/>
-          <w:sz w:val="28"/>
-          <w:szCs w:val="28"/>
-        </w:rPr>
-        <w:t xml:space="preserve">) и наполняет </w:t>
-      </w:r>
-      <w:proofErr w:type="spellStart"/>
-      <w:r>
-        <w:rPr>
-          <w:rFonts w:ascii="Times New Roman" w:hAnsi="Times New Roman" w:cs="Times New Roman"/>
-          <w:spacing w:val="-11"/>
-          <w:sz w:val="28"/>
-          <w:szCs w:val="28"/>
-        </w:rPr>
-        <w:t>EntityRegistry</w:t>
-      </w:r>
-      <w:proofErr w:type="spellEnd"/>
-      <w:r>
-        <w:rPr>
-          <w:rFonts w:ascii="Times New Roman" w:hAnsi="Times New Roman" w:cs="Times New Roman"/>
-          <w:spacing w:val="-11"/>
-          <w:sz w:val="28"/>
-          <w:szCs w:val="28"/>
-        </w:rPr>
-        <w:t xml:space="preserve">, который создаёт экземпляры </w:t>
-      </w:r>
-      <w:proofErr w:type="spellStart"/>
-      <w:r>
-        <w:rPr>
-          <w:rFonts w:ascii="Times New Roman" w:hAnsi="Times New Roman" w:cs="Times New Roman"/>
-          <w:spacing w:val="-11"/>
-          <w:sz w:val="28"/>
-          <w:szCs w:val="28"/>
-        </w:rPr>
-        <w:t>Entity</w:t>
-      </w:r>
-      <w:proofErr w:type="spellEnd"/>
-      <w:r>
-        <w:rPr>
-          <w:rFonts w:ascii="Times New Roman" w:hAnsi="Times New Roman" w:cs="Times New Roman"/>
-          <w:spacing w:val="-11"/>
-          <w:sz w:val="28"/>
-          <w:szCs w:val="28"/>
-        </w:rPr>
-        <w:t xml:space="preserve">. Классы </w:t>
-      </w:r>
-      <w:proofErr w:type="spellStart"/>
-      <w:r>
-        <w:rPr>
-          <w:rFonts w:ascii="Times New Roman" w:hAnsi="Times New Roman" w:cs="Times New Roman"/>
-          <w:spacing w:val="-11"/>
-          <w:sz w:val="28"/>
-          <w:szCs w:val="28"/>
-        </w:rPr>
-        <w:t>Player</w:t>
-      </w:r>
-      <w:proofErr w:type="spellEnd"/>
-      <w:r>
-        <w:rPr>
-          <w:rFonts w:ascii="Times New Roman" w:hAnsi="Times New Roman" w:cs="Times New Roman"/>
-          <w:spacing w:val="-11"/>
-          <w:sz w:val="28"/>
-          <w:szCs w:val="28"/>
-        </w:rPr>
-        <w:t xml:space="preserve"> и </w:t>
-      </w:r>
-      <w:proofErr w:type="spellStart"/>
-      <w:r>
-        <w:rPr>
-          <w:rFonts w:ascii="Times New Roman" w:hAnsi="Times New Roman" w:cs="Times New Roman"/>
-          <w:spacing w:val="-11"/>
-          <w:sz w:val="28"/>
-          <w:szCs w:val="28"/>
-        </w:rPr>
-        <w:t>Monster</w:t>
-      </w:r>
-      <w:proofErr w:type="spellEnd"/>
-      <w:r>
-        <w:rPr>
-          <w:rFonts w:ascii="Times New Roman" w:hAnsi="Times New Roman" w:cs="Times New Roman"/>
-          <w:spacing w:val="-11"/>
-          <w:sz w:val="28"/>
-          <w:szCs w:val="28"/>
-        </w:rPr>
-        <w:t xml:space="preserve"> наследуются от </w:t>
-      </w:r>
-      <w:proofErr w:type="spellStart"/>
-      <w:r>
-        <w:rPr>
-          <w:rFonts w:ascii="Times New Roman" w:hAnsi="Times New Roman" w:cs="Times New Roman"/>
-          <w:spacing w:val="-11"/>
-          <w:sz w:val="28"/>
-          <w:szCs w:val="28"/>
-        </w:rPr>
-        <w:t>Entity</w:t>
-      </w:r>
-      <w:proofErr w:type="spellEnd"/>
-      <w:r>
-        <w:rPr>
-          <w:rFonts w:ascii="Times New Roman" w:hAnsi="Times New Roman" w:cs="Times New Roman"/>
-          <w:spacing w:val="-11"/>
-          <w:sz w:val="28"/>
-          <w:szCs w:val="28"/>
-        </w:rPr>
-        <w:t>; игрок агрегирует предметы (</w:t>
-      </w:r>
-      <w:proofErr w:type="spellStart"/>
-      <w:r>
-        <w:rPr>
-          <w:rFonts w:ascii="Times New Roman" w:hAnsi="Times New Roman" w:cs="Times New Roman"/>
-          <w:spacing w:val="-11"/>
-          <w:sz w:val="28"/>
-          <w:szCs w:val="28"/>
-        </w:rPr>
-        <w:t>Item</w:t>
-      </w:r>
-      <w:proofErr w:type="spellEnd"/>
-      <w:r>
-        <w:rPr>
-          <w:rFonts w:ascii="Times New Roman" w:hAnsi="Times New Roman" w:cs="Times New Roman"/>
-          <w:spacing w:val="-11"/>
-          <w:sz w:val="28"/>
-          <w:szCs w:val="28"/>
-        </w:rPr>
-        <w:t xml:space="preserve">) в инвентаре. </w:t>
-      </w:r>
-      <w:proofErr w:type="spellStart"/>
-      <w:r>
-        <w:rPr>
-          <w:rFonts w:ascii="Times New Roman" w:hAnsi="Times New Roman" w:cs="Times New Roman"/>
-          <w:spacing w:val="-11"/>
-          <w:sz w:val="28"/>
-          <w:szCs w:val="28"/>
-        </w:rPr>
-        <w:t>SaveManager</w:t>
-      </w:r>
-      <w:proofErr w:type="spellEnd"/>
-      <w:r>
-        <w:rPr>
-          <w:rFonts w:ascii="Times New Roman" w:hAnsi="Times New Roman" w:cs="Times New Roman"/>
-          <w:spacing w:val="-11"/>
-          <w:sz w:val="28"/>
-          <w:szCs w:val="28"/>
-        </w:rPr>
-        <w:t xml:space="preserve"> отвечает за сохранение партии.</w:t>
+        <w:lastRenderedPageBreak/>
+        <w:t>Monster наследуются от Entity; игрок агрегирует предметы (Item) в инвентаре. SaveManager отвечает за сохранение партии.</w:t>
       </w:r>
     </w:p>
     <w:p>
@@ -20438,8 +18631,8 @@
           <w:szCs w:val="28"/>
         </w:rPr>
         <w:pict>
-          <v:shape id="_x0000_i1048" type="#_x0000_t75" style="width:548.15pt;height:463.6pt">
-            <v:imagedata r:id="rId8" o:title="1"/>
+          <v:shape id="_x0000_i1026" type="#_x0000_t75" style="width:548pt;height:463.5pt">
+            <v:imagedata r:id="rId9" o:title="1"/>
           </v:shape>
         </w:pict>
       </w:r>
@@ -20459,7 +18652,21 @@
           <w:rFonts w:ascii="Times New Roman" w:hAnsi="Times New Roman" w:cs="Times New Roman"/>
           <w:i/>
         </w:rPr>
-        <w:t xml:space="preserve">Рисунок 2 — Диаграмма </w:t>
+        <w:t xml:space="preserve">Рисунок 2 </w:t>
+      </w:r>
+      <w:r>
+        <w:rPr>
+          <w:rFonts w:ascii="Times New Roman" w:hAnsi="Times New Roman" w:cs="Times New Roman"/>
+          <w:i/>
+        </w:rPr>
+        <w:t xml:space="preserve">– </w:t>
+      </w:r>
+      <w:r>
+        <w:rPr>
+          <w:rFonts w:ascii="Times New Roman" w:hAnsi="Times New Roman" w:cs="Times New Roman"/>
+          <w:i/>
+        </w:rPr>
+        <w:t xml:space="preserve">Диаграмма </w:t>
       </w:r>
       <w:r>
         <w:rPr>
@@ -20494,7 +18701,7 @@
           <w:sz w:val="32"/>
         </w:rPr>
       </w:pPr>
-      <w:bookmarkStart w:id="19" w:name="_Toc243839758"/>
+      <w:bookmarkStart w:id="19" w:name="_Toc243842778"/>
       <w:r>
         <w:rPr>
           <w:rFonts w:ascii="Times New Roman" w:hAnsi="Times New Roman" w:cs="Times New Roman"/>
@@ -20502,7 +18709,6 @@
           <w:color w:val="000000" w:themeColor="text1"/>
           <w:sz w:val="32"/>
         </w:rPr>
-        <w:lastRenderedPageBreak/>
         <w:t>4.3.</w:t>
       </w:r>
       <w:r>
@@ -20513,47 +18719,7 @@
           <w:sz w:val="32"/>
         </w:rPr>
         <w:tab/>
-        <w:t>Диаграмма последовательности (</w:t>
-      </w:r>
-      <w:proofErr w:type="spellStart"/>
-      <w:r>
-        <w:rPr>
-          <w:rFonts w:ascii="Times New Roman" w:hAnsi="Times New Roman" w:cs="Times New Roman"/>
-          <w:b/>
-          <w:color w:val="000000" w:themeColor="text1"/>
-          <w:sz w:val="32"/>
-        </w:rPr>
-        <w:t>Sequence</w:t>
-      </w:r>
-      <w:proofErr w:type="spellEnd"/>
-      <w:r>
-        <w:rPr>
-          <w:rFonts w:ascii="Times New Roman" w:hAnsi="Times New Roman" w:cs="Times New Roman"/>
-          <w:b/>
-          <w:color w:val="000000" w:themeColor="text1"/>
-          <w:sz w:val="32"/>
-        </w:rPr>
-        <w:t xml:space="preserve"> </w:t>
-      </w:r>
-      <w:proofErr w:type="spellStart"/>
-      <w:r>
-        <w:rPr>
-          <w:rFonts w:ascii="Times New Roman" w:hAnsi="Times New Roman" w:cs="Times New Roman"/>
-          <w:b/>
-          <w:color w:val="000000" w:themeColor="text1"/>
-          <w:sz w:val="32"/>
-        </w:rPr>
-        <w:t>Diagram</w:t>
-      </w:r>
-      <w:proofErr w:type="spellEnd"/>
-      <w:r>
-        <w:rPr>
-          <w:rFonts w:ascii="Times New Roman" w:hAnsi="Times New Roman" w:cs="Times New Roman"/>
-          <w:b/>
-          <w:color w:val="000000" w:themeColor="text1"/>
-          <w:sz w:val="32"/>
-        </w:rPr>
-        <w:t>)</w:t>
+        <w:t>Диаграмма последовательности (Sequence Diagram)</w:t>
       </w:r>
       <w:bookmarkEnd w:id="19"/>
     </w:p>
@@ -20583,9 +18749,8 @@
           <w:sz w:val="28"/>
           <w:szCs w:val="28"/>
         </w:rPr>
-        <w:t xml:space="preserve">Диаграмма детализирует один из основных сценариев — «Запуск игры и загрузка </w:t>
+        <w:t xml:space="preserve">Диаграмма детализирует один из основных сценариев </w:t>
       </w:r>
-      <w:proofErr w:type="spellStart"/>
       <w:r>
         <w:rPr>
           <w:rFonts w:ascii="Times New Roman" w:hAnsi="Times New Roman" w:cs="Times New Roman"/>
@@ -20593,9 +18758,8 @@
           <w:sz w:val="28"/>
           <w:szCs w:val="28"/>
         </w:rPr>
-        <w:t>модов</w:t>
+        <w:t>–</w:t>
       </w:r>
-      <w:proofErr w:type="spellEnd"/>
       <w:r>
         <w:rPr>
           <w:rFonts w:ascii="Times New Roman" w:hAnsi="Times New Roman" w:cs="Times New Roman"/>
@@ -20603,19 +18767,29 @@
           <w:sz w:val="28"/>
           <w:szCs w:val="28"/>
         </w:rPr>
-        <w:t xml:space="preserve">» (прецедент UR-1/FR-1…FR-7). Игрок запускает игру, объект </w:t>
+        <w:t xml:space="preserve"> «Запуск игры и загрузка модов» (прецедент UR-1/FR-1…FR-7). Игрок запускает игру, объект Game обращается к ModLoader, который сканирует каталог модов и в цикле для каждого файла вызывает парсер, проверяет данные и при успехе добавляет шаблон в реестр, а при ошибке записывает её в журнал и пропускает запись. Затем загружается первый уровень, сущности создаются через реестр, и игроку показывается первый кадр.</w:t>
       </w:r>
-      <w:proofErr w:type="spellStart"/>
-      <w:r>
+    </w:p>
+    <w:p>
+      <w:pPr>
+        <w:tabs>
+          <w:tab w:val="left" w:pos="708"/>
+          <w:tab w:val="left" w:pos="1416"/>
+          <w:tab w:val="left" w:pos="2124"/>
+          <w:tab w:val="left" w:pos="2832"/>
+          <w:tab w:val="left" w:pos="3540"/>
+          <w:tab w:val="left" w:pos="4248"/>
+          <w:tab w:val="left" w:pos="5560"/>
+        </w:tabs>
+        <w:ind w:left="-851"/>
+        <w:jc w:val="both"/>
         <w:rPr>
           <w:rFonts w:ascii="Times New Roman" w:hAnsi="Times New Roman" w:cs="Times New Roman"/>
           <w:spacing w:val="-11"/>
           <w:sz w:val="28"/>
           <w:szCs w:val="28"/>
         </w:rPr>
-        <w:t>Game</w:t>
-      </w:r>
-      <w:proofErr w:type="spellEnd"/>
+      </w:pPr>
       <w:r>
         <w:rPr>
           <w:rFonts w:ascii="Times New Roman" w:hAnsi="Times New Roman" w:cs="Times New Roman"/>
@@ -20623,67 +18797,51 @@
           <w:sz w:val="28"/>
           <w:szCs w:val="28"/>
         </w:rPr>
-        <w:t xml:space="preserve"> обращается к </w:t>
+        <w:lastRenderedPageBreak/>
+        <w:pict>
+          <v:shape id="_x0000_i1027" type="#_x0000_t75" style="width:526.5pt;height:460.5pt">
+            <v:imagedata r:id="rId10" o:title="12"/>
+          </v:shape>
+        </w:pict>
       </w:r>
-      <w:proofErr w:type="spellStart"/>
+    </w:p>
+    <w:p>
+      <w:pPr>
+        <w:ind w:left="2" w:right="2"/>
+        <w:jc w:val="center"/>
+        <w:rPr>
+          <w:rFonts w:ascii="Times New Roman" w:hAnsi="Times New Roman" w:cs="Times New Roman"/>
+          <w:i/>
+        </w:rPr>
+      </w:pPr>
       <w:r>
         <w:rPr>
           <w:rFonts w:ascii="Times New Roman" w:hAnsi="Times New Roman" w:cs="Times New Roman"/>
-          <w:spacing w:val="-11"/>
-          <w:sz w:val="28"/>
-          <w:szCs w:val="28"/>
-        </w:rPr>
-        <w:t>ModLoader</w:t>
+          <w:i/>
+        </w:rPr>
+        <w:t xml:space="preserve">Рисунок 3 </w:t>
       </w:r>
-      <w:proofErr w:type="spellEnd"/>
       <w:r>
         <w:rPr>
           <w:rFonts w:ascii="Times New Roman" w:hAnsi="Times New Roman" w:cs="Times New Roman"/>
-          <w:spacing w:val="-11"/>
-          <w:sz w:val="28"/>
-          <w:szCs w:val="28"/>
-        </w:rPr>
-        <w:t xml:space="preserve">, который сканирует каталог </w:t>
+          <w:i/>
+        </w:rPr>
+        <w:t xml:space="preserve">– </w:t>
       </w:r>
-      <w:proofErr w:type="spellStart"/>
       <w:r>
         <w:rPr>
           <w:rFonts w:ascii="Times New Roman" w:hAnsi="Times New Roman" w:cs="Times New Roman"/>
-          <w:spacing w:val="-11"/>
-          <w:sz w:val="28"/>
-          <w:szCs w:val="28"/>
+          <w:i/>
+        </w:rPr>
+        <w:t xml:space="preserve">Диаграмма последовательности: запуск игры и загрузка </w:t>
+      </w:r>
+      <w:r>
+        <w:rPr>
+          <w:rFonts w:ascii="Times New Roman" w:hAnsi="Times New Roman" w:cs="Times New Roman"/>
+          <w:i/>
+          <w:spacing w:val="-2"/>
         </w:rPr>
         <w:t>модов</w:t>
-      </w:r>
-      <w:proofErr w:type="spellEnd"/>
-      <w:r>
-        <w:rPr>
-          <w:rFonts w:ascii="Times New Roman" w:hAnsi="Times New Roman" w:cs="Times New Roman"/>
-          <w:spacing w:val="-11"/>
-          <w:sz w:val="28"/>
-          <w:szCs w:val="28"/>
-        </w:rPr>
-        <w:t xml:space="preserve"> и в цикле для каждого файла вызывает </w:t>
-      </w:r>
-      <w:proofErr w:type="spellStart"/>
-      <w:r>
-        <w:rPr>
-          <w:rFonts w:ascii="Times New Roman" w:hAnsi="Times New Roman" w:cs="Times New Roman"/>
-          <w:spacing w:val="-11"/>
-          <w:sz w:val="28"/>
-          <w:szCs w:val="28"/>
-        </w:rPr>
-        <w:t>парсер</w:t>
-      </w:r>
-      <w:proofErr w:type="spellEnd"/>
-      <w:r>
-        <w:rPr>
-          <w:rFonts w:ascii="Times New Roman" w:hAnsi="Times New Roman" w:cs="Times New Roman"/>
-          <w:spacing w:val="-11"/>
-          <w:sz w:val="28"/>
-          <w:szCs w:val="28"/>
-        </w:rPr>
-        <w:t>, проверяет данные и при успехе добавляет шаблон в реестр, а при ошибке записывает её в журнал и пропускает запись. Затем загружается первый уровень, сущности создаются через реестр, и игроку показывается первый кадр.</w:t>
       </w:r>
     </w:p>
     <w:p>
@@ -20706,55 +18864,8 @@
         </w:rPr>
       </w:pPr>
     </w:p>
-    <w:p>
-      <w:pPr>
-        <w:ind w:left="2" w:right="2"/>
-        <w:jc w:val="center"/>
-        <w:rPr>
-          <w:rFonts w:ascii="Times New Roman" w:hAnsi="Times New Roman" w:cs="Times New Roman"/>
-          <w:i/>
-        </w:rPr>
-      </w:pPr>
-      <w:r>
-        <w:rPr>
-          <w:rFonts w:ascii="Times New Roman" w:hAnsi="Times New Roman" w:cs="Times New Roman"/>
-          <w:i/>
-        </w:rPr>
-        <w:t xml:space="preserve">Рисунок 3 — Диаграмма последовательности: запуск игры и загрузка </w:t>
-      </w:r>
-      <w:proofErr w:type="spellStart"/>
-      <w:r>
-        <w:rPr>
-          <w:rFonts w:ascii="Times New Roman" w:hAnsi="Times New Roman" w:cs="Times New Roman"/>
-          <w:i/>
-          <w:spacing w:val="-2"/>
-        </w:rPr>
-        <w:t>модов</w:t>
-      </w:r>
-      <w:proofErr w:type="spellEnd"/>
-    </w:p>
-    <w:p>
-      <w:pPr>
-        <w:tabs>
-          <w:tab w:val="left" w:pos="708"/>
-          <w:tab w:val="left" w:pos="1416"/>
-          <w:tab w:val="left" w:pos="2124"/>
-          <w:tab w:val="left" w:pos="2832"/>
-          <w:tab w:val="left" w:pos="3540"/>
-          <w:tab w:val="left" w:pos="4248"/>
-          <w:tab w:val="left" w:pos="5560"/>
-        </w:tabs>
-        <w:jc w:val="both"/>
-        <w:rPr>
-          <w:rFonts w:ascii="Times New Roman" w:hAnsi="Times New Roman" w:cs="Times New Roman"/>
-          <w:spacing w:val="-11"/>
-          <w:sz w:val="28"/>
-          <w:szCs w:val="28"/>
-        </w:rPr>
-      </w:pPr>
-    </w:p>
     <w:sectPr>
-      <w:footerReference w:type="default" r:id="rId9"/>
+      <w:footerReference w:type="default" r:id="rId11"/>
       <w:pgSz w:w="11906" w:h="16838"/>
       <w:pgMar w:top="1134" w:right="850" w:bottom="1134" w:left="1701" w:header="708" w:footer="708" w:gutter="0"/>
       <w:pgNumType w:chapStyle="2"/>
@@ -20801,6 +18912,7 @@
         <w:docPartUnique/>
       </w:docPartObj>
     </w:sdtPr>
+    <w:sdtEndPr/>
     <w:sdtContent>
       <w:p>
         <w:pPr>
@@ -20820,7 +18932,7 @@
           <w:rPr>
             <w:noProof/>
           </w:rPr>
-          <w:t>6</w:t>
+          <w:t>13</w:t>
         </w:r>
         <w:r>
           <w:fldChar w:fldCharType="end"/>
@@ -20859,6 +18971,475 @@
     </w:p>
   </w:footnote>
 </w:footnotes>
+</file>
+
+<file path=word/numbering.xml><?xml version="1.0" encoding="utf-8"?>
+<w:numbering xmlns:wpc="http://schemas.microsoft.com/office/word/2010/wordprocessingCanvas" xmlns:cx="http://schemas.microsoft.com/office/drawing/2014/chartex" xmlns:cx1="http://schemas.microsoft.com/office/drawing/2015/9/8/chartex" xmlns:mc="http://schemas.openxmlformats.org/markup-compatibility/2006" xmlns:o="urn:schemas-microsoft-com:office:office" xmlns:r="http://schemas.openxmlformats.org/officeDocument/2006/relationships" xmlns:m="http://schemas.openxmlformats.org/officeDocument/2006/math" xmlns:v="urn:schemas-microsoft-com:vml" xmlns:wp14="http://schemas.microsoft.com/office/word/2010/wordprocessingDrawing" xmlns:wp="http://schemas.openxmlformats.org/drawingml/2006/wordprocessingDrawing" xmlns:w10="urn:schemas-microsoft-com:office:word" xmlns:w="http://schemas.openxmlformats.org/wordprocessingml/2006/main" xmlns:w14="http://schemas.microsoft.com/office/word/2010/wordml" xmlns:w15="http://schemas.microsoft.com/office/word/2012/wordml" xmlns:w16se="http://schemas.microsoft.com/office/word/2015/wordml/symex" xmlns:wpg="http://schemas.microsoft.com/office/word/2010/wordprocessingGroup" xmlns:wpi="http://schemas.microsoft.com/office/word/2010/wordprocessingInk" xmlns:wne="http://schemas.microsoft.com/office/word/2006/wordml" xmlns:wps="http://schemas.microsoft.com/office/word/2010/wordprocessingShape" mc:Ignorable="w14 w15 w16se wp14">
+  <w:abstractNum w:abstractNumId="0" w15:restartNumberingAfterBreak="0">
+    <w:nsid w:val="2013300A"/>
+    <w:multiLevelType w:val="hybridMultilevel"/>
+    <w:tmpl w:val="7ACE911A"/>
+    <w:lvl w:ilvl="0" w:tplc="04190001">
+      <w:start w:val="1"/>
+      <w:numFmt w:val="bullet"/>
+      <w:lvlText w:val=""/>
+      <w:lvlJc w:val="left"/>
+      <w:pPr>
+        <w:ind w:left="644" w:hanging="360"/>
+      </w:pPr>
+      <w:rPr>
+        <w:rFonts w:ascii="Symbol" w:hAnsi="Symbol" w:hint="default"/>
+      </w:rPr>
+    </w:lvl>
+    <w:lvl w:ilvl="1" w:tplc="04190003" w:tentative="1">
+      <w:start w:val="1"/>
+      <w:numFmt w:val="bullet"/>
+      <w:lvlText w:val="o"/>
+      <w:lvlJc w:val="left"/>
+      <w:pPr>
+        <w:ind w:left="1724" w:hanging="360"/>
+      </w:pPr>
+      <w:rPr>
+        <w:rFonts w:ascii="Courier New" w:hAnsi="Courier New" w:cs="Courier New" w:hint="default"/>
+      </w:rPr>
+    </w:lvl>
+    <w:lvl w:ilvl="2" w:tplc="04190005" w:tentative="1">
+      <w:start w:val="1"/>
+      <w:numFmt w:val="bullet"/>
+      <w:lvlText w:val=""/>
+      <w:lvlJc w:val="left"/>
+      <w:pPr>
+        <w:ind w:left="2444" w:hanging="360"/>
+      </w:pPr>
+      <w:rPr>
+        <w:rFonts w:ascii="Wingdings" w:hAnsi="Wingdings" w:hint="default"/>
+      </w:rPr>
+    </w:lvl>
+    <w:lvl w:ilvl="3" w:tplc="04190001" w:tentative="1">
+      <w:start w:val="1"/>
+      <w:numFmt w:val="bullet"/>
+      <w:lvlText w:val=""/>
+      <w:lvlJc w:val="left"/>
+      <w:pPr>
+        <w:ind w:left="3164" w:hanging="360"/>
+      </w:pPr>
+      <w:rPr>
+        <w:rFonts w:ascii="Symbol" w:hAnsi="Symbol" w:hint="default"/>
+      </w:rPr>
+    </w:lvl>
+    <w:lvl w:ilvl="4" w:tplc="04190003" w:tentative="1">
+      <w:start w:val="1"/>
+      <w:numFmt w:val="bullet"/>
+      <w:lvlText w:val="o"/>
+      <w:lvlJc w:val="left"/>
+      <w:pPr>
+        <w:ind w:left="3884" w:hanging="360"/>
+      </w:pPr>
+      <w:rPr>
+        <w:rFonts w:ascii="Courier New" w:hAnsi="Courier New" w:cs="Courier New" w:hint="default"/>
+      </w:rPr>
+    </w:lvl>
+    <w:lvl w:ilvl="5" w:tplc="04190005" w:tentative="1">
+      <w:start w:val="1"/>
+      <w:numFmt w:val="bullet"/>
+      <w:lvlText w:val=""/>
+      <w:lvlJc w:val="left"/>
+      <w:pPr>
+        <w:ind w:left="4604" w:hanging="360"/>
+      </w:pPr>
+      <w:rPr>
+        <w:rFonts w:ascii="Wingdings" w:hAnsi="Wingdings" w:hint="default"/>
+      </w:rPr>
+    </w:lvl>
+    <w:lvl w:ilvl="6" w:tplc="04190001" w:tentative="1">
+      <w:start w:val="1"/>
+      <w:numFmt w:val="bullet"/>
+      <w:lvlText w:val=""/>
+      <w:lvlJc w:val="left"/>
+      <w:pPr>
+        <w:ind w:left="5324" w:hanging="360"/>
+      </w:pPr>
+      <w:rPr>
+        <w:rFonts w:ascii="Symbol" w:hAnsi="Symbol" w:hint="default"/>
+      </w:rPr>
+    </w:lvl>
+    <w:lvl w:ilvl="7" w:tplc="04190003" w:tentative="1">
+      <w:start w:val="1"/>
+      <w:numFmt w:val="bullet"/>
+      <w:lvlText w:val="o"/>
+      <w:lvlJc w:val="left"/>
+      <w:pPr>
+        <w:ind w:left="6044" w:hanging="360"/>
+      </w:pPr>
+      <w:rPr>
+        <w:rFonts w:ascii="Courier New" w:hAnsi="Courier New" w:cs="Courier New" w:hint="default"/>
+      </w:rPr>
+    </w:lvl>
+    <w:lvl w:ilvl="8" w:tplc="04190005" w:tentative="1">
+      <w:start w:val="1"/>
+      <w:numFmt w:val="bullet"/>
+      <w:lvlText w:val=""/>
+      <w:lvlJc w:val="left"/>
+      <w:pPr>
+        <w:ind w:left="6764" w:hanging="360"/>
+      </w:pPr>
+      <w:rPr>
+        <w:rFonts w:ascii="Wingdings" w:hAnsi="Wingdings" w:hint="default"/>
+      </w:rPr>
+    </w:lvl>
+  </w:abstractNum>
+  <w:abstractNum w:abstractNumId="1" w15:restartNumberingAfterBreak="0">
+    <w:nsid w:val="2FFD40B5"/>
+    <w:multiLevelType w:val="hybridMultilevel"/>
+    <w:tmpl w:val="28FA4632"/>
+    <w:lvl w:ilvl="0" w:tplc="04190001">
+      <w:start w:val="1"/>
+      <w:numFmt w:val="bullet"/>
+      <w:lvlText w:val=""/>
+      <w:lvlJc w:val="left"/>
+      <w:pPr>
+        <w:ind w:left="644" w:hanging="360"/>
+      </w:pPr>
+      <w:rPr>
+        <w:rFonts w:ascii="Symbol" w:hAnsi="Symbol" w:hint="default"/>
+      </w:rPr>
+    </w:lvl>
+    <w:lvl w:ilvl="1" w:tplc="04190003" w:tentative="1">
+      <w:start w:val="1"/>
+      <w:numFmt w:val="bullet"/>
+      <w:lvlText w:val="o"/>
+      <w:lvlJc w:val="left"/>
+      <w:pPr>
+        <w:ind w:left="1364" w:hanging="360"/>
+      </w:pPr>
+      <w:rPr>
+        <w:rFonts w:ascii="Courier New" w:hAnsi="Courier New" w:cs="Courier New" w:hint="default"/>
+      </w:rPr>
+    </w:lvl>
+    <w:lvl w:ilvl="2" w:tplc="04190005" w:tentative="1">
+      <w:start w:val="1"/>
+      <w:numFmt w:val="bullet"/>
+      <w:lvlText w:val=""/>
+      <w:lvlJc w:val="left"/>
+      <w:pPr>
+        <w:ind w:left="2084" w:hanging="360"/>
+      </w:pPr>
+      <w:rPr>
+        <w:rFonts w:ascii="Wingdings" w:hAnsi="Wingdings" w:hint="default"/>
+      </w:rPr>
+    </w:lvl>
+    <w:lvl w:ilvl="3" w:tplc="04190001" w:tentative="1">
+      <w:start w:val="1"/>
+      <w:numFmt w:val="bullet"/>
+      <w:lvlText w:val=""/>
+      <w:lvlJc w:val="left"/>
+      <w:pPr>
+        <w:ind w:left="2804" w:hanging="360"/>
+      </w:pPr>
+      <w:rPr>
+        <w:rFonts w:ascii="Symbol" w:hAnsi="Symbol" w:hint="default"/>
+      </w:rPr>
+    </w:lvl>
+    <w:lvl w:ilvl="4" w:tplc="04190003" w:tentative="1">
+      <w:start w:val="1"/>
+      <w:numFmt w:val="bullet"/>
+      <w:lvlText w:val="o"/>
+      <w:lvlJc w:val="left"/>
+      <w:pPr>
+        <w:ind w:left="3524" w:hanging="360"/>
+      </w:pPr>
+      <w:rPr>
+        <w:rFonts w:ascii="Courier New" w:hAnsi="Courier New" w:cs="Courier New" w:hint="default"/>
+      </w:rPr>
+    </w:lvl>
+    <w:lvl w:ilvl="5" w:tplc="04190005" w:tentative="1">
+      <w:start w:val="1"/>
+      <w:numFmt w:val="bullet"/>
+      <w:lvlText w:val=""/>
+      <w:lvlJc w:val="left"/>
+      <w:pPr>
+        <w:ind w:left="4244" w:hanging="360"/>
+      </w:pPr>
+      <w:rPr>
+        <w:rFonts w:ascii="Wingdings" w:hAnsi="Wingdings" w:hint="default"/>
+      </w:rPr>
+    </w:lvl>
+    <w:lvl w:ilvl="6" w:tplc="04190001" w:tentative="1">
+      <w:start w:val="1"/>
+      <w:numFmt w:val="bullet"/>
+      <w:lvlText w:val=""/>
+      <w:lvlJc w:val="left"/>
+      <w:pPr>
+        <w:ind w:left="4964" w:hanging="360"/>
+      </w:pPr>
+      <w:rPr>
+        <w:rFonts w:ascii="Symbol" w:hAnsi="Symbol" w:hint="default"/>
+      </w:rPr>
+    </w:lvl>
+    <w:lvl w:ilvl="7" w:tplc="04190003" w:tentative="1">
+      <w:start w:val="1"/>
+      <w:numFmt w:val="bullet"/>
+      <w:lvlText w:val="o"/>
+      <w:lvlJc w:val="left"/>
+      <w:pPr>
+        <w:ind w:left="5684" w:hanging="360"/>
+      </w:pPr>
+      <w:rPr>
+        <w:rFonts w:ascii="Courier New" w:hAnsi="Courier New" w:cs="Courier New" w:hint="default"/>
+      </w:rPr>
+    </w:lvl>
+    <w:lvl w:ilvl="8" w:tplc="04190005" w:tentative="1">
+      <w:start w:val="1"/>
+      <w:numFmt w:val="bullet"/>
+      <w:lvlText w:val=""/>
+      <w:lvlJc w:val="left"/>
+      <w:pPr>
+        <w:ind w:left="6404" w:hanging="360"/>
+      </w:pPr>
+      <w:rPr>
+        <w:rFonts w:ascii="Wingdings" w:hAnsi="Wingdings" w:hint="default"/>
+      </w:rPr>
+    </w:lvl>
+  </w:abstractNum>
+  <w:abstractNum w:abstractNumId="2" w15:restartNumberingAfterBreak="0">
+    <w:nsid w:val="35DA3410"/>
+    <w:multiLevelType w:val="hybridMultilevel"/>
+    <w:tmpl w:val="184C7826"/>
+    <w:lvl w:ilvl="0" w:tplc="04190001">
+      <w:start w:val="1"/>
+      <w:numFmt w:val="bullet"/>
+      <w:lvlText w:val=""/>
+      <w:lvlJc w:val="left"/>
+      <w:pPr>
+        <w:ind w:left="644" w:hanging="360"/>
+      </w:pPr>
+      <w:rPr>
+        <w:rFonts w:ascii="Symbol" w:hAnsi="Symbol" w:hint="default"/>
+      </w:rPr>
+    </w:lvl>
+    <w:lvl w:ilvl="1" w:tplc="04190003" w:tentative="1">
+      <w:start w:val="1"/>
+      <w:numFmt w:val="bullet"/>
+      <w:lvlText w:val="o"/>
+      <w:lvlJc w:val="left"/>
+      <w:pPr>
+        <w:ind w:left="1364" w:hanging="360"/>
+      </w:pPr>
+      <w:rPr>
+        <w:rFonts w:ascii="Courier New" w:hAnsi="Courier New" w:cs="Courier New" w:hint="default"/>
+      </w:rPr>
+    </w:lvl>
+    <w:lvl w:ilvl="2" w:tplc="04190005" w:tentative="1">
+      <w:start w:val="1"/>
+      <w:numFmt w:val="bullet"/>
+      <w:lvlText w:val=""/>
+      <w:lvlJc w:val="left"/>
+      <w:pPr>
+        <w:ind w:left="2084" w:hanging="360"/>
+      </w:pPr>
+      <w:rPr>
+        <w:rFonts w:ascii="Wingdings" w:hAnsi="Wingdings" w:hint="default"/>
+      </w:rPr>
+    </w:lvl>
+    <w:lvl w:ilvl="3" w:tplc="04190001" w:tentative="1">
+      <w:start w:val="1"/>
+      <w:numFmt w:val="bullet"/>
+      <w:lvlText w:val=""/>
+      <w:lvlJc w:val="left"/>
+      <w:pPr>
+        <w:ind w:left="2804" w:hanging="360"/>
+      </w:pPr>
+      <w:rPr>
+        <w:rFonts w:ascii="Symbol" w:hAnsi="Symbol" w:hint="default"/>
+      </w:rPr>
+    </w:lvl>
+    <w:lvl w:ilvl="4" w:tplc="04190003" w:tentative="1">
+      <w:start w:val="1"/>
+      <w:numFmt w:val="bullet"/>
+      <w:lvlText w:val="o"/>
+      <w:lvlJc w:val="left"/>
+      <w:pPr>
+        <w:ind w:left="3524" w:hanging="360"/>
+      </w:pPr>
+      <w:rPr>
+        <w:rFonts w:ascii="Courier New" w:hAnsi="Courier New" w:cs="Courier New" w:hint="default"/>
+      </w:rPr>
+    </w:lvl>
+    <w:lvl w:ilvl="5" w:tplc="04190005" w:tentative="1">
+      <w:start w:val="1"/>
+      <w:numFmt w:val="bullet"/>
+      <w:lvlText w:val=""/>
+      <w:lvlJc w:val="left"/>
+      <w:pPr>
+        <w:ind w:left="4244" w:hanging="360"/>
+      </w:pPr>
+      <w:rPr>
+        <w:rFonts w:ascii="Wingdings" w:hAnsi="Wingdings" w:hint="default"/>
+      </w:rPr>
+    </w:lvl>
+    <w:lvl w:ilvl="6" w:tplc="04190001" w:tentative="1">
+      <w:start w:val="1"/>
+      <w:numFmt w:val="bullet"/>
+      <w:lvlText w:val=""/>
+      <w:lvlJc w:val="left"/>
+      <w:pPr>
+        <w:ind w:left="4964" w:hanging="360"/>
+      </w:pPr>
+      <w:rPr>
+        <w:rFonts w:ascii="Symbol" w:hAnsi="Symbol" w:hint="default"/>
+      </w:rPr>
+    </w:lvl>
+    <w:lvl w:ilvl="7" w:tplc="04190003" w:tentative="1">
+      <w:start w:val="1"/>
+      <w:numFmt w:val="bullet"/>
+      <w:lvlText w:val="o"/>
+      <w:lvlJc w:val="left"/>
+      <w:pPr>
+        <w:ind w:left="5684" w:hanging="360"/>
+      </w:pPr>
+      <w:rPr>
+        <w:rFonts w:ascii="Courier New" w:hAnsi="Courier New" w:cs="Courier New" w:hint="default"/>
+      </w:rPr>
+    </w:lvl>
+    <w:lvl w:ilvl="8" w:tplc="04190005" w:tentative="1">
+      <w:start w:val="1"/>
+      <w:numFmt w:val="bullet"/>
+      <w:lvlText w:val=""/>
+      <w:lvlJc w:val="left"/>
+      <w:pPr>
+        <w:ind w:left="6404" w:hanging="360"/>
+      </w:pPr>
+      <w:rPr>
+        <w:rFonts w:ascii="Wingdings" w:hAnsi="Wingdings" w:hint="default"/>
+      </w:rPr>
+    </w:lvl>
+  </w:abstractNum>
+  <w:abstractNum w:abstractNumId="3" w15:restartNumberingAfterBreak="0">
+    <w:nsid w:val="52781D8D"/>
+    <w:multiLevelType w:val="hybridMultilevel"/>
+    <w:tmpl w:val="BA644646"/>
+    <w:lvl w:ilvl="0" w:tplc="04190001">
+      <w:start w:val="1"/>
+      <w:numFmt w:val="bullet"/>
+      <w:lvlText w:val=""/>
+      <w:lvlJc w:val="left"/>
+      <w:pPr>
+        <w:ind w:left="786" w:hanging="360"/>
+      </w:pPr>
+      <w:rPr>
+        <w:rFonts w:ascii="Symbol" w:hAnsi="Symbol" w:hint="default"/>
+      </w:rPr>
+    </w:lvl>
+    <w:lvl w:ilvl="1" w:tplc="04190003" w:tentative="1">
+      <w:start w:val="1"/>
+      <w:numFmt w:val="bullet"/>
+      <w:lvlText w:val="o"/>
+      <w:lvlJc w:val="left"/>
+      <w:pPr>
+        <w:ind w:left="1222" w:hanging="360"/>
+      </w:pPr>
+      <w:rPr>
+        <w:rFonts w:ascii="Courier New" w:hAnsi="Courier New" w:cs="Courier New" w:hint="default"/>
+      </w:rPr>
+    </w:lvl>
+    <w:lvl w:ilvl="2" w:tplc="04190005" w:tentative="1">
+      <w:start w:val="1"/>
+      <w:numFmt w:val="bullet"/>
+      <w:lvlText w:val=""/>
+      <w:lvlJc w:val="left"/>
+      <w:pPr>
+        <w:ind w:left="1942" w:hanging="360"/>
+      </w:pPr>
+      <w:rPr>
+        <w:rFonts w:ascii="Wingdings" w:hAnsi="Wingdings" w:hint="default"/>
+      </w:rPr>
+    </w:lvl>
+    <w:lvl w:ilvl="3" w:tplc="04190001" w:tentative="1">
+      <w:start w:val="1"/>
+      <w:numFmt w:val="bullet"/>
+      <w:lvlText w:val=""/>
+      <w:lvlJc w:val="left"/>
+      <w:pPr>
+        <w:ind w:left="2662" w:hanging="360"/>
+      </w:pPr>
+      <w:rPr>
+        <w:rFonts w:ascii="Symbol" w:hAnsi="Symbol" w:hint="default"/>
+      </w:rPr>
+    </w:lvl>
+    <w:lvl w:ilvl="4" w:tplc="04190003" w:tentative="1">
+      <w:start w:val="1"/>
+      <w:numFmt w:val="bullet"/>
+      <w:lvlText w:val="o"/>
+      <w:lvlJc w:val="left"/>
+      <w:pPr>
+        <w:ind w:left="3382" w:hanging="360"/>
+      </w:pPr>
+      <w:rPr>
+        <w:rFonts w:ascii="Courier New" w:hAnsi="Courier New" w:cs="Courier New" w:hint="default"/>
+      </w:rPr>
+    </w:lvl>
+    <w:lvl w:ilvl="5" w:tplc="04190005" w:tentative="1">
+      <w:start w:val="1"/>
+      <w:numFmt w:val="bullet"/>
+      <w:lvlText w:val=""/>
+      <w:lvlJc w:val="left"/>
+      <w:pPr>
+        <w:ind w:left="4102" w:hanging="360"/>
+      </w:pPr>
+      <w:rPr>
+        <w:rFonts w:ascii="Wingdings" w:hAnsi="Wingdings" w:hint="default"/>
+      </w:rPr>
+    </w:lvl>
+    <w:lvl w:ilvl="6" w:tplc="04190001" w:tentative="1">
+      <w:start w:val="1"/>
+      <w:numFmt w:val="bullet"/>
+      <w:lvlText w:val=""/>
+      <w:lvlJc w:val="left"/>
+      <w:pPr>
+        <w:ind w:left="4822" w:hanging="360"/>
+      </w:pPr>
+      <w:rPr>
+        <w:rFonts w:ascii="Symbol" w:hAnsi="Symbol" w:hint="default"/>
+      </w:rPr>
+    </w:lvl>
+    <w:lvl w:ilvl="7" w:tplc="04190003" w:tentative="1">
+      <w:start w:val="1"/>
+      <w:numFmt w:val="bullet"/>
+      <w:lvlText w:val="o"/>
+      <w:lvlJc w:val="left"/>
+      <w:pPr>
+        <w:ind w:left="5542" w:hanging="360"/>
+      </w:pPr>
+      <w:rPr>
+        <w:rFonts w:ascii="Courier New" w:hAnsi="Courier New" w:cs="Courier New" w:hint="default"/>
+      </w:rPr>
+    </w:lvl>
+    <w:lvl w:ilvl="8" w:tplc="04190005" w:tentative="1">
+      <w:start w:val="1"/>
+      <w:numFmt w:val="bullet"/>
+      <w:lvlText w:val=""/>
+      <w:lvlJc w:val="left"/>
+      <w:pPr>
+        <w:ind w:left="6262" w:hanging="360"/>
+      </w:pPr>
+      <w:rPr>
+        <w:rFonts w:ascii="Wingdings" w:hAnsi="Wingdings" w:hint="default"/>
+      </w:rPr>
+    </w:lvl>
+  </w:abstractNum>
+  <w:num w:numId="1">
+    <w:abstractNumId w:val="3"/>
+  </w:num>
+  <w:num w:numId="2">
+    <w:abstractNumId w:val="0"/>
+  </w:num>
+  <w:num w:numId="3">
+    <w:abstractNumId w:val="2"/>
+  </w:num>
+  <w:num w:numId="4">
+    <w:abstractNumId w:val="1"/>
+  </w:num>
+</w:numbering>
 </file>
 
 <file path=word/styles.xml><?xml version="1.0" encoding="utf-8"?>
@@ -21528,6 +20109,36 @@
       <w:u w:val="single"/>
     </w:rPr>
   </w:style>
+  <w:style w:type="paragraph" w:styleId="ac">
+    <w:name w:val="Balloon Text"/>
+    <w:basedOn w:val="a"/>
+    <w:link w:val="ad"/>
+    <w:uiPriority w:val="99"/>
+    <w:semiHidden/>
+    <w:unhideWhenUsed/>
+    <w:rsid w:val="00881D8C"/>
+    <w:pPr>
+      <w:spacing w:after="0" w:line="240" w:lineRule="auto"/>
+    </w:pPr>
+    <w:rPr>
+      <w:rFonts w:ascii="Tahoma" w:hAnsi="Tahoma" w:cs="Tahoma"/>
+      <w:sz w:val="16"/>
+      <w:szCs w:val="16"/>
+    </w:rPr>
+  </w:style>
+  <w:style w:type="character" w:customStyle="1" w:styleId="ad">
+    <w:name w:val="Текст выноски Знак"/>
+    <w:basedOn w:val="a0"/>
+    <w:link w:val="ac"/>
+    <w:uiPriority w:val="99"/>
+    <w:semiHidden/>
+    <w:rsid w:val="00881D8C"/>
+    <w:rPr>
+      <w:rFonts w:ascii="Tahoma" w:hAnsi="Tahoma" w:cs="Tahoma"/>
+      <w:sz w:val="16"/>
+      <w:szCs w:val="16"/>
+    </w:rPr>
+  </w:style>
 </w:styles>
 </file>
 
@@ -21797,7 +20408,7 @@
 </file>
 
 <file path=customXml/itemProps1.xml><?xml version="1.0" encoding="utf-8"?>
-<ds:datastoreItem xmlns:ds="http://schemas.openxmlformats.org/officeDocument/2006/customXml" ds:itemID="{C58E28AD-D76F-4869-AF9C-358B93E166DA}">
+<ds:datastoreItem xmlns:ds="http://schemas.openxmlformats.org/officeDocument/2006/customXml" ds:itemID="{6F10C26B-BB0E-4413-A0A3-CC8374684CCD}">
   <ds:schemaRefs>
     <ds:schemaRef ds:uri="http://schemas.openxmlformats.org/officeDocument/2006/bibliography"/>
   </ds:schemaRefs>
